--- a/examples/Example_business_case_medium_DGH_1_robot.docx
+++ b/examples/Example_business_case_medium_DGH_1_robot.docx
@@ -222,7 +222,7 @@
                 <w:b w:val="0"/>
                 <w:sz w:val="22"/>
               </w:rPr>
-              <w:t>27 October 2026</w:t>
+              <w:t>28 October 2026</w:t>
             </w:r>
           </w:p>
         </w:tc>
@@ -305,7 +305,7 @@
           <w:color w:val="595959"/>
           <w:sz w:val="18"/>
         </w:rPr>
-        <w:t>DRAFT. Generated by the Robotic Programme Decision Tool, engine version 0.5.1. 35 of the 45 assumptions in the register (Appendix D) are placeholders, assumptions or only partly sourced, and none has yet been reviewed by the relevant specialty. The figures must not be used for approval until that review is complete.</w:t>
+        <w:t>DRAFT. Generated by the Robotic Programme Decision Tool, engine version 0.6.1. 53 of the 55 assumptions in the register (Appendix D) are placeholders, assumptions or only partly sourced, and none has yet been reviewed by the relevant specialty. The figures must not be used for approval until that review is complete.</w:t>
       </w:r>
     </w:p>
     <w:p>
@@ -383,7 +383,7 @@
           <w:b w:val="0"/>
           <w:sz w:val="22"/>
         </w:rPr>
-        <w:t>: 1 robot (Platform B), operating 16 of 18 available sessions per fortnight across 5 specialties and a shared list.</w:t>
+        <w:t>: 1 robot (Platform B), operating 18 of 18 available sessions per fortnight across 4 list types on the two-week theatre template.</w:t>
       </w:r>
     </w:p>
     <w:p>
@@ -504,7 +504,7 @@
                 <w:b w:val="0"/>
                 <w:sz w:val="19"/>
               </w:rPr>
-              <w:t>465</w:t>
+              <w:t>410</w:t>
             </w:r>
           </w:p>
         </w:tc>
@@ -544,7 +544,7 @@
                 <w:b w:val="0"/>
                 <w:sz w:val="19"/>
               </w:rPr>
-              <w:t>165</w:t>
+              <w:t>140</w:t>
             </w:r>
           </w:p>
         </w:tc>
@@ -582,7 +582,7 @@
                 <w:b w:val="0"/>
                 <w:sz w:val="19"/>
               </w:rPr>
-              <w:t>350</w:t>
+              <w:t>306</w:t>
             </w:r>
           </w:p>
         </w:tc>
@@ -622,7 +622,7 @@
                 <w:b w:val="0"/>
                 <w:sz w:val="19"/>
               </w:rPr>
-              <w:t>10.3</w:t>
+              <w:t>9.7</w:t>
             </w:r>
           </w:p>
         </w:tc>
@@ -660,7 +660,7 @@
                 <w:b w:val="0"/>
                 <w:sz w:val="19"/>
               </w:rPr>
-              <w:t>6.3</w:t>
+              <w:t>5.4</w:t>
             </w:r>
           </w:p>
         </w:tc>
@@ -700,7 +700,7 @@
                 <w:b w:val="0"/>
                 <w:sz w:val="19"/>
               </w:rPr>
-              <w:t>1.4</w:t>
+              <w:t>1.3</w:t>
             </w:r>
           </w:p>
         </w:tc>
@@ -738,7 +738,7 @@
                 <w:b w:val="0"/>
                 <w:sz w:val="19"/>
               </w:rPr>
-              <w:t>1.1</w:t>
+              <w:t>0.9</w:t>
             </w:r>
           </w:p>
         </w:tc>
@@ -778,7 +778,7 @@
                 <w:b w:val="0"/>
                 <w:sz w:val="19"/>
               </w:rPr>
-              <w:t>88</w:t>
+              <w:t>76</w:t>
             </w:r>
           </w:p>
         </w:tc>
@@ -893,7 +893,7 @@
                 <w:b w:val="0"/>
                 <w:sz w:val="19"/>
               </w:rPr>
-              <w:t>£2,537</w:t>
+              <w:t>£2,643</w:t>
             </w:r>
           </w:p>
         </w:tc>
@@ -933,7 +933,7 @@
                 <w:b w:val="0"/>
                 <w:sz w:val="19"/>
               </w:rPr>
-              <w:t>£7,150</w:t>
+              <w:t>£7,767</w:t>
             </w:r>
           </w:p>
         </w:tc>
@@ -971,7 +971,7 @@
                 <w:b w:val="0"/>
                 <w:sz w:val="19"/>
               </w:rPr>
-              <w:t>£3,572</w:t>
+              <w:t>£3,759</w:t>
             </w:r>
           </w:p>
         </w:tc>
@@ -1011,7 +1011,7 @@
                 <w:b w:val="0"/>
                 <w:sz w:val="19"/>
               </w:rPr>
-              <w:t>£141,289</w:t>
+              <w:t>£151,583</w:t>
             </w:r>
           </w:p>
         </w:tc>
@@ -1025,7 +1025,7 @@
           <w:b w:val="0"/>
           <w:sz w:val="22"/>
         </w:rPr>
-        <w:t>Each ratio divides the whole five-year extra cost by one consequence, so they must not be added. No 30-day cost avoided is deducted.</w:t>
+        <w:t>Each ratio divides the whole five-year extra cost by one consequence, so they must not be added. Neither 30-day cost avoided nor tariff income is deducted, so the ratios measure NHS resources used.</w:t>
       </w:r>
     </w:p>
     <w:p>
@@ -1246,7 +1246,7 @@
                 <w:b/>
                 <w:sz w:val="19"/>
               </w:rPr>
-              <w:t>1,028</w:t>
+              <w:t>960</w:t>
             </w:r>
           </w:p>
         </w:tc>
@@ -1264,7 +1264,7 @@
                 <w:b/>
                 <w:sz w:val="19"/>
               </w:rPr>
-              <w:t>1,050</w:t>
+              <w:t>963</w:t>
             </w:r>
           </w:p>
         </w:tc>
@@ -1282,7 +1282,7 @@
                 <w:b/>
                 <w:sz w:val="19"/>
               </w:rPr>
-              <w:t>1,121</w:t>
+              <w:t>1,025</w:t>
             </w:r>
           </w:p>
         </w:tc>
@@ -1300,7 +1300,7 @@
                 <w:b/>
                 <w:sz w:val="19"/>
               </w:rPr>
-              <w:t>1,116</w:t>
+              <w:t>1,020</w:t>
             </w:r>
           </w:p>
         </w:tc>
@@ -1318,7 +1318,7 @@
                 <w:b/>
                 <w:sz w:val="19"/>
               </w:rPr>
-              <w:t>1,112</w:t>
+              <w:t>1,016</w:t>
             </w:r>
           </w:p>
         </w:tc>
@@ -1336,13 +1336,23 @@
                 <w:b/>
                 <w:sz w:val="19"/>
               </w:rPr>
-              <w:t>5,427</w:t>
+              <w:t>4,984</w:t>
             </w:r>
           </w:p>
         </w:tc>
       </w:tr>
     </w:tbl>
     <w:p/>
+    <w:p>
+      <w:r>
+        <w:rPr>
+          <w:rFonts w:ascii="Arial" w:hAnsi="Arial"/>
+          <w:b w:val="0"/>
+          <w:sz w:val="22"/>
+        </w:rPr>
+        <w:t>Tariff: the income line counts only the difference over what the trust would earn for the same patients without the robot, entered per procedure, and assumes those patients would otherwise be treated at this trust. It appears in the trust's cash case only. It is a transfer within the NHS, so it is excluded from the economic view (net present cost) and from the cost per outcome. No extra tariff income has been entered for this case.</w:t>
+      </w:r>
+    </w:p>
     <w:p>
       <w:r>
         <w:rPr>
@@ -1360,7 +1370,7 @@
           <w:b w:val="0"/>
           <w:sz w:val="22"/>
         </w:rPr>
-        <w:t>Over five years the programme would also avoid about £810,959 of 30-day costs, mostly bed-days (1,519). These are not deducted: they release capacity, not cash, unless beds or staff are removed or reused. They are shown in the economic case.</w:t>
+        <w:t>Over five years the programme would also avoid about £709,358 of 30-day costs, mostly bed-days (1,326). These are not deducted: they release capacity, not cash, unless beds or staff are removed or reused. They are shown in the economic case.</w:t>
       </w:r>
     </w:p>
     <w:p>
@@ -1380,7 +1390,7 @@
           <w:b w:val="0"/>
           <w:sz w:val="22"/>
         </w:rPr>
-        <w:t>For comparison, a well-functioning benchmark programme (about 550 cases per robot a year, typical case mix, mid-level costs) would cost about £2,318 per robotic operation and £2,141 per bed-day released, against £2,537 and £3,572 here (section 3.4).</w:t>
+        <w:t>For comparison, a well-functioning benchmark programme (about 550 cases per robot a year, typical case mix, mid-level costs) would cost about £2,318 per robotic operation and £2,141 per bed-day released, against £2,643 and £3,759 here (section 3.4).</w:t>
       </w:r>
     </w:p>
     <w:p>
@@ -1495,7 +1505,7 @@
                 <w:b w:val="0"/>
                 <w:sz w:val="19"/>
               </w:rPr>
-              <w:t>Robot utilisation (booked sessions)</w:t>
+              <w:t>Robotic cases per robot per year</w:t>
             </w:r>
           </w:p>
         </w:tc>
@@ -1513,7 +1523,7 @@
                 <w:b w:val="0"/>
                 <w:sz w:val="19"/>
               </w:rPr>
-              <w:t>89%</w:t>
+              <w:t>410</w:t>
             </w:r>
           </w:p>
         </w:tc>
@@ -1553,6 +1563,64 @@
                 <w:b w:val="0"/>
                 <w:sz w:val="19"/>
               </w:rPr>
+              <w:t>Robot utilisation (booked sessions)</w:t>
+            </w:r>
+          </w:p>
+        </w:tc>
+        <w:tc>
+          <w:tcPr>
+            <w:tcW w:type="dxa" w:w="2200"/>
+            <w:shd w:val="clear" w:color="auto" w:fill="F2F2F2"/>
+          </w:tcPr>
+          <w:p>
+            <w:pPr>
+              <w:spacing w:after="0" w:before="0"/>
+            </w:pPr>
+            <w:r>
+              <w:rPr>
+                <w:rFonts w:ascii="Arial" w:hAnsi="Arial"/>
+                <w:b w:val="0"/>
+                <w:sz w:val="19"/>
+              </w:rPr>
+              <w:t>100%</w:t>
+            </w:r>
+          </w:p>
+        </w:tc>
+        <w:tc>
+          <w:tcPr>
+            <w:tcW w:type="dxa" w:w="1826"/>
+            <w:shd w:val="clear" w:color="auto" w:fill="C6EFCE"/>
+          </w:tcPr>
+          <w:p>
+            <w:pPr>
+              <w:spacing w:after="0" w:before="0"/>
+            </w:pPr>
+            <w:r>
+              <w:rPr>
+                <w:rFonts w:ascii="Arial" w:hAnsi="Arial"/>
+                <w:b w:val="0"/>
+                <w:sz w:val="19"/>
+              </w:rPr>
+              <w:t>Green</w:t>
+            </w:r>
+          </w:p>
+        </w:tc>
+      </w:tr>
+      <w:tr>
+        <w:tc>
+          <w:tcPr>
+            <w:tcW w:type="dxa" w:w="4999"/>
+          </w:tcPr>
+          <w:p>
+            <w:pPr>
+              <w:spacing w:after="0" w:before="0"/>
+            </w:pPr>
+            <w:r>
+              <w:rPr>
+                <w:rFonts w:ascii="Arial" w:hAnsi="Arial"/>
+                <w:b w:val="0"/>
+                <w:sz w:val="19"/>
+              </w:rPr>
               <w:t>Share of robotic cases displacing open surgery (advisory)</w:t>
             </w:r>
           </w:p>
@@ -1560,7 +1628,6 @@
         <w:tc>
           <w:tcPr>
             <w:tcW w:type="dxa" w:w="2200"/>
-            <w:shd w:val="clear" w:color="auto" w:fill="F2F2F2"/>
           </w:tcPr>
           <w:p>
             <w:pPr>
@@ -1572,7 +1639,7 @@
                 <w:b w:val="0"/>
                 <w:sz w:val="19"/>
               </w:rPr>
-              <w:t>35%</w:t>
+              <w:t>34%</w:t>
             </w:r>
           </w:p>
         </w:tc>
@@ -1600,6 +1667,7 @@
         <w:tc>
           <w:tcPr>
             <w:tcW w:type="dxa" w:w="4999"/>
+            <w:shd w:val="clear" w:color="auto" w:fill="F2F2F2"/>
           </w:tcPr>
           <w:p>
             <w:pPr>
@@ -1618,6 +1686,7 @@
         <w:tc>
           <w:tcPr>
             <w:tcW w:type="dxa" w:w="2200"/>
+            <w:shd w:val="clear" w:color="auto" w:fill="F2F2F2"/>
           </w:tcPr>
           <w:p>
             <w:pPr>
@@ -1629,7 +1698,123 @@
                 <w:b w:val="0"/>
                 <w:sz w:val="19"/>
               </w:rPr>
-              <w:t>0</w:t>
+              <w:t>3</w:t>
+            </w:r>
+          </w:p>
+        </w:tc>
+        <w:tc>
+          <w:tcPr>
+            <w:tcW w:type="dxa" w:w="1826"/>
+            <w:shd w:val="clear" w:color="auto" w:fill="FFEB9C"/>
+          </w:tcPr>
+          <w:p>
+            <w:pPr>
+              <w:spacing w:after="0" w:before="0"/>
+            </w:pPr>
+            <w:r>
+              <w:rPr>
+                <w:rFonts w:ascii="Arial" w:hAnsi="Arial"/>
+                <w:b w:val="0"/>
+                <w:sz w:val="19"/>
+              </w:rPr>
+              <w:t>Amber</w:t>
+            </w:r>
+          </w:p>
+        </w:tc>
+      </w:tr>
+      <w:tr>
+        <w:tc>
+          <w:tcPr>
+            <w:tcW w:type="dxa" w:w="4999"/>
+          </w:tcPr>
+          <w:p>
+            <w:pPr>
+              <w:spacing w:after="0" w:before="0"/>
+            </w:pPr>
+            <w:r>
+              <w:rPr>
+                <w:rFonts w:ascii="Arial" w:hAnsi="Arial"/>
+                <w:b w:val="0"/>
+                <w:sz w:val="19"/>
+              </w:rPr>
+              <w:t>Instrument price basis</w:t>
+            </w:r>
+          </w:p>
+        </w:tc>
+        <w:tc>
+          <w:tcPr>
+            <w:tcW w:type="dxa" w:w="2200"/>
+          </w:tcPr>
+          <w:p>
+            <w:pPr>
+              <w:spacing w:after="0" w:before="0"/>
+            </w:pPr>
+            <w:r>
+              <w:rPr>
+                <w:rFonts w:ascii="Arial" w:hAnsi="Arial"/>
+                <w:b w:val="0"/>
+                <w:sz w:val="19"/>
+              </w:rPr>
+              <w:t>Standard discount, 15% off list</w:t>
+            </w:r>
+          </w:p>
+        </w:tc>
+        <w:tc>
+          <w:tcPr>
+            <w:tcW w:type="dxa" w:w="1826"/>
+            <w:shd w:val="clear" w:color="auto" w:fill="FFEB9C"/>
+          </w:tcPr>
+          <w:p>
+            <w:pPr>
+              <w:spacing w:after="0" w:before="0"/>
+            </w:pPr>
+            <w:r>
+              <w:rPr>
+                <w:rFonts w:ascii="Arial" w:hAnsi="Arial"/>
+                <w:b w:val="0"/>
+                <w:sz w:val="19"/>
+              </w:rPr>
+              <w:t>Amber</w:t>
+            </w:r>
+          </w:p>
+        </w:tc>
+      </w:tr>
+      <w:tr>
+        <w:tc>
+          <w:tcPr>
+            <w:tcW w:type="dxa" w:w="4999"/>
+            <w:shd w:val="clear" w:color="auto" w:fill="F2F2F2"/>
+          </w:tcPr>
+          <w:p>
+            <w:pPr>
+              <w:spacing w:after="0" w:before="0"/>
+            </w:pPr>
+            <w:r>
+              <w:rPr>
+                <w:rFonts w:ascii="Arial" w:hAnsi="Arial"/>
+                <w:b w:val="0"/>
+                <w:sz w:val="19"/>
+              </w:rPr>
+              <w:t>Platform price</w:t>
+            </w:r>
+          </w:p>
+        </w:tc>
+        <w:tc>
+          <w:tcPr>
+            <w:tcW w:type="dxa" w:w="2200"/>
+            <w:shd w:val="clear" w:color="auto" w:fill="F2F2F2"/>
+          </w:tcPr>
+          <w:p>
+            <w:pPr>
+              <w:spacing w:after="0" w:before="0"/>
+            </w:pPr>
+            <w:r>
+              <w:rPr>
+                <w:rFonts w:ascii="Arial" w:hAnsi="Arial"/>
+                <w:b w:val="0"/>
+                <w:sz w:val="19"/>
+              </w:rPr>
+              <w:t>Published anchor</w:t>
             </w:r>
           </w:p>
         </w:tc>
@@ -1657,7 +1842,6 @@
         <w:tc>
           <w:tcPr>
             <w:tcW w:type="dxa" w:w="4999"/>
-            <w:shd w:val="clear" w:color="auto" w:fill="F2F2F2"/>
           </w:tcPr>
           <w:p>
             <w:pPr>
@@ -1669,14 +1853,13 @@
                 <w:b w:val="0"/>
                 <w:sz w:val="19"/>
               </w:rPr>
-              <w:t>Instrument price basis</w:t>
+              <w:t>Platform evidence base</w:t>
             </w:r>
           </w:p>
         </w:tc>
         <w:tc>
           <w:tcPr>
             <w:tcW w:type="dxa" w:w="2200"/>
-            <w:shd w:val="clear" w:color="auto" w:fill="F2F2F2"/>
           </w:tcPr>
           <w:p>
             <w:pPr>
@@ -1688,14 +1871,14 @@
                 <w:b w:val="0"/>
                 <w:sz w:val="19"/>
               </w:rPr>
-              <w:t>Standard discount, 15% off list</w:t>
+              <w:t>Established</w:t>
             </w:r>
           </w:p>
         </w:tc>
         <w:tc>
           <w:tcPr>
             <w:tcW w:type="dxa" w:w="1826"/>
-            <w:shd w:val="clear" w:color="auto" w:fill="FFEB9C"/>
+            <w:shd w:val="clear" w:color="auto" w:fill="C6EFCE"/>
           </w:tcPr>
           <w:p>
             <w:pPr>
@@ -1707,7 +1890,7 @@
                 <w:b w:val="0"/>
                 <w:sz w:val="19"/>
               </w:rPr>
-              <w:t>Amber</w:t>
+              <w:t>Green</w:t>
             </w:r>
           </w:p>
         </w:tc>
@@ -1716,6 +1899,7 @@
         <w:tc>
           <w:tcPr>
             <w:tcW w:type="dxa" w:w="4999"/>
+            <w:shd w:val="clear" w:color="auto" w:fill="F2F2F2"/>
           </w:tcPr>
           <w:p>
             <w:pPr>
@@ -1727,129 +1911,14 @@
                 <w:b w:val="0"/>
                 <w:sz w:val="19"/>
               </w:rPr>
-              <w:t>Platform price</w:t>
+              <w:t>Benefit assumptions changed from defaults</w:t>
             </w:r>
           </w:p>
         </w:tc>
         <w:tc>
           <w:tcPr>
             <w:tcW w:type="dxa" w:w="2200"/>
-          </w:tcPr>
-          <w:p>
-            <w:pPr>
-              <w:spacing w:after="0" w:before="0"/>
-            </w:pPr>
-            <w:r>
-              <w:rPr>
-                <w:rFonts w:ascii="Arial" w:hAnsi="Arial"/>
-                <w:b w:val="0"/>
-                <w:sz w:val="19"/>
-              </w:rPr>
-              <w:t>Published anchor</w:t>
-            </w:r>
-          </w:p>
-        </w:tc>
-        <w:tc>
-          <w:tcPr>
-            <w:tcW w:type="dxa" w:w="1826"/>
-            <w:shd w:val="clear" w:color="auto" w:fill="C6EFCE"/>
-          </w:tcPr>
-          <w:p>
-            <w:pPr>
-              <w:spacing w:after="0" w:before="0"/>
-            </w:pPr>
-            <w:r>
-              <w:rPr>
-                <w:rFonts w:ascii="Arial" w:hAnsi="Arial"/>
-                <w:b w:val="0"/>
-                <w:sz w:val="19"/>
-              </w:rPr>
-              <w:t>Green</w:t>
-            </w:r>
-          </w:p>
-        </w:tc>
-      </w:tr>
-      <w:tr>
-        <w:tc>
-          <w:tcPr>
-            <w:tcW w:type="dxa" w:w="4999"/>
-            <w:shd w:val="clear" w:color="auto" w:fill="F2F2F2"/>
-          </w:tcPr>
-          <w:p>
-            <w:pPr>
-              <w:spacing w:after="0" w:before="0"/>
-            </w:pPr>
-            <w:r>
-              <w:rPr>
-                <w:rFonts w:ascii="Arial" w:hAnsi="Arial"/>
-                <w:b w:val="0"/>
-                <w:sz w:val="19"/>
-              </w:rPr>
-              <w:t>Platform evidence base</w:t>
-            </w:r>
-          </w:p>
-        </w:tc>
-        <w:tc>
-          <w:tcPr>
-            <w:tcW w:type="dxa" w:w="2200"/>
-            <w:shd w:val="clear" w:color="auto" w:fill="F2F2F2"/>
-          </w:tcPr>
-          <w:p>
-            <w:pPr>
-              <w:spacing w:after="0" w:before="0"/>
-            </w:pPr>
-            <w:r>
-              <w:rPr>
-                <w:rFonts w:ascii="Arial" w:hAnsi="Arial"/>
-                <w:b w:val="0"/>
-                <w:sz w:val="19"/>
-              </w:rPr>
-              <w:t>Established</w:t>
-            </w:r>
-          </w:p>
-        </w:tc>
-        <w:tc>
-          <w:tcPr>
-            <w:tcW w:type="dxa" w:w="1826"/>
-            <w:shd w:val="clear" w:color="auto" w:fill="C6EFCE"/>
-          </w:tcPr>
-          <w:p>
-            <w:pPr>
-              <w:spacing w:after="0" w:before="0"/>
-            </w:pPr>
-            <w:r>
-              <w:rPr>
-                <w:rFonts w:ascii="Arial" w:hAnsi="Arial"/>
-                <w:b w:val="0"/>
-                <w:sz w:val="19"/>
-              </w:rPr>
-              <w:t>Green</w:t>
-            </w:r>
-          </w:p>
-        </w:tc>
-      </w:tr>
-      <w:tr>
-        <w:tc>
-          <w:tcPr>
-            <w:tcW w:type="dxa" w:w="4999"/>
-          </w:tcPr>
-          <w:p>
-            <w:pPr>
-              <w:spacing w:after="0" w:before="0"/>
-            </w:pPr>
-            <w:r>
-              <w:rPr>
-                <w:rFonts w:ascii="Arial" w:hAnsi="Arial"/>
-                <w:b w:val="0"/>
-                <w:sz w:val="19"/>
-              </w:rPr>
-              <w:t>Benefit assumptions changed from defaults</w:t>
-            </w:r>
-          </w:p>
-        </w:tc>
-        <w:tc>
-          <w:tcPr>
-            <w:tcW w:type="dxa" w:w="2200"/>
+            <w:shd w:val="clear" w:color="auto" w:fill="F2F2F2"/>
           </w:tcPr>
           <w:p>
             <w:pPr>
@@ -1989,7 +2058,7 @@
           <w:b w:val="0"/>
           <w:sz w:val="22"/>
         </w:rPr>
-        <w:t>The programme includes specialties that NHS England has signalled as priorities for robotic access: Hysterectomy (benign and malignant), Myomectomy, Endometriosis excision, Abdominal wall (ventral and incisional hernia). Other specialties with dedicated lists are Colorectal major resection (colon and rectum). A shared list pools the remaining demand from Colorectal major resection (colon and rectum), Nephrectomy and partial nephrectomy, Hysterectomy (benign and malignant), Myomectomy, Adnexal surgery, Upper GI (anti-reflux and hiatal hernia).</w:t>
+        <w:t>The programme includes specialties that NHS England has signalled as priorities for robotic access: Hysterectomy (benign and malignant), Myomectomy, Endometriosis excision, Adnexal surgery, Abdominal wall reconstruction. Other procedures scheduled are Colorectal major resection (colon and rectum), Nephrectomy and partial nephrectomy.</w:t>
       </w:r>
     </w:p>
     <w:p>
@@ -2010,7 +2079,7 @@
           <w:b w:val="0"/>
           <w:sz w:val="22"/>
         </w:rPr>
-        <w:t>Deliver about 465 robotic operations a year by year 3.</w:t>
+        <w:t>Deliver about 410 robotic operations a year by year 3.</w:t>
       </w:r>
     </w:p>
     <w:p>
@@ -2023,7 +2092,7 @@
           <w:b w:val="0"/>
           <w:sz w:val="22"/>
         </w:rPr>
-        <w:t>Avoid about 165 open operations a year in patients who would otherwise have had open surgery.</w:t>
+        <w:t>Avoid about 140 open operations a year in patients who would otherwise have had open surgery.</w:t>
       </w:r>
     </w:p>
     <w:p>
@@ -2036,7 +2105,7 @@
           <w:b w:val="0"/>
           <w:sz w:val="22"/>
         </w:rPr>
-        <w:t>Release about 350 bed-days a year.</w:t>
+        <w:t>Release about 306 bed-days a year.</w:t>
       </w:r>
     </w:p>
     <w:p>
@@ -2049,7 +2118,7 @@
           <w:b w:val="0"/>
           <w:sz w:val="22"/>
         </w:rPr>
-        <w:t>Keep booked robot utilisation at or above 85% (currently planned at 89%).</w:t>
+        <w:t>Keep booked robot utilisation at or above 85% (currently planned at 100%).</w:t>
       </w:r>
     </w:p>
     <w:p>
@@ -2103,7 +2172,17 @@
           <w:b w:val="0"/>
           <w:sz w:val="22"/>
         </w:rPr>
-        <w:t>For each specialty, the analysis asks what would have happened to the same patients without a robot (open or laparoscopic surgery, or robotic surgery at another centre in one sensitivity scenario) and applies the 30-day differences to that mix. The headline is the extra cost to the trust with no deduction for 30-day cost avoided. The economic view (section 3.7) deducts cost avoided and uses discounted cash at the HM Treasury Green Book rate of 3.5%, with capital in year 0 and residual value credited at year 5. Robotic cases are capped at 700 per robot per year.</w:t>
+        <w:t>For each specialty, the analysis asks what would have happened to the same patients without a robot (open or laparoscopic surgery, or robotic surgery at another centre in one sensitivity scenario) and applies the 30-day differences to that mix. The headline is the extra cost to the trust with no deduction for 30-day cost avoided. The economic view (section 3.7) deducts cost avoided and uses discounted cash at the HM Treasury Green Book rate of 3.5%, with capital in year 0 and residual value credited at year 5. Activity above 700 robotic cases per robot per year is flagged as an advisory guardrail; it is not cut.</w:t>
+      </w:r>
+    </w:p>
+    <w:p>
+      <w:r>
+        <w:rPr>
+          <w:rFonts w:ascii="Arial" w:hAnsi="Arial"/>
+          <w:b w:val="0"/>
+          <w:sz w:val="22"/>
+        </w:rPr>
+        <w:t>Activity comes from a two-week theatre template: each session's list type and its major, medium and minor cases are mapped to procedures (Appendix A), counted over the fortnight and extrapolated to a year. Where annual demand is entered, delivered cases are limited to demand and any shortfall is reported.</w:t>
       </w:r>
     </w:p>
     <w:p>
@@ -2454,7 +2533,7 @@
                 <w:b w:val="0"/>
                 <w:sz w:val="17"/>
               </w:rPr>
-              <w:t>89%</w:t>
+              <w:t>100%</w:t>
             </w:r>
           </w:p>
         </w:tc>
@@ -2473,7 +2552,7 @@
                 <w:b w:val="0"/>
                 <w:sz w:val="17"/>
               </w:rPr>
-              <w:t>465</w:t>
+              <w:t>410</w:t>
             </w:r>
           </w:p>
         </w:tc>
@@ -2492,7 +2571,7 @@
                 <w:b w:val="0"/>
                 <w:sz w:val="17"/>
               </w:rPr>
-              <w:t>350</w:t>
+              <w:t>306</w:t>
             </w:r>
           </w:p>
         </w:tc>
@@ -2511,7 +2590,7 @@
                 <w:b w:val="0"/>
                 <w:sz w:val="17"/>
               </w:rPr>
-              <w:t>£5.43M</w:t>
+              <w:t>£4.98M</w:t>
             </w:r>
           </w:p>
         </w:tc>
@@ -2530,7 +2609,7 @@
                 <w:b w:val="0"/>
                 <w:sz w:val="17"/>
               </w:rPr>
-              <w:t>£3,572</w:t>
+              <w:t>£3,759</w:t>
             </w:r>
           </w:p>
         </w:tc>
@@ -2549,7 +2628,7 @@
                 <w:b w:val="0"/>
                 <w:sz w:val="17"/>
               </w:rPr>
-              <w:t>£4.94M</w:t>
+              <w:t>£4.63M</w:t>
             </w:r>
           </w:p>
         </w:tc>
@@ -2587,7 +2666,7 @@
                 <w:b w:val="0"/>
                 <w:sz w:val="17"/>
               </w:rPr>
-              <w:t>44%</w:t>
+              <w:t>58%</w:t>
             </w:r>
           </w:p>
         </w:tc>
@@ -2868,7 +2947,7 @@
                 <w:b w:val="0"/>
                 <w:sz w:val="19"/>
               </w:rPr>
-              <w:t>£5.94M</w:t>
+              <w:t>£5.48M</w:t>
             </w:r>
           </w:p>
         </w:tc>
@@ -2886,7 +2965,7 @@
                 <w:b w:val="0"/>
                 <w:sz w:val="19"/>
               </w:rPr>
-              <w:t>£2,777</w:t>
+              <w:t>£2,904</w:t>
             </w:r>
           </w:p>
         </w:tc>
@@ -2904,7 +2983,7 @@
                 <w:b w:val="0"/>
                 <w:sz w:val="19"/>
               </w:rPr>
-              <w:t>£5.40M</w:t>
+              <w:t>£5.08M</w:t>
             </w:r>
           </w:p>
         </w:tc>
@@ -2962,7 +3041,7 @@
                 <w:b w:val="0"/>
                 <w:sz w:val="19"/>
               </w:rPr>
-              <w:t>£5.43M</w:t>
+              <w:t>£4.98M</w:t>
             </w:r>
           </w:p>
         </w:tc>
@@ -2981,7 +3060,7 @@
                 <w:b w:val="0"/>
                 <w:sz w:val="19"/>
               </w:rPr>
-              <w:t>£2,537</w:t>
+              <w:t>£2,643</w:t>
             </w:r>
           </w:p>
         </w:tc>
@@ -3000,7 +3079,7 @@
                 <w:b w:val="0"/>
                 <w:sz w:val="19"/>
               </w:rPr>
-              <w:t>£4.94M</w:t>
+              <w:t>£4.63M</w:t>
             </w:r>
           </w:p>
         </w:tc>
@@ -3057,7 +3136,7 @@
                 <w:b w:val="0"/>
                 <w:sz w:val="19"/>
               </w:rPr>
-              <w:t>£6.39M</w:t>
+              <w:t>£5.72M</w:t>
             </w:r>
           </w:p>
         </w:tc>
@@ -3075,7 +3154,7 @@
                 <w:b w:val="0"/>
                 <w:sz w:val="19"/>
               </w:rPr>
-              <w:t>£2,986</w:t>
+              <w:t>£3,034</w:t>
             </w:r>
           </w:p>
         </w:tc>
@@ -3093,7 +3172,7 @@
                 <w:b w:val="0"/>
                 <w:sz w:val="19"/>
               </w:rPr>
-              <w:t>£5.02M</w:t>
+              <w:t>£4.52M</w:t>
             </w:r>
           </w:p>
         </w:tc>
@@ -3356,7 +3435,7 @@
                 <w:b w:val="0"/>
                 <w:sz w:val="17"/>
               </w:rPr>
-              <w:t>465</w:t>
+              <w:t>410</w:t>
             </w:r>
           </w:p>
         </w:tc>
@@ -3432,7 +3511,7 @@
                 <w:b w:val="0"/>
                 <w:sz w:val="17"/>
               </w:rPr>
-              <w:t>11% / 47% / 42% / 0%</w:t>
+              <w:t>12% / 40% / 48% / 0%</w:t>
             </w:r>
           </w:p>
         </w:tc>
@@ -3508,7 +3587,7 @@
                 <w:b w:val="0"/>
                 <w:sz w:val="17"/>
               </w:rPr>
-              <w:t>165</w:t>
+              <w:t>140</w:t>
             </w:r>
           </w:p>
         </w:tc>
@@ -3584,7 +3663,7 @@
                 <w:b w:val="0"/>
                 <w:sz w:val="17"/>
               </w:rPr>
-              <w:t>350</w:t>
+              <w:t>306</w:t>
             </w:r>
           </w:p>
         </w:tc>
@@ -3660,7 +3739,7 @@
                 <w:b w:val="0"/>
                 <w:sz w:val="17"/>
               </w:rPr>
-              <w:t>£1,121,039</w:t>
+              <w:t>£1,024,859</w:t>
             </w:r>
           </w:p>
         </w:tc>
@@ -3736,7 +3815,7 @@
                 <w:b w:val="0"/>
                 <w:sz w:val="17"/>
               </w:rPr>
-              <w:t>£2,537</w:t>
+              <w:t>£2,643</w:t>
             </w:r>
           </w:p>
         </w:tc>
@@ -3812,7 +3891,7 @@
                 <w:b w:val="0"/>
                 <w:sz w:val="17"/>
               </w:rPr>
-              <w:t>£7,150</w:t>
+              <w:t>£7,767</w:t>
             </w:r>
           </w:p>
         </w:tc>
@@ -3888,7 +3967,7 @@
                 <w:b w:val="0"/>
                 <w:sz w:val="17"/>
               </w:rPr>
-              <w:t>£3,572</w:t>
+              <w:t>£3,759</w:t>
             </w:r>
           </w:p>
         </w:tc>
@@ -3966,7 +4045,7 @@
       <w:r>
         <w:drawing>
           <wp:inline xmlns:a="http://schemas.openxmlformats.org/drawingml/2006/main" xmlns:pic="http://schemas.openxmlformats.org/drawingml/2006/picture">
-            <wp:extent cx="5760000" cy="3025239"/>
+            <wp:extent cx="5760000" cy="3279703"/>
             <wp:docPr id="1" name="Picture 1"/>
             <wp:cNvGraphicFramePr>
               <a:graphicFrameLocks noChangeAspect="1"/>
@@ -3987,7 +4066,7 @@
                   <pic:spPr>
                     <a:xfrm>
                       <a:off x="0" y="0"/>
-                      <a:ext cx="5760000" cy="3025239"/>
+                      <a:ext cx="5760000" cy="3279703"/>
                     </a:xfrm>
                     <a:prstGeom prst="rect"/>
                   </pic:spPr>
@@ -4016,7 +4095,7 @@
       <w:r>
         <w:drawing>
           <wp:inline xmlns:a="http://schemas.openxmlformats.org/drawingml/2006/main" xmlns:pic="http://schemas.openxmlformats.org/drawingml/2006/picture">
-            <wp:extent cx="5760000" cy="3279703"/>
+            <wp:extent cx="5760000" cy="3273618"/>
             <wp:docPr id="2" name="Picture 2"/>
             <wp:cNvGraphicFramePr>
               <a:graphicFrameLocks noChangeAspect="1"/>
@@ -4037,7 +4116,7 @@
                   <pic:spPr>
                     <a:xfrm>
                       <a:off x="0" y="0"/>
-                      <a:ext cx="5760000" cy="3279703"/>
+                      <a:ext cx="5760000" cy="3273618"/>
                     </a:xfrm>
                     <a:prstGeom prst="rect"/>
                   </pic:spPr>
@@ -4261,7 +4340,7 @@
                 <w:b w:val="0"/>
                 <w:sz w:val="17"/>
               </w:rPr>
-              <w:t>£4,945,354</w:t>
+              <w:t>£4,559,851</w:t>
             </w:r>
           </w:p>
         </w:tc>
@@ -4279,7 +4358,7 @@
                 <w:b w:val="0"/>
                 <w:sz w:val="17"/>
               </w:rPr>
-              <w:t>£5,907,904</w:t>
+              <w:t>£5,408,551</w:t>
             </w:r>
           </w:p>
         </w:tc>
@@ -4357,7 +4436,7 @@
                 <w:b w:val="0"/>
                 <w:sz w:val="17"/>
               </w:rPr>
-              <w:t>£5,109,143</w:t>
+              <w:t>£4,666,715</w:t>
             </w:r>
           </w:p>
         </w:tc>
@@ -4376,7 +4455,7 @@
                 <w:b w:val="0"/>
                 <w:sz w:val="17"/>
               </w:rPr>
-              <w:t>£5,744,115</w:t>
+              <w:t>£5,301,687</w:t>
             </w:r>
           </w:p>
         </w:tc>
@@ -4396,7 +4475,7 @@
                 <w:b w:val="0"/>
                 <w:sz w:val="17"/>
               </w:rPr>
-              <w:t>Extra theatre minutes per case</w:t>
+              <w:t>Surgical first assistant per robot</w:t>
             </w:r>
           </w:p>
         </w:tc>
@@ -4414,7 +4493,7 @@
                 <w:b w:val="0"/>
                 <w:sz w:val="17"/>
               </w:rPr>
-              <w:t>-50%</w:t>
+              <w:t>0 WTE</w:t>
             </w:r>
           </w:p>
         </w:tc>
@@ -4432,7 +4511,7 @@
                 <w:b w:val="0"/>
                 <w:sz w:val="17"/>
               </w:rPr>
-              <w:t>+50%</w:t>
+              <w:t>2 WTE</w:t>
             </w:r>
           </w:p>
         </w:tc>
@@ -4450,7 +4529,7 @@
                 <w:b w:val="0"/>
                 <w:sz w:val="17"/>
               </w:rPr>
-              <w:t>£5,124,961</w:t>
+              <w:t>£4,684,201</w:t>
             </w:r>
           </w:p>
         </w:tc>
@@ -4468,7 +4547,7 @@
                 <w:b w:val="0"/>
                 <w:sz w:val="17"/>
               </w:rPr>
-              <w:t>£5,728,297</w:t>
+              <w:t>£5,284,201</w:t>
             </w:r>
           </w:p>
         </w:tc>
@@ -4489,7 +4568,7 @@
                 <w:b w:val="0"/>
                 <w:sz w:val="17"/>
               </w:rPr>
-              <w:t>Cost per theatre minute</w:t>
+              <w:t>Extra theatre minutes per case</w:t>
             </w:r>
           </w:p>
         </w:tc>
@@ -4508,7 +4587,7 @@
                 <w:b w:val="0"/>
                 <w:sz w:val="17"/>
               </w:rPr>
-              <w:t>£8</w:t>
+              <w:t>-50%</w:t>
             </w:r>
           </w:p>
         </w:tc>
@@ -4527,7 +4606,7 @@
                 <w:b w:val="0"/>
                 <w:sz w:val="17"/>
               </w:rPr>
-              <w:t>£20</w:t>
+              <w:t>+50%</w:t>
             </w:r>
           </w:p>
         </w:tc>
@@ -4546,7 +4625,7 @@
                 <w:b w:val="0"/>
                 <w:sz w:val="17"/>
               </w:rPr>
-              <w:t>£5,225,517</w:t>
+              <w:t>£4,732,972</w:t>
             </w:r>
           </w:p>
         </w:tc>
@@ -4565,7 +4644,7 @@
                 <w:b w:val="0"/>
                 <w:sz w:val="17"/>
               </w:rPr>
-              <w:t>£5,828,853</w:t>
+              <w:t>£5,235,430</w:t>
             </w:r>
           </w:p>
         </w:tc>
@@ -4585,7 +4664,7 @@
                 <w:b w:val="0"/>
                 <w:sz w:val="17"/>
               </w:rPr>
-              <w:t>Surgical first assistant per robot</w:t>
+              <w:t>Cost per theatre minute</w:t>
             </w:r>
           </w:p>
         </w:tc>
@@ -4603,7 +4682,7 @@
                 <w:b w:val="0"/>
                 <w:sz w:val="17"/>
               </w:rPr>
-              <w:t>0 WTE</w:t>
+              <w:t>£8</w:t>
             </w:r>
           </w:p>
         </w:tc>
@@ -4621,7 +4700,7 @@
                 <w:b w:val="0"/>
                 <w:sz w:val="17"/>
               </w:rPr>
-              <w:t>2 WTE</w:t>
+              <w:t>£20</w:t>
             </w:r>
           </w:p>
         </w:tc>
@@ -4639,7 +4718,7 @@
                 <w:b w:val="0"/>
                 <w:sz w:val="17"/>
               </w:rPr>
-              <w:t>£5,126,629</w:t>
+              <w:t>£4,816,715</w:t>
             </w:r>
           </w:p>
         </w:tc>
@@ -4657,7 +4736,7 @@
                 <w:b w:val="0"/>
                 <w:sz w:val="17"/>
               </w:rPr>
-              <w:t>£5,726,629</w:t>
+              <w:t>£5,319,173</w:t>
             </w:r>
           </w:p>
         </w:tc>
@@ -4735,7 +4814,7 @@
                 <w:b w:val="0"/>
                 <w:sz w:val="17"/>
               </w:rPr>
-              <w:t>£4,971,283</w:t>
+              <w:t>£4,586,563</w:t>
             </w:r>
           </w:p>
         </w:tc>
@@ -4754,7 +4833,7 @@
                 <w:b w:val="0"/>
                 <w:sz w:val="17"/>
               </w:rPr>
-              <w:t>£5,426,629</w:t>
+              <w:t>£4,984,201</w:t>
             </w:r>
           </w:p>
         </w:tc>
@@ -4828,7 +4907,7 @@
                 <w:b w:val="0"/>
                 <w:sz w:val="17"/>
               </w:rPr>
-              <w:t>£5,276,629</w:t>
+              <w:t>£4,834,201</w:t>
             </w:r>
           </w:p>
         </w:tc>
@@ -4846,7 +4925,7 @@
                 <w:b w:val="0"/>
                 <w:sz w:val="17"/>
               </w:rPr>
-              <w:t>£5,576,629</w:t>
+              <w:t>£5,134,201</w:t>
             </w:r>
           </w:p>
         </w:tc>
@@ -4924,7 +5003,7 @@
                 <w:b w:val="0"/>
                 <w:sz w:val="17"/>
               </w:rPr>
-              <w:t>£5,346,416</w:t>
+              <w:t>£4,913,476</w:t>
             </w:r>
           </w:p>
         </w:tc>
@@ -4943,7 +5022,7 @@
                 <w:b w:val="0"/>
                 <w:sz w:val="17"/>
               </w:rPr>
-              <w:t>£5,587,054</w:t>
+              <w:t>£5,125,651</w:t>
             </w:r>
           </w:p>
         </w:tc>
@@ -4963,6 +5042,99 @@
                 <w:b w:val="0"/>
                 <w:sz w:val="17"/>
               </w:rPr>
+              <w:t>Share of templated cases that go ahead</w:t>
+            </w:r>
+          </w:p>
+        </w:tc>
+        <w:tc>
+          <w:tcPr>
+            <w:tcW w:type="dxa" w:w="1300"/>
+          </w:tcPr>
+          <w:p>
+            <w:pPr>
+              <w:spacing w:after="0" w:before="0"/>
+            </w:pPr>
+            <w:r>
+              <w:rPr>
+                <w:rFonts w:ascii="Arial" w:hAnsi="Arial"/>
+                <w:b w:val="0"/>
+                <w:sz w:val="17"/>
+              </w:rPr>
+              <w:t>85%</w:t>
+            </w:r>
+          </w:p>
+        </w:tc>
+        <w:tc>
+          <w:tcPr>
+            <w:tcW w:type="dxa" w:w="1300"/>
+          </w:tcPr>
+          <w:p>
+            <w:pPr>
+              <w:spacing w:after="0" w:before="0"/>
+            </w:pPr>
+            <w:r>
+              <w:rPr>
+                <w:rFonts w:ascii="Arial" w:hAnsi="Arial"/>
+                <w:b w:val="0"/>
+                <w:sz w:val="17"/>
+              </w:rPr>
+              <w:t>100%</w:t>
+            </w:r>
+          </w:p>
+        </w:tc>
+        <w:tc>
+          <w:tcPr>
+            <w:tcW w:type="dxa" w:w="1563"/>
+          </w:tcPr>
+          <w:p>
+            <w:pPr>
+              <w:spacing w:after="0" w:before="0"/>
+            </w:pPr>
+            <w:r>
+              <w:rPr>
+                <w:rFonts w:ascii="Arial" w:hAnsi="Arial"/>
+                <w:b w:val="0"/>
+                <w:sz w:val="17"/>
+              </w:rPr>
+              <w:t>£4,812,631</w:t>
+            </w:r>
+          </w:p>
+        </w:tc>
+        <w:tc>
+          <w:tcPr>
+            <w:tcW w:type="dxa" w:w="1563"/>
+          </w:tcPr>
+          <w:p>
+            <w:pPr>
+              <w:spacing w:after="0" w:before="0"/>
+            </w:pPr>
+            <w:r>
+              <w:rPr>
+                <w:rFonts w:ascii="Arial" w:hAnsi="Arial"/>
+                <w:b w:val="0"/>
+                <w:sz w:val="17"/>
+              </w:rPr>
+              <w:t>£4,984,201</w:t>
+            </w:r>
+          </w:p>
+        </w:tc>
+      </w:tr>
+      <w:tr>
+        <w:tc>
+          <w:tcPr>
+            <w:tcW w:type="dxa" w:w="3300"/>
+            <w:shd w:val="clear" w:color="auto" w:fill="F2F2F2"/>
+          </w:tcPr>
+          <w:p>
+            <w:pPr>
+              <w:spacing w:after="0" w:before="0"/>
+            </w:pPr>
+            <w:r>
+              <w:rPr>
+                <w:rFonts w:ascii="Arial" w:hAnsi="Arial"/>
+                <w:b w:val="0"/>
+                <w:sz w:val="17"/>
+              </w:rPr>
               <w:t>Share open without the robot (all specialties)</w:t>
             </w:r>
           </w:p>
@@ -4970,6 +5142,7 @@
         <w:tc>
           <w:tcPr>
             <w:tcW w:type="dxa" w:w="1300"/>
+            <w:shd w:val="clear" w:color="auto" w:fill="F2F2F2"/>
           </w:tcPr>
           <w:p>
             <w:pPr>
@@ -4988,6 +5161,7 @@
         <w:tc>
           <w:tcPr>
             <w:tcW w:type="dxa" w:w="1300"/>
+            <w:shd w:val="clear" w:color="auto" w:fill="F2F2F2"/>
           </w:tcPr>
           <w:p>
             <w:pPr>
@@ -5006,36 +5180,38 @@
         <w:tc>
           <w:tcPr>
             <w:tcW w:type="dxa" w:w="1563"/>
-          </w:tcPr>
-          <w:p>
-            <w:pPr>
-              <w:spacing w:after="0" w:before="0"/>
-            </w:pPr>
-            <w:r>
-              <w:rPr>
-                <w:rFonts w:ascii="Arial" w:hAnsi="Arial"/>
-                <w:b w:val="0"/>
-                <w:sz w:val="17"/>
-              </w:rPr>
-              <w:t>£5,392,681</w:t>
+            <w:shd w:val="clear" w:color="auto" w:fill="F2F2F2"/>
+          </w:tcPr>
+          <w:p>
+            <w:pPr>
+              <w:spacing w:after="0" w:before="0"/>
+            </w:pPr>
+            <w:r>
+              <w:rPr>
+                <w:rFonts w:ascii="Arial" w:hAnsi="Arial"/>
+                <w:b w:val="0"/>
+                <w:sz w:val="17"/>
+              </w:rPr>
+              <w:t>£4,960,672</w:t>
             </w:r>
           </w:p>
         </w:tc>
         <w:tc>
           <w:tcPr>
             <w:tcW w:type="dxa" w:w="1563"/>
-          </w:tcPr>
-          <w:p>
-            <w:pPr>
-              <w:spacing w:after="0" w:before="0"/>
-            </w:pPr>
-            <w:r>
-              <w:rPr>
-                <w:rFonts w:ascii="Arial" w:hAnsi="Arial"/>
-                <w:b w:val="0"/>
-                <w:sz w:val="17"/>
-              </w:rPr>
-              <w:t>£5,454,505</w:t>
+            <w:shd w:val="clear" w:color="auto" w:fill="F2F2F2"/>
+          </w:tcPr>
+          <w:p>
+            <w:pPr>
+              <w:spacing w:after="0" w:before="0"/>
+            </w:pPr>
+            <w:r>
+              <w:rPr>
+                <w:rFonts w:ascii="Arial" w:hAnsi="Arial"/>
+                <w:b w:val="0"/>
+                <w:sz w:val="17"/>
+              </w:rPr>
+              <w:t>£5,003,107</w:t>
             </w:r>
           </w:p>
         </w:tc>
@@ -5244,7 +5420,7 @@
                 <w:b w:val="0"/>
                 <w:sz w:val="17"/>
               </w:rPr>
-              <w:t>£7,143</w:t>
+              <w:t>£7,518</w:t>
             </w:r>
           </w:p>
         </w:tc>
@@ -5262,7 +5438,7 @@
                 <w:b w:val="0"/>
                 <w:sz w:val="17"/>
               </w:rPr>
-              <w:t>£2,381</w:t>
+              <w:t>£2,506</w:t>
             </w:r>
           </w:p>
         </w:tc>
@@ -5340,7 +5516,7 @@
                 <w:b w:val="0"/>
                 <w:sz w:val="17"/>
               </w:rPr>
-              <w:t>£5,200</w:t>
+              <w:t>£5,412</w:t>
             </w:r>
           </w:p>
         </w:tc>
@@ -5359,7 +5535,7 @@
                 <w:b w:val="0"/>
                 <w:sz w:val="17"/>
               </w:rPr>
-              <w:t>£2,796</w:t>
+              <w:t>£2,953</w:t>
             </w:r>
           </w:p>
         </w:tc>
@@ -5433,7 +5609,7 @@
                 <w:b w:val="0"/>
                 <w:sz w:val="17"/>
               </w:rPr>
-              <w:t>£3,255</w:t>
+              <w:t>£3,439</w:t>
             </w:r>
           </w:p>
         </w:tc>
@@ -5451,7 +5627,7 @@
                 <w:b w:val="0"/>
                 <w:sz w:val="17"/>
               </w:rPr>
-              <w:t>£3,888</w:t>
+              <w:t>£4,079</w:t>
             </w:r>
           </w:p>
         </w:tc>
@@ -5529,7 +5705,7 @@
                 <w:b w:val="0"/>
                 <w:sz w:val="17"/>
               </w:rPr>
-              <w:t>£3,847</w:t>
+              <w:t>£4,049</w:t>
             </w:r>
           </w:p>
         </w:tc>
@@ -5548,7 +5724,7 @@
                 <w:b w:val="0"/>
                 <w:sz w:val="17"/>
               </w:rPr>
-              <w:t>£3,366</w:t>
+              <w:t>£3,543</w:t>
             </w:r>
           </w:p>
         </w:tc>
@@ -5622,7 +5798,7 @@
                 <w:b w:val="0"/>
                 <w:sz w:val="17"/>
               </w:rPr>
-              <w:t>£3,363</w:t>
+              <w:t>£3,520</w:t>
             </w:r>
           </w:p>
         </w:tc>
@@ -5640,7 +5816,7 @@
                 <w:b w:val="0"/>
                 <w:sz w:val="17"/>
               </w:rPr>
-              <w:t>£3,780</w:t>
+              <w:t>£3,999</w:t>
             </w:r>
           </w:p>
         </w:tc>
@@ -5661,7 +5837,7 @@
                 <w:b w:val="0"/>
                 <w:sz w:val="17"/>
               </w:rPr>
-              <w:t>Extra theatre minutes per case</w:t>
+              <w:t>Surgical first assistant per robot</w:t>
             </w:r>
           </w:p>
         </w:tc>
@@ -5680,7 +5856,7 @@
                 <w:b w:val="0"/>
                 <w:sz w:val="17"/>
               </w:rPr>
-              <w:t>-50%</w:t>
+              <w:t>0 WTE</w:t>
             </w:r>
           </w:p>
         </w:tc>
@@ -5699,7 +5875,7 @@
                 <w:b w:val="0"/>
                 <w:sz w:val="17"/>
               </w:rPr>
-              <w:t>+50%</w:t>
+              <w:t>2 WTE</w:t>
             </w:r>
           </w:p>
         </w:tc>
@@ -5718,7 +5894,7 @@
                 <w:b w:val="0"/>
                 <w:sz w:val="17"/>
               </w:rPr>
-              <w:t>£3,373</w:t>
+              <w:t>£3,533</w:t>
             </w:r>
           </w:p>
         </w:tc>
@@ -5737,7 +5913,7 @@
                 <w:b w:val="0"/>
                 <w:sz w:val="17"/>
               </w:rPr>
-              <w:t>£3,770</w:t>
+              <w:t>£3,985</w:t>
             </w:r>
           </w:p>
         </w:tc>
@@ -5757,7 +5933,7 @@
                 <w:b w:val="0"/>
                 <w:sz w:val="17"/>
               </w:rPr>
-              <w:t>Cost per theatre minute</w:t>
+              <w:t>Extra theatre minutes per case</w:t>
             </w:r>
           </w:p>
         </w:tc>
@@ -5775,7 +5951,7 @@
                 <w:b w:val="0"/>
                 <w:sz w:val="17"/>
               </w:rPr>
-              <w:t>£8</w:t>
+              <w:t>-50%</w:t>
             </w:r>
           </w:p>
         </w:tc>
@@ -5793,7 +5969,7 @@
                 <w:b w:val="0"/>
                 <w:sz w:val="17"/>
               </w:rPr>
-              <w:t>£20</w:t>
+              <w:t>+50%</w:t>
             </w:r>
           </w:p>
         </w:tc>
@@ -5811,7 +5987,7 @@
                 <w:b w:val="0"/>
                 <w:sz w:val="17"/>
               </w:rPr>
-              <w:t>£3,439</w:t>
+              <w:t>£3,570</w:t>
             </w:r>
           </w:p>
         </w:tc>
@@ -5829,7 +6005,7 @@
                 <w:b w:val="0"/>
                 <w:sz w:val="17"/>
               </w:rPr>
-              <w:t>£3,836</w:t>
+              <w:t>£3,949</w:t>
             </w:r>
           </w:p>
         </w:tc>
@@ -5850,7 +6026,7 @@
                 <w:b w:val="0"/>
                 <w:sz w:val="17"/>
               </w:rPr>
-              <w:t>Surgical first assistant per robot</w:t>
+              <w:t>Cost per theatre minute</w:t>
             </w:r>
           </w:p>
         </w:tc>
@@ -5869,7 +6045,7 @@
                 <w:b w:val="0"/>
                 <w:sz w:val="17"/>
               </w:rPr>
-              <w:t>0 WTE</w:t>
+              <w:t>£8</w:t>
             </w:r>
           </w:p>
         </w:tc>
@@ -5888,7 +6064,7 @@
                 <w:b w:val="0"/>
                 <w:sz w:val="17"/>
               </w:rPr>
-              <w:t>2 WTE</w:t>
+              <w:t>£20</w:t>
             </w:r>
           </w:p>
         </w:tc>
@@ -5907,7 +6083,7 @@
                 <w:b w:val="0"/>
                 <w:sz w:val="17"/>
               </w:rPr>
-              <w:t>£3,374</w:t>
+              <w:t>£3,633</w:t>
             </w:r>
           </w:p>
         </w:tc>
@@ -5926,7 +6102,7 @@
                 <w:b w:val="0"/>
                 <w:sz w:val="17"/>
               </w:rPr>
-              <w:t>£3,769</w:t>
+              <w:t>£4,012</w:t>
             </w:r>
           </w:p>
         </w:tc>
@@ -6000,7 +6176,7 @@
                 <w:b w:val="0"/>
                 <w:sz w:val="17"/>
               </w:rPr>
-              <w:t>£3,797</w:t>
+              <w:t>£4,015</w:t>
             </w:r>
           </w:p>
         </w:tc>
@@ -6018,7 +6194,7 @@
                 <w:b w:val="0"/>
                 <w:sz w:val="17"/>
               </w:rPr>
-              <w:t>£3,572</w:t>
+              <w:t>£3,759</w:t>
             </w:r>
           </w:p>
         </w:tc>
@@ -6096,7 +6272,7 @@
                 <w:b w:val="0"/>
                 <w:sz w:val="17"/>
               </w:rPr>
-              <w:t>£3,473</w:t>
+              <w:t>£3,646</w:t>
             </w:r>
           </w:p>
         </w:tc>
@@ -6115,7 +6291,7 @@
                 <w:b w:val="0"/>
                 <w:sz w:val="17"/>
               </w:rPr>
-              <w:t>£3,670</w:t>
+              <w:t>£3,872</w:t>
             </w:r>
           </w:p>
         </w:tc>
@@ -6189,7 +6365,7 @@
                 <w:b w:val="0"/>
                 <w:sz w:val="17"/>
               </w:rPr>
-              <w:t>£3,519</w:t>
+              <w:t>£3,706</w:t>
             </w:r>
           </w:p>
         </w:tc>
@@ -6207,7 +6383,104 @@
                 <w:b w:val="0"/>
                 <w:sz w:val="17"/>
               </w:rPr>
-              <w:t>£3,677</w:t>
+              <w:t>£3,866</w:t>
+            </w:r>
+          </w:p>
+        </w:tc>
+      </w:tr>
+      <w:tr>
+        <w:tc>
+          <w:tcPr>
+            <w:tcW w:type="dxa" w:w="3300"/>
+            <w:shd w:val="clear" w:color="auto" w:fill="F2F2F2"/>
+          </w:tcPr>
+          <w:p>
+            <w:pPr>
+              <w:spacing w:after="0" w:before="0"/>
+            </w:pPr>
+            <w:r>
+              <w:rPr>
+                <w:rFonts w:ascii="Arial" w:hAnsi="Arial"/>
+                <w:b w:val="0"/>
+                <w:sz w:val="17"/>
+              </w:rPr>
+              <w:t>Share of templated cases that go ahead</w:t>
+            </w:r>
+          </w:p>
+        </w:tc>
+        <w:tc>
+          <w:tcPr>
+            <w:tcW w:type="dxa" w:w="1300"/>
+            <w:shd w:val="clear" w:color="auto" w:fill="F2F2F2"/>
+          </w:tcPr>
+          <w:p>
+            <w:pPr>
+              <w:spacing w:after="0" w:before="0"/>
+            </w:pPr>
+            <w:r>
+              <w:rPr>
+                <w:rFonts w:ascii="Arial" w:hAnsi="Arial"/>
+                <w:b w:val="0"/>
+                <w:sz w:val="17"/>
+              </w:rPr>
+              <w:t>85%</w:t>
+            </w:r>
+          </w:p>
+        </w:tc>
+        <w:tc>
+          <w:tcPr>
+            <w:tcW w:type="dxa" w:w="1300"/>
+            <w:shd w:val="clear" w:color="auto" w:fill="F2F2F2"/>
+          </w:tcPr>
+          <w:p>
+            <w:pPr>
+              <w:spacing w:after="0" w:before="0"/>
+            </w:pPr>
+            <w:r>
+              <w:rPr>
+                <w:rFonts w:ascii="Arial" w:hAnsi="Arial"/>
+                <w:b w:val="0"/>
+                <w:sz w:val="17"/>
+              </w:rPr>
+              <w:t>100%</w:t>
+            </w:r>
+          </w:p>
+        </w:tc>
+        <w:tc>
+          <w:tcPr>
+            <w:tcW w:type="dxa" w:w="1563"/>
+            <w:shd w:val="clear" w:color="auto" w:fill="F2F2F2"/>
+          </w:tcPr>
+          <w:p>
+            <w:pPr>
+              <w:spacing w:after="0" w:before="0"/>
+            </w:pPr>
+            <w:r>
+              <w:rPr>
+                <w:rFonts w:ascii="Arial" w:hAnsi="Arial"/>
+                <w:b w:val="0"/>
+                <w:sz w:val="17"/>
+              </w:rPr>
+              <w:t>£3,889</w:t>
+            </w:r>
+          </w:p>
+        </w:tc>
+        <w:tc>
+          <w:tcPr>
+            <w:tcW w:type="dxa" w:w="1563"/>
+            <w:shd w:val="clear" w:color="auto" w:fill="F2F2F2"/>
+          </w:tcPr>
+          <w:p>
+            <w:pPr>
+              <w:spacing w:after="0" w:before="0"/>
+            </w:pPr>
+            <w:r>
+              <w:rPr>
+                <w:rFonts w:ascii="Arial" w:hAnsi="Arial"/>
+                <w:b w:val="0"/>
+                <w:sz w:val="17"/>
+              </w:rPr>
+              <w:t>£3,759</w:t>
             </w:r>
           </w:p>
         </w:tc>
@@ -6388,7 +6661,7 @@
                 <w:b w:val="0"/>
                 <w:sz w:val="17"/>
               </w:rPr>
-              <w:t>£5.43M</w:t>
+              <w:t>£4.98M</w:t>
             </w:r>
           </w:p>
         </w:tc>
@@ -6406,7 +6679,7 @@
                 <w:b w:val="0"/>
                 <w:sz w:val="17"/>
               </w:rPr>
-              <w:t>£3,572</w:t>
+              <w:t>£3,759</w:t>
             </w:r>
           </w:p>
         </w:tc>
@@ -6424,7 +6697,7 @@
                 <w:b w:val="0"/>
                 <w:sz w:val="17"/>
               </w:rPr>
-              <w:t>£7,150</w:t>
+              <w:t>£7,767</w:t>
             </w:r>
           </w:p>
         </w:tc>
@@ -6442,7 +6715,7 @@
                 <w:b w:val="0"/>
                 <w:sz w:val="17"/>
               </w:rPr>
-              <w:t>£4.94M</w:t>
+              <w:t>£4.63M</w:t>
             </w:r>
           </w:p>
         </w:tc>
@@ -6482,7 +6755,7 @@
                 <w:b w:val="0"/>
                 <w:sz w:val="17"/>
               </w:rPr>
-              <w:t>£5.43M</w:t>
+              <w:t>£4.98M</w:t>
             </w:r>
           </w:p>
         </w:tc>
@@ -6520,7 +6793,7 @@
                 <w:b w:val="0"/>
                 <w:sz w:val="17"/>
               </w:rPr>
-              <w:t>£7,150</w:t>
+              <w:t>£7,767</w:t>
             </w:r>
           </w:p>
         </w:tc>
@@ -6539,7 +6812,7 @@
                 <w:b w:val="0"/>
                 <w:sz w:val="17"/>
               </w:rPr>
-              <w:t>£5.66M</w:t>
+              <w:t>£5.27M</w:t>
             </w:r>
           </w:p>
         </w:tc>
@@ -6577,7 +6850,7 @@
                 <w:b w:val="0"/>
                 <w:sz w:val="17"/>
               </w:rPr>
-              <w:t>£5.43M</w:t>
+              <w:t>£4.98M</w:t>
             </w:r>
           </w:p>
         </w:tc>
@@ -6595,7 +6868,7 @@
                 <w:b w:val="0"/>
                 <w:sz w:val="17"/>
               </w:rPr>
-              <w:t>£7,143</w:t>
+              <w:t>£7,518</w:t>
             </w:r>
           </w:p>
         </w:tc>
@@ -6613,7 +6886,7 @@
                 <w:b w:val="0"/>
                 <w:sz w:val="17"/>
               </w:rPr>
-              <w:t>£7,150</w:t>
+              <w:t>£7,767</w:t>
             </w:r>
           </w:p>
         </w:tc>
@@ -6631,7 +6904,7 @@
                 <w:b w:val="0"/>
                 <w:sz w:val="17"/>
               </w:rPr>
-              <w:t>£5.30M</w:t>
+              <w:t>£4.95M</w:t>
             </w:r>
           </w:p>
         </w:tc>
@@ -6671,7 +6944,7 @@
                 <w:b w:val="0"/>
                 <w:sz w:val="17"/>
               </w:rPr>
-              <w:t>£5.43M</w:t>
+              <w:t>£4.98M</w:t>
             </w:r>
           </w:p>
         </w:tc>
@@ -6690,7 +6963,7 @@
                 <w:b w:val="0"/>
                 <w:sz w:val="17"/>
               </w:rPr>
-              <w:t>£2,381</w:t>
+              <w:t>£2,506</w:t>
             </w:r>
           </w:p>
         </w:tc>
@@ -6709,7 +6982,7 @@
                 <w:b w:val="0"/>
                 <w:sz w:val="17"/>
               </w:rPr>
-              <w:t>£7,150</w:t>
+              <w:t>£7,767</w:t>
             </w:r>
           </w:p>
         </w:tc>
@@ -6728,7 +7001,7 @@
                 <w:b w:val="0"/>
                 <w:sz w:val="17"/>
               </w:rPr>
-              <w:t>£4.57M</w:t>
+              <w:t>£4.31M</w:t>
             </w:r>
           </w:p>
         </w:tc>
@@ -6766,7 +7039,7 @@
                 <w:b w:val="0"/>
                 <w:sz w:val="17"/>
               </w:rPr>
-              <w:t>£5.91M</w:t>
+              <w:t>£5.41M</w:t>
             </w:r>
           </w:p>
         </w:tc>
@@ -6784,7 +7057,7 @@
                 <w:b w:val="0"/>
                 <w:sz w:val="17"/>
               </w:rPr>
-              <w:t>£3,888</w:t>
+              <w:t>£4,079</w:t>
             </w:r>
           </w:p>
         </w:tc>
@@ -6802,7 +7075,7 @@
                 <w:b w:val="0"/>
                 <w:sz w:val="17"/>
               </w:rPr>
-              <w:t>£7,784</w:t>
+              <w:t>£8,428</w:t>
             </w:r>
           </w:p>
         </w:tc>
@@ -6820,7 +7093,7 @@
                 <w:b w:val="0"/>
                 <w:sz w:val="17"/>
               </w:rPr>
-              <w:t>£5.37M</w:t>
+              <w:t>£5.01M</w:t>
             </w:r>
           </w:p>
         </w:tc>
@@ -6860,7 +7133,7 @@
                 <w:b w:val="0"/>
                 <w:sz w:val="17"/>
               </w:rPr>
-              <w:t>£4.95M</w:t>
+              <w:t>£4.56M</w:t>
             </w:r>
           </w:p>
         </w:tc>
@@ -6879,7 +7152,7 @@
                 <w:b w:val="0"/>
                 <w:sz w:val="17"/>
               </w:rPr>
-              <w:t>£3,255</w:t>
+              <w:t>£3,439</w:t>
             </w:r>
           </w:p>
         </w:tc>
@@ -6898,7 +7171,7 @@
                 <w:b w:val="0"/>
                 <w:sz w:val="17"/>
               </w:rPr>
-              <w:t>£6,516</w:t>
+              <w:t>£7,106</w:t>
             </w:r>
           </w:p>
         </w:tc>
@@ -6917,7 +7190,7 @@
                 <w:b w:val="0"/>
                 <w:sz w:val="17"/>
               </w:rPr>
-              <w:t>£4.50M</w:t>
+              <w:t>£4.25M</w:t>
             </w:r>
           </w:p>
         </w:tc>
@@ -6955,7 +7228,7 @@
                 <w:b w:val="0"/>
                 <w:sz w:val="17"/>
               </w:rPr>
-              <w:t>£6.25M</w:t>
+              <w:t>£5.81M</w:t>
             </w:r>
           </w:p>
         </w:tc>
@@ -6973,7 +7246,7 @@
                 <w:b w:val="0"/>
                 <w:sz w:val="17"/>
               </w:rPr>
-              <w:t>£4,116</w:t>
+              <w:t>£4,383</w:t>
             </w:r>
           </w:p>
         </w:tc>
@@ -6991,7 +7264,7 @@
                 <w:b w:val="0"/>
                 <w:sz w:val="17"/>
               </w:rPr>
-              <w:t>£8,239</w:t>
+              <w:t>£9,056</w:t>
             </w:r>
           </w:p>
         </w:tc>
@@ -7009,7 +7282,7 @@
                 <w:b w:val="0"/>
                 <w:sz w:val="17"/>
               </w:rPr>
-              <w:t>£4.94M</w:t>
+              <w:t>£4.63M</w:t>
             </w:r>
           </w:p>
         </w:tc>
@@ -7049,7 +7322,7 @@
                 <w:b w:val="0"/>
                 <w:sz w:val="17"/>
               </w:rPr>
-              <w:t>£4.67M</w:t>
+              <w:t>£4.22M</w:t>
             </w:r>
           </w:p>
         </w:tc>
@@ -7068,7 +7341,7 @@
                 <w:b w:val="0"/>
                 <w:sz w:val="17"/>
               </w:rPr>
-              <w:t>£3,071</w:t>
+              <w:t>£3,186</w:t>
             </w:r>
           </w:p>
         </w:tc>
@@ -7087,7 +7360,7 @@
                 <w:b w:val="0"/>
                 <w:sz w:val="17"/>
               </w:rPr>
-              <w:t>£6,148</w:t>
+              <w:t>£6,582</w:t>
             </w:r>
           </w:p>
         </w:tc>
@@ -7106,7 +7379,7 @@
                 <w:b w:val="0"/>
                 <w:sz w:val="17"/>
               </w:rPr>
-              <w:t>£4.94M</w:t>
+              <w:t>£4.63M</w:t>
             </w:r>
           </w:p>
         </w:tc>
@@ -7128,7 +7401,7 @@
           <w:b w:val="0"/>
           <w:sz w:val="22"/>
         </w:rPr>
-        <w:t>Break-even: none. At this case mix each extra case adds more cost than it avoids at 30 days, so higher volume lowers the cost per case but never reaches break-even. The search is limited to the volume the programme could actually deliver: the lower of the cap of 700 cases per robot and every session filled at the planned cases per session.</w:t>
+        <w:t>Break-even: none. At this case mix each extra case adds more cost than it avoids at 30 days, so higher volume lowers the cost per case but never reaches break-even. The search is limited to the volume the programme could actually deliver: every available session filled at the planned cases per session.</w:t>
       </w:r>
     </w:p>
     <w:tbl>
@@ -7231,7 +7504,7 @@
                 <w:b w:val="0"/>
                 <w:sz w:val="19"/>
               </w:rPr>
-              <w:t>465</w:t>
+              <w:t>410</w:t>
             </w:r>
           </w:p>
         </w:tc>
@@ -7271,7 +7544,7 @@
                 <w:b w:val="0"/>
                 <w:sz w:val="19"/>
               </w:rPr>
-              <w:t>523</w:t>
+              <w:t>410</w:t>
             </w:r>
           </w:p>
         </w:tc>
@@ -7309,7 +7582,7 @@
                 <w:b w:val="0"/>
                 <w:sz w:val="19"/>
               </w:rPr>
-              <w:t>£933,966</w:t>
+              <w:t>£861,224</w:t>
             </w:r>
           </w:p>
         </w:tc>
@@ -7349,7 +7622,7 @@
                 <w:b w:val="0"/>
                 <w:sz w:val="19"/>
               </w:rPr>
-              <w:t>£1,005,446</w:t>
+              <w:t>£861,224</w:t>
             </w:r>
           </w:p>
         </w:tc>
@@ -7502,7 +7775,7 @@
                 <w:b w:val="0"/>
                 <w:sz w:val="19"/>
               </w:rPr>
-              <w:t>£4.94M</w:t>
+              <w:t>£4.63M</w:t>
             </w:r>
           </w:p>
         </w:tc>
@@ -7542,7 +7815,7 @@
                 <w:b w:val="0"/>
                 <w:sz w:val="19"/>
               </w:rPr>
-              <w:t>£810,959</w:t>
+              <w:t>£709,358</w:t>
             </w:r>
           </w:p>
         </w:tc>
@@ -7580,7 +7853,7 @@
                 <w:b w:val="0"/>
                 <w:sz w:val="19"/>
               </w:rPr>
-              <w:t>£2,158</w:t>
+              <w:t>£2,267</w:t>
             </w:r>
           </w:p>
         </w:tc>
@@ -7620,7 +7893,7 @@
                 <w:b w:val="0"/>
                 <w:sz w:val="19"/>
               </w:rPr>
-              <w:t>£6,081</w:t>
+              <w:t>£6,662</w:t>
             </w:r>
           </w:p>
         </w:tc>
@@ -7658,7 +7931,7 @@
                 <w:b w:val="0"/>
                 <w:sz w:val="19"/>
               </w:rPr>
-              <w:t>£3,038</w:t>
+              <w:t>£3,224</w:t>
             </w:r>
           </w:p>
         </w:tc>
@@ -8388,7 +8661,7 @@
                 <w:b w:val="0"/>
                 <w:sz w:val="19"/>
               </w:rPr>
-              <w:t>£397</w:t>
+              <w:t>£293</w:t>
             </w:r>
           </w:p>
         </w:tc>
@@ -8911,7 +9184,7 @@
                 <w:b w:val="0"/>
                 <w:sz w:val="19"/>
               </w:rPr>
-              <w:t>415</w:t>
+              <w:t>366</w:t>
             </w:r>
           </w:p>
         </w:tc>
@@ -8930,7 +9203,7 @@
                 <w:b w:val="0"/>
                 <w:sz w:val="19"/>
               </w:rPr>
-              <w:t>534</w:t>
+              <w:t>470</w:t>
             </w:r>
           </w:p>
         </w:tc>
@@ -8949,7 +9222,7 @@
                 <w:b w:val="0"/>
                 <w:sz w:val="19"/>
               </w:rPr>
-              <w:t>593</w:t>
+              <w:t>523</w:t>
             </w:r>
           </w:p>
         </w:tc>
@@ -8968,7 +9241,7 @@
                 <w:b w:val="0"/>
                 <w:sz w:val="19"/>
               </w:rPr>
-              <w:t>593</w:t>
+              <w:t>523</w:t>
             </w:r>
           </w:p>
         </w:tc>
@@ -8987,7 +9260,7 @@
                 <w:b w:val="0"/>
                 <w:sz w:val="19"/>
               </w:rPr>
-              <w:t>593</w:t>
+              <w:t>523</w:t>
             </w:r>
           </w:p>
         </w:tc>
@@ -9006,7 +9279,7 @@
                 <w:b w:val="0"/>
                 <w:sz w:val="19"/>
               </w:rPr>
-              <w:t>2,727</w:t>
+              <w:t>2,405</w:t>
             </w:r>
           </w:p>
         </w:tc>
@@ -9044,7 +9317,7 @@
                 <w:b w:val="0"/>
                 <w:sz w:val="19"/>
               </w:rPr>
-              <w:t>24</w:t>
+              <w:t>22</w:t>
             </w:r>
           </w:p>
         </w:tc>
@@ -9062,6 +9335,24 @@
                 <w:b w:val="0"/>
                 <w:sz w:val="19"/>
               </w:rPr>
+              <w:t>28</w:t>
+            </w:r>
+          </w:p>
+        </w:tc>
+        <w:tc>
+          <w:tcPr>
+            <w:tcW w:type="dxa" w:w="1067"/>
+          </w:tcPr>
+          <w:p>
+            <w:pPr>
+              <w:spacing w:after="0" w:before="0"/>
+            </w:pPr>
+            <w:r>
+              <w:rPr>
+                <w:rFonts w:ascii="Arial" w:hAnsi="Arial"/>
+                <w:b w:val="0"/>
+                <w:sz w:val="19"/>
+              </w:rPr>
               <w:t>31</w:t>
             </w:r>
           </w:p>
@@ -9080,7 +9371,7 @@
                 <w:b w:val="0"/>
                 <w:sz w:val="19"/>
               </w:rPr>
-              <w:t>35</w:t>
+              <w:t>31</w:t>
             </w:r>
           </w:p>
         </w:tc>
@@ -9098,13 +9389,13 @@
                 <w:b w:val="0"/>
                 <w:sz w:val="19"/>
               </w:rPr>
-              <w:t>35</w:t>
-            </w:r>
-          </w:p>
-        </w:tc>
-        <w:tc>
-          <w:tcPr>
-            <w:tcW w:type="dxa" w:w="1067"/>
+              <w:t>31</w:t>
+            </w:r>
+          </w:p>
+        </w:tc>
+        <w:tc>
+          <w:tcPr>
+            <w:tcW w:type="dxa" w:w="1065"/>
           </w:tcPr>
           <w:p>
             <w:pPr>
@@ -9116,25 +9407,7 @@
                 <w:b w:val="0"/>
                 <w:sz w:val="19"/>
               </w:rPr>
-              <w:t>35</w:t>
-            </w:r>
-          </w:p>
-        </w:tc>
-        <w:tc>
-          <w:tcPr>
-            <w:tcW w:type="dxa" w:w="1065"/>
-          </w:tcPr>
-          <w:p>
-            <w:pPr>
-              <w:spacing w:after="0" w:before="0"/>
-            </w:pPr>
-            <w:r>
-              <w:rPr>
-                <w:rFonts w:ascii="Arial" w:hAnsi="Arial"/>
-                <w:b w:val="0"/>
-                <w:sz w:val="19"/>
-              </w:rPr>
-              <w:t>160</w:t>
+              <w:t>141</w:t>
             </w:r>
           </w:p>
         </w:tc>
@@ -9307,7 +9580,7 @@
                 <w:b w:val="0"/>
                 <w:sz w:val="19"/>
               </w:rPr>
-              <w:t>92</w:t>
+              <w:t>76</w:t>
             </w:r>
           </w:p>
         </w:tc>
@@ -9325,7 +9598,7 @@
                 <w:b w:val="0"/>
                 <w:sz w:val="19"/>
               </w:rPr>
-              <w:t>118</w:t>
+              <w:t>98</w:t>
             </w:r>
           </w:p>
         </w:tc>
@@ -9343,7 +9616,7 @@
                 <w:b w:val="0"/>
                 <w:sz w:val="19"/>
               </w:rPr>
-              <w:t>131</w:t>
+              <w:t>109</w:t>
             </w:r>
           </w:p>
         </w:tc>
@@ -9361,7 +9634,7 @@
                 <w:b w:val="0"/>
                 <w:sz w:val="19"/>
               </w:rPr>
-              <w:t>131</w:t>
+              <w:t>109</w:t>
             </w:r>
           </w:p>
         </w:tc>
@@ -9379,7 +9652,7 @@
                 <w:b w:val="0"/>
                 <w:sz w:val="19"/>
               </w:rPr>
-              <w:t>131</w:t>
+              <w:t>109</w:t>
             </w:r>
           </w:p>
         </w:tc>
@@ -9397,7 +9670,7 @@
                 <w:b w:val="0"/>
                 <w:sz w:val="19"/>
               </w:rPr>
-              <w:t>603</w:t>
+              <w:t>502</w:t>
             </w:r>
           </w:p>
         </w:tc>
@@ -9700,7 +9973,7 @@
                 <w:b/>
                 <w:sz w:val="19"/>
               </w:rPr>
-              <w:t>1,028</w:t>
+              <w:t>960</w:t>
             </w:r>
           </w:p>
         </w:tc>
@@ -9719,7 +9992,7 @@
                 <w:b/>
                 <w:sz w:val="19"/>
               </w:rPr>
-              <w:t>1,050</w:t>
+              <w:t>963</w:t>
             </w:r>
           </w:p>
         </w:tc>
@@ -9738,7 +10011,7 @@
                 <w:b/>
                 <w:sz w:val="19"/>
               </w:rPr>
-              <w:t>1,121</w:t>
+              <w:t>1,025</w:t>
             </w:r>
           </w:p>
         </w:tc>
@@ -9757,7 +10030,7 @@
                 <w:b/>
                 <w:sz w:val="19"/>
               </w:rPr>
-              <w:t>1,116</w:t>
+              <w:t>1,020</w:t>
             </w:r>
           </w:p>
         </w:tc>
@@ -9776,7 +10049,7 @@
                 <w:b/>
                 <w:sz w:val="19"/>
               </w:rPr>
-              <w:t>1,112</w:t>
+              <w:t>1,016</w:t>
             </w:r>
           </w:p>
         </w:tc>
@@ -9795,13 +10068,23 @@
                 <w:b/>
                 <w:sz w:val="19"/>
               </w:rPr>
-              <w:t>5,427</w:t>
+              <w:t>4,984</w:t>
             </w:r>
           </w:p>
         </w:tc>
       </w:tr>
     </w:tbl>
     <w:p/>
+    <w:p>
+      <w:r>
+        <w:rPr>
+          <w:rFonts w:ascii="Arial" w:hAnsi="Arial"/>
+          <w:b w:val="0"/>
+          <w:sz w:val="22"/>
+        </w:rPr>
+        <w:t>Tariff: the income line counts only the difference over what the trust would earn for the same patients without the robot, entered per procedure, and assumes those patients would otherwise be treated at this trust. It appears in the trust's cash case only. It is a transfer within the NHS, so it is excluded from the economic view (net present cost) and from the cost per outcome.</w:t>
+      </w:r>
+    </w:p>
     <w:tbl>
       <w:tblPr>
         <w:tblW w:type="auto" w:w="0"/>
@@ -10012,7 +10295,7 @@
                 <w:b w:val="0"/>
                 <w:sz w:val="17"/>
               </w:rPr>
-              <w:t>98</w:t>
+              <w:t>86</w:t>
             </w:r>
           </w:p>
         </w:tc>
@@ -10030,7 +10313,7 @@
                 <w:b w:val="0"/>
                 <w:sz w:val="17"/>
               </w:rPr>
-              <w:t>152</w:t>
+              <w:t>133</w:t>
             </w:r>
           </w:p>
         </w:tc>
@@ -10048,7 +10331,7 @@
                 <w:b w:val="0"/>
                 <w:sz w:val="17"/>
               </w:rPr>
-              <w:t>187</w:t>
+              <w:t>164</w:t>
             </w:r>
           </w:p>
         </w:tc>
@@ -10066,7 +10349,7 @@
                 <w:b w:val="0"/>
                 <w:sz w:val="17"/>
               </w:rPr>
-              <w:t>187</w:t>
+              <w:t>164</w:t>
             </w:r>
           </w:p>
         </w:tc>
@@ -10084,7 +10367,7 @@
                 <w:b w:val="0"/>
                 <w:sz w:val="17"/>
               </w:rPr>
-              <w:t>187</w:t>
+              <w:t>164</w:t>
             </w:r>
           </w:p>
         </w:tc>
@@ -10102,7 +10385,7 @@
                 <w:b w:val="0"/>
                 <w:sz w:val="17"/>
               </w:rPr>
-              <w:t>811</w:t>
+              <w:t>709</w:t>
             </w:r>
           </w:p>
         </w:tc>
@@ -10142,7 +10425,7 @@
                 <w:b w:val="0"/>
                 <w:sz w:val="17"/>
               </w:rPr>
-              <w:t>929</w:t>
+              <w:t>874</w:t>
             </w:r>
           </w:p>
         </w:tc>
@@ -10161,7 +10444,7 @@
                 <w:b w:val="0"/>
                 <w:sz w:val="17"/>
               </w:rPr>
-              <w:t>898</w:t>
+              <w:t>831</w:t>
             </w:r>
           </w:p>
         </w:tc>
@@ -10180,7 +10463,7 @@
                 <w:b w:val="0"/>
                 <w:sz w:val="17"/>
               </w:rPr>
-              <w:t>934</w:t>
+              <w:t>861</w:t>
             </w:r>
           </w:p>
         </w:tc>
@@ -10199,7 +10482,7 @@
                 <w:b w:val="0"/>
                 <w:sz w:val="17"/>
               </w:rPr>
-              <w:t>929</w:t>
+              <w:t>857</w:t>
             </w:r>
           </w:p>
         </w:tc>
@@ -10218,7 +10501,7 @@
                 <w:b w:val="0"/>
                 <w:sz w:val="17"/>
               </w:rPr>
-              <w:t>925</w:t>
+              <w:t>852</w:t>
             </w:r>
           </w:p>
         </w:tc>
@@ -10237,7 +10520,7 @@
                 <w:b w:val="0"/>
                 <w:sz w:val="17"/>
               </w:rPr>
-              <w:t>4,616</w:t>
+              <w:t>4,275</w:t>
             </w:r>
           </w:p>
         </w:tc>
@@ -10331,7 +10614,7 @@
         <w:pStyle w:val="Heading2"/>
       </w:pPr>
       <w:r>
-        <w:t>6.1 Fortnightly list plan</w:t>
+        <w:t>6.1 Two-week theatre template</w:t>
       </w:r>
     </w:p>
     <w:p>
@@ -10341,7 +10624,7 @@
           <w:b w:val="0"/>
           <w:sz w:val="22"/>
         </w:rPr>
-        <w:t>Capacity is 18 sessions per fortnight (9 per robot per week, one weekly slot kept for maintenance); 16 are booked and 2 left free. A dedicated list is created only if it would be at least 75% full; smaller remaining demand is pooled on a shared list, again only if that list would be at least 75% full.</w:t>
+        <w:t>The template (pre-filled from demand, standard day) covers 14 days, Monday to Sunday twice, with AM, PM and evening sessions on each robot. Standard hours are weekday AM and PM, with Friday PM kept for maintenance; evening and weekend sessions count only when used. 18 of 18 available sessions per fortnight are booked (100%). The fortnight is extrapolated to 45 operating weeks a year, and 100% of templated cases are assumed to go ahead.</w:t>
       </w:r>
     </w:p>
     <w:tbl>
@@ -10361,12 +10644,12 @@
         <w:tblLayout w:type="fixed"/>
       </w:tblPr>
       <w:tblGrid>
-        <w:gridCol w:w="3000"/>
+        <w:gridCol w:w="3100"/>
+        <w:gridCol w:w="1100"/>
+        <w:gridCol w:w="1300"/>
         <w:gridCol w:w="1200"/>
-        <w:gridCol w:w="1700"/>
-        <w:gridCol w:w="1100"/>
-        <w:gridCol w:w="1100"/>
-        <w:gridCol w:w="926"/>
+        <w:gridCol w:w="1200"/>
+        <w:gridCol w:w="1126"/>
       </w:tblGrid>
       <w:tr>
         <w:trPr>
@@ -10374,7 +10657,7 @@
         </w:trPr>
         <w:tc>
           <w:tcPr>
-            <w:tcW w:type="dxa" w:w="3000"/>
+            <w:tcW w:type="dxa" w:w="3100"/>
             <w:shd w:val="clear" w:color="auto" w:fill="1F3864"/>
           </w:tcPr>
           <w:p>
@@ -10387,9 +10670,51 @@
                 <w:rFonts w:ascii="Arial" w:hAnsi="Arial"/>
                 <w:b/>
                 <w:color w:val="FFFFFF"/>
-                <w:sz w:val="19"/>
-              </w:rPr>
-              <w:t>Specialty</w:t>
+                <w:sz w:val="17"/>
+              </w:rPr>
+              <w:t>Procedure</w:t>
+            </w:r>
+          </w:p>
+        </w:tc>
+        <w:tc>
+          <w:tcPr>
+            <w:tcW w:type="dxa" w:w="1100"/>
+            <w:shd w:val="clear" w:color="auto" w:fill="1F3864"/>
+          </w:tcPr>
+          <w:p>
+            <w:pPr>
+              <w:spacing w:after="0" w:before="0"/>
+            </w:pPr>
+            <w:r/>
+            <w:r>
+              <w:rPr>
+                <w:rFonts w:ascii="Arial" w:hAnsi="Arial"/>
+                <w:b/>
+                <w:color w:val="FFFFFF"/>
+                <w:sz w:val="17"/>
+              </w:rPr>
+              <w:t>Sessions per fortnight</w:t>
+            </w:r>
+          </w:p>
+        </w:tc>
+        <w:tc>
+          <w:tcPr>
+            <w:tcW w:type="dxa" w:w="1300"/>
+            <w:shd w:val="clear" w:color="auto" w:fill="1F3864"/>
+          </w:tcPr>
+          <w:p>
+            <w:pPr>
+              <w:spacing w:after="0" w:before="0"/>
+            </w:pPr>
+            <w:r/>
+            <w:r>
+              <w:rPr>
+                <w:rFonts w:ascii="Arial" w:hAnsi="Arial"/>
+                <w:b/>
+                <w:color w:val="FFFFFF"/>
+                <w:sz w:val="17"/>
+              </w:rPr>
+              <w:t>Cases on template (year)</w:t>
             </w:r>
           </w:p>
         </w:tc>
@@ -10408,15 +10733,15 @@
                 <w:rFonts w:ascii="Arial" w:hAnsi="Arial"/>
                 <w:b/>
                 <w:color w:val="FFFFFF"/>
-                <w:sz w:val="19"/>
-              </w:rPr>
-              <w:t>Sessions per fortnight</w:t>
-            </w:r>
-          </w:p>
-        </w:tc>
-        <w:tc>
-          <w:tcPr>
-            <w:tcW w:type="dxa" w:w="1700"/>
+                <w:sz w:val="17"/>
+              </w:rPr>
+              <w:t>Demand (year)</w:t>
+            </w:r>
+          </w:p>
+        </w:tc>
+        <w:tc>
+          <w:tcPr>
+            <w:tcW w:type="dxa" w:w="1200"/>
             <w:shd w:val="clear" w:color="auto" w:fill="1F3864"/>
           </w:tcPr>
           <w:p>
@@ -10429,15 +10754,15 @@
                 <w:rFonts w:ascii="Arial" w:hAnsi="Arial"/>
                 <w:b/>
                 <w:color w:val="FFFFFF"/>
-                <w:sz w:val="19"/>
-              </w:rPr>
-              <w:t>List</w:t>
-            </w:r>
-          </w:p>
-        </w:tc>
-        <w:tc>
-          <w:tcPr>
-            <w:tcW w:type="dxa" w:w="1100"/>
+                <w:sz w:val="17"/>
+              </w:rPr>
+              <w:t>Cases delivered</w:t>
+            </w:r>
+          </w:p>
+        </w:tc>
+        <w:tc>
+          <w:tcPr>
+            <w:tcW w:type="dxa" w:w="1126"/>
             <w:shd w:val="clear" w:color="auto" w:fill="1F3864"/>
           </w:tcPr>
           <w:p>
@@ -10450,49 +10775,7 @@
                 <w:rFonts w:ascii="Arial" w:hAnsi="Arial"/>
                 <w:b/>
                 <w:color w:val="FFFFFF"/>
-                <w:sz w:val="19"/>
-              </w:rPr>
-              <w:t>Cases on own lists</w:t>
-            </w:r>
-          </w:p>
-        </w:tc>
-        <w:tc>
-          <w:tcPr>
-            <w:tcW w:type="dxa" w:w="1100"/>
-            <w:shd w:val="clear" w:color="auto" w:fill="1F3864"/>
-          </w:tcPr>
-          <w:p>
-            <w:pPr>
-              <w:spacing w:after="0" w:before="0"/>
-            </w:pPr>
-            <w:r/>
-            <w:r>
-              <w:rPr>
-                <w:rFonts w:ascii="Arial" w:hAnsi="Arial"/>
-                <w:b/>
-                <w:color w:val="FFFFFF"/>
-                <w:sz w:val="19"/>
-              </w:rPr>
-              <w:t>Cases on shared list</w:t>
-            </w:r>
-          </w:p>
-        </w:tc>
-        <w:tc>
-          <w:tcPr>
-            <w:tcW w:type="dxa" w:w="926"/>
-            <w:shd w:val="clear" w:color="auto" w:fill="1F3864"/>
-          </w:tcPr>
-          <w:p>
-            <w:pPr>
-              <w:spacing w:after="0" w:before="0"/>
-            </w:pPr>
-            <w:r/>
-            <w:r>
-              <w:rPr>
-                <w:rFonts w:ascii="Arial" w:hAnsi="Arial"/>
-                <w:b/>
-                <w:color w:val="FFFFFF"/>
-                <w:sz w:val="19"/>
+                <w:sz w:val="17"/>
               </w:rPr>
               <w:t>Unmet demand</w:t>
             </w:r>
@@ -10502,17 +10785,17 @@
       <w:tr>
         <w:tc>
           <w:tcPr>
-            <w:tcW w:type="dxa" w:w="3000"/>
-          </w:tcPr>
-          <w:p>
-            <w:pPr>
-              <w:spacing w:after="0" w:before="0"/>
-            </w:pPr>
-            <w:r>
-              <w:rPr>
-                <w:rFonts w:ascii="Arial" w:hAnsi="Arial"/>
-                <w:b w:val="0"/>
-                <w:sz w:val="19"/>
+            <w:tcW w:type="dxa" w:w="3100"/>
+          </w:tcPr>
+          <w:p>
+            <w:pPr>
+              <w:spacing w:after="0" w:before="0"/>
+            </w:pPr>
+            <w:r>
+              <w:rPr>
+                <w:rFonts w:ascii="Arial" w:hAnsi="Arial"/>
+                <w:b w:val="0"/>
+                <w:sz w:val="17"/>
               </w:rPr>
               <w:t>Colorectal major resection (colon and rectum)</w:t>
             </w:r>
@@ -10520,6 +10803,42 @@
         </w:tc>
         <w:tc>
           <w:tcPr>
+            <w:tcW w:type="dxa" w:w="1100"/>
+          </w:tcPr>
+          <w:p>
+            <w:pPr>
+              <w:spacing w:after="0" w:before="0"/>
+            </w:pPr>
+            <w:r>
+              <w:rPr>
+                <w:rFonts w:ascii="Arial" w:hAnsi="Arial"/>
+                <w:b w:val="0"/>
+                <w:sz w:val="17"/>
+              </w:rPr>
+              <w:t>6.0</w:t>
+            </w:r>
+          </w:p>
+        </w:tc>
+        <w:tc>
+          <w:tcPr>
+            <w:tcW w:type="dxa" w:w="1300"/>
+          </w:tcPr>
+          <w:p>
+            <w:pPr>
+              <w:spacing w:after="0" w:before="0"/>
+            </w:pPr>
+            <w:r>
+              <w:rPr>
+                <w:rFonts w:ascii="Arial" w:hAnsi="Arial"/>
+                <w:b w:val="0"/>
+                <w:sz w:val="17"/>
+              </w:rPr>
+              <w:t>135</w:t>
+            </w:r>
+          </w:p>
+        </w:tc>
+        <w:tc>
+          <w:tcPr>
             <w:tcW w:type="dxa" w:w="1200"/>
           </w:tcPr>
           <w:p>
@@ -10530,79 +10849,43 @@
               <w:rPr>
                 <w:rFonts w:ascii="Arial" w:hAnsi="Arial"/>
                 <w:b w:val="0"/>
-                <w:sz w:val="19"/>
-              </w:rPr>
-              <w:t>4</w:t>
-            </w:r>
-          </w:p>
-        </w:tc>
-        <w:tc>
-          <w:tcPr>
-            <w:tcW w:type="dxa" w:w="1700"/>
-          </w:tcPr>
-          <w:p>
-            <w:pPr>
-              <w:spacing w:after="0" w:before="0"/>
-            </w:pPr>
-            <w:r>
-              <w:rPr>
-                <w:rFonts w:ascii="Arial" w:hAnsi="Arial"/>
-                <w:b w:val="0"/>
-                <w:sz w:val="19"/>
-              </w:rPr>
-              <w:t>2 per all-day list</w:t>
-            </w:r>
-          </w:p>
-        </w:tc>
-        <w:tc>
-          <w:tcPr>
-            <w:tcW w:type="dxa" w:w="1100"/>
-          </w:tcPr>
-          <w:p>
-            <w:pPr>
-              <w:spacing w:after="0" w:before="0"/>
-            </w:pPr>
-            <w:r>
-              <w:rPr>
-                <w:rFonts w:ascii="Arial" w:hAnsi="Arial"/>
-                <w:b w:val="0"/>
-                <w:sz w:val="19"/>
-              </w:rPr>
-              <w:t>90</w:t>
-            </w:r>
-          </w:p>
-        </w:tc>
-        <w:tc>
-          <w:tcPr>
-            <w:tcW w:type="dxa" w:w="1100"/>
-          </w:tcPr>
-          <w:p>
-            <w:pPr>
-              <w:spacing w:after="0" w:before="0"/>
-            </w:pPr>
-            <w:r>
-              <w:rPr>
-                <w:rFonts w:ascii="Arial" w:hAnsi="Arial"/>
-                <w:b w:val="0"/>
-                <w:sz w:val="19"/>
-              </w:rPr>
-              <w:t>30</w:t>
-            </w:r>
-          </w:p>
-        </w:tc>
-        <w:tc>
-          <w:tcPr>
-            <w:tcW w:type="dxa" w:w="926"/>
-          </w:tcPr>
-          <w:p>
-            <w:pPr>
-              <w:spacing w:after="0" w:before="0"/>
-            </w:pPr>
-            <w:r>
-              <w:rPr>
-                <w:rFonts w:ascii="Arial" w:hAnsi="Arial"/>
-                <w:b w:val="0"/>
-                <w:sz w:val="19"/>
+                <w:sz w:val="17"/>
+              </w:rPr>
+              <w:t>120</w:t>
+            </w:r>
+          </w:p>
+        </w:tc>
+        <w:tc>
+          <w:tcPr>
+            <w:tcW w:type="dxa" w:w="1200"/>
+          </w:tcPr>
+          <w:p>
+            <w:pPr>
+              <w:spacing w:after="0" w:before="0"/>
+            </w:pPr>
+            <w:r>
+              <w:rPr>
+                <w:rFonts w:ascii="Arial" w:hAnsi="Arial"/>
+                <w:b w:val="0"/>
+                <w:sz w:val="17"/>
+              </w:rPr>
+              <w:t>120</w:t>
+            </w:r>
+          </w:p>
+        </w:tc>
+        <w:tc>
+          <w:tcPr>
+            <w:tcW w:type="dxa" w:w="1126"/>
+          </w:tcPr>
+          <w:p>
+            <w:pPr>
+              <w:spacing w:after="0" w:before="0"/>
+            </w:pPr>
+            <w:r>
+              <w:rPr>
+                <w:rFonts w:ascii="Arial" w:hAnsi="Arial"/>
+                <w:b w:val="0"/>
+                <w:sz w:val="17"/>
               </w:rPr>
               <w:t>0</w:t>
             </w:r>
@@ -10612,18 +10895,18 @@
       <w:tr>
         <w:tc>
           <w:tcPr>
-            <w:tcW w:type="dxa" w:w="3000"/>
-            <w:shd w:val="clear" w:color="auto" w:fill="F2F2F2"/>
-          </w:tcPr>
-          <w:p>
-            <w:pPr>
-              <w:spacing w:after="0" w:before="0"/>
-            </w:pPr>
-            <w:r>
-              <w:rPr>
-                <w:rFonts w:ascii="Arial" w:hAnsi="Arial"/>
-                <w:b w:val="0"/>
-                <w:sz w:val="19"/>
+            <w:tcW w:type="dxa" w:w="3100"/>
+            <w:shd w:val="clear" w:color="auto" w:fill="F2F2F2"/>
+          </w:tcPr>
+          <w:p>
+            <w:pPr>
+              <w:spacing w:after="0" w:before="0"/>
+            </w:pPr>
+            <w:r>
+              <w:rPr>
+                <w:rFonts w:ascii="Arial" w:hAnsi="Arial"/>
+                <w:b w:val="0"/>
+                <w:sz w:val="17"/>
               </w:rPr>
               <w:t>Nephrectomy and partial nephrectomy</w:t>
             </w:r>
@@ -10631,6 +10914,44 @@
         </w:tc>
         <w:tc>
           <w:tcPr>
+            <w:tcW w:type="dxa" w:w="1100"/>
+            <w:shd w:val="clear" w:color="auto" w:fill="F2F2F2"/>
+          </w:tcPr>
+          <w:p>
+            <w:pPr>
+              <w:spacing w:after="0" w:before="0"/>
+            </w:pPr>
+            <w:r>
+              <w:rPr>
+                <w:rFonts w:ascii="Arial" w:hAnsi="Arial"/>
+                <w:b w:val="0"/>
+                <w:sz w:val="17"/>
+              </w:rPr>
+              <w:t>2.0</w:t>
+            </w:r>
+          </w:p>
+        </w:tc>
+        <w:tc>
+          <w:tcPr>
+            <w:tcW w:type="dxa" w:w="1300"/>
+            <w:shd w:val="clear" w:color="auto" w:fill="F2F2F2"/>
+          </w:tcPr>
+          <w:p>
+            <w:pPr>
+              <w:spacing w:after="0" w:before="0"/>
+            </w:pPr>
+            <w:r>
+              <w:rPr>
+                <w:rFonts w:ascii="Arial" w:hAnsi="Arial"/>
+                <w:b w:val="0"/>
+                <w:sz w:val="17"/>
+              </w:rPr>
+              <w:t>68</w:t>
+            </w:r>
+          </w:p>
+        </w:tc>
+        <w:tc>
+          <w:tcPr>
             <w:tcW w:type="dxa" w:w="1200"/>
             <w:shd w:val="clear" w:color="auto" w:fill="F2F2F2"/>
           </w:tcPr>
@@ -10642,64 +10963,7 @@
               <w:rPr>
                 <w:rFonts w:ascii="Arial" w:hAnsi="Arial"/>
                 <w:b w:val="0"/>
-                <w:sz w:val="19"/>
-              </w:rPr>
-              <w:t>0</w:t>
-            </w:r>
-          </w:p>
-        </w:tc>
-        <w:tc>
-          <w:tcPr>
-            <w:tcW w:type="dxa" w:w="1700"/>
-            <w:shd w:val="clear" w:color="auto" w:fill="F2F2F2"/>
-          </w:tcPr>
-          <w:p>
-            <w:pPr>
-              <w:spacing w:after="0" w:before="0"/>
-            </w:pPr>
-            <w:r>
-              <w:rPr>
-                <w:rFonts w:ascii="Arial" w:hAnsi="Arial"/>
-                <w:b w:val="0"/>
-                <w:sz w:val="19"/>
-              </w:rPr>
-              <w:t>3 per all-day list</w:t>
-            </w:r>
-          </w:p>
-        </w:tc>
-        <w:tc>
-          <w:tcPr>
-            <w:tcW w:type="dxa" w:w="1100"/>
-            <w:shd w:val="clear" w:color="auto" w:fill="F2F2F2"/>
-          </w:tcPr>
-          <w:p>
-            <w:pPr>
-              <w:spacing w:after="0" w:before="0"/>
-            </w:pPr>
-            <w:r>
-              <w:rPr>
-                <w:rFonts w:ascii="Arial" w:hAnsi="Arial"/>
-                <w:b w:val="0"/>
-                <w:sz w:val="19"/>
-              </w:rPr>
-              <w:t>0</w:t>
-            </w:r>
-          </w:p>
-        </w:tc>
-        <w:tc>
-          <w:tcPr>
-            <w:tcW w:type="dxa" w:w="1100"/>
-            <w:shd w:val="clear" w:color="auto" w:fill="F2F2F2"/>
-          </w:tcPr>
-          <w:p>
-            <w:pPr>
-              <w:spacing w:after="0" w:before="0"/>
-            </w:pPr>
-            <w:r>
-              <w:rPr>
-                <w:rFonts w:ascii="Arial" w:hAnsi="Arial"/>
-                <w:b w:val="0"/>
-                <w:sz w:val="19"/>
+                <w:sz w:val="17"/>
               </w:rPr>
               <w:t>50</w:t>
             </w:r>
@@ -10707,18 +10971,37 @@
         </w:tc>
         <w:tc>
           <w:tcPr>
-            <w:tcW w:type="dxa" w:w="926"/>
-            <w:shd w:val="clear" w:color="auto" w:fill="F2F2F2"/>
-          </w:tcPr>
-          <w:p>
-            <w:pPr>
-              <w:spacing w:after="0" w:before="0"/>
-            </w:pPr>
-            <w:r>
-              <w:rPr>
-                <w:rFonts w:ascii="Arial" w:hAnsi="Arial"/>
-                <w:b w:val="0"/>
-                <w:sz w:val="19"/>
+            <w:tcW w:type="dxa" w:w="1200"/>
+            <w:shd w:val="clear" w:color="auto" w:fill="F2F2F2"/>
+          </w:tcPr>
+          <w:p>
+            <w:pPr>
+              <w:spacing w:after="0" w:before="0"/>
+            </w:pPr>
+            <w:r>
+              <w:rPr>
+                <w:rFonts w:ascii="Arial" w:hAnsi="Arial"/>
+                <w:b w:val="0"/>
+                <w:sz w:val="17"/>
+              </w:rPr>
+              <w:t>50</w:t>
+            </w:r>
+          </w:p>
+        </w:tc>
+        <w:tc>
+          <w:tcPr>
+            <w:tcW w:type="dxa" w:w="1126"/>
+            <w:shd w:val="clear" w:color="auto" w:fill="F2F2F2"/>
+          </w:tcPr>
+          <w:p>
+            <w:pPr>
+              <w:spacing w:after="0" w:before="0"/>
+            </w:pPr>
+            <w:r>
+              <w:rPr>
+                <w:rFonts w:ascii="Arial" w:hAnsi="Arial"/>
+                <w:b w:val="0"/>
+                <w:sz w:val="17"/>
               </w:rPr>
               <w:t>0</w:t>
             </w:r>
@@ -10728,17 +11011,17 @@
       <w:tr>
         <w:tc>
           <w:tcPr>
-            <w:tcW w:type="dxa" w:w="3000"/>
-          </w:tcPr>
-          <w:p>
-            <w:pPr>
-              <w:spacing w:after="0" w:before="0"/>
-            </w:pPr>
-            <w:r>
-              <w:rPr>
-                <w:rFonts w:ascii="Arial" w:hAnsi="Arial"/>
-                <w:b w:val="0"/>
-                <w:sz w:val="19"/>
+            <w:tcW w:type="dxa" w:w="3100"/>
+          </w:tcPr>
+          <w:p>
+            <w:pPr>
+              <w:spacing w:after="0" w:before="0"/>
+            </w:pPr>
+            <w:r>
+              <w:rPr>
+                <w:rFonts w:ascii="Arial" w:hAnsi="Arial"/>
+                <w:b w:val="0"/>
+                <w:sz w:val="17"/>
               </w:rPr>
               <w:t>Hysterectomy (benign and malignant)</w:t>
             </w:r>
@@ -10746,6 +11029,42 @@
         </w:tc>
         <w:tc>
           <w:tcPr>
+            <w:tcW w:type="dxa" w:w="1100"/>
+          </w:tcPr>
+          <w:p>
+            <w:pPr>
+              <w:spacing w:after="0" w:before="0"/>
+            </w:pPr>
+            <w:r>
+              <w:rPr>
+                <w:rFonts w:ascii="Arial" w:hAnsi="Arial"/>
+                <w:b w:val="0"/>
+                <w:sz w:val="17"/>
+              </w:rPr>
+              <w:t>2.7</w:t>
+            </w:r>
+          </w:p>
+        </w:tc>
+        <w:tc>
+          <w:tcPr>
+            <w:tcW w:type="dxa" w:w="1300"/>
+          </w:tcPr>
+          <w:p>
+            <w:pPr>
+              <w:spacing w:after="0" w:before="0"/>
+            </w:pPr>
+            <w:r>
+              <w:rPr>
+                <w:rFonts w:ascii="Arial" w:hAnsi="Arial"/>
+                <w:b w:val="0"/>
+                <w:sz w:val="17"/>
+              </w:rPr>
+              <w:t>108</w:t>
+            </w:r>
+          </w:p>
+        </w:tc>
+        <w:tc>
+          <w:tcPr>
             <w:tcW w:type="dxa" w:w="1200"/>
           </w:tcPr>
           <w:p>
@@ -10756,79 +11075,43 @@
               <w:rPr>
                 <w:rFonts w:ascii="Arial" w:hAnsi="Arial"/>
                 <w:b w:val="0"/>
-                <w:sz w:val="19"/>
-              </w:rPr>
-              <w:t>2</w:t>
-            </w:r>
-          </w:p>
-        </w:tc>
-        <w:tc>
-          <w:tcPr>
-            <w:tcW w:type="dxa" w:w="1700"/>
-          </w:tcPr>
-          <w:p>
-            <w:pPr>
-              <w:spacing w:after="0" w:before="0"/>
-            </w:pPr>
-            <w:r>
-              <w:rPr>
-                <w:rFonts w:ascii="Arial" w:hAnsi="Arial"/>
-                <w:b w:val="0"/>
-                <w:sz w:val="19"/>
-              </w:rPr>
-              <w:t>2 per half-day list</w:t>
-            </w:r>
-          </w:p>
-        </w:tc>
-        <w:tc>
-          <w:tcPr>
-            <w:tcW w:type="dxa" w:w="1100"/>
-          </w:tcPr>
-          <w:p>
-            <w:pPr>
-              <w:spacing w:after="0" w:before="0"/>
-            </w:pPr>
-            <w:r>
-              <w:rPr>
-                <w:rFonts w:ascii="Arial" w:hAnsi="Arial"/>
-                <w:b w:val="0"/>
-                <w:sz w:val="19"/>
-              </w:rPr>
-              <w:t>90</w:t>
-            </w:r>
-          </w:p>
-        </w:tc>
-        <w:tc>
-          <w:tcPr>
-            <w:tcW w:type="dxa" w:w="1100"/>
-          </w:tcPr>
-          <w:p>
-            <w:pPr>
-              <w:spacing w:after="0" w:before="0"/>
-            </w:pPr>
-            <w:r>
-              <w:rPr>
-                <w:rFonts w:ascii="Arial" w:hAnsi="Arial"/>
-                <w:b w:val="0"/>
-                <w:sz w:val="19"/>
-              </w:rPr>
-              <w:t>10</w:t>
-            </w:r>
-          </w:p>
-        </w:tc>
-        <w:tc>
-          <w:tcPr>
-            <w:tcW w:type="dxa" w:w="926"/>
-          </w:tcPr>
-          <w:p>
-            <w:pPr>
-              <w:spacing w:after="0" w:before="0"/>
-            </w:pPr>
-            <w:r>
-              <w:rPr>
-                <w:rFonts w:ascii="Arial" w:hAnsi="Arial"/>
-                <w:b w:val="0"/>
-                <w:sz w:val="19"/>
+                <w:sz w:val="17"/>
+              </w:rPr>
+              <w:t>100</w:t>
+            </w:r>
+          </w:p>
+        </w:tc>
+        <w:tc>
+          <w:tcPr>
+            <w:tcW w:type="dxa" w:w="1200"/>
+          </w:tcPr>
+          <w:p>
+            <w:pPr>
+              <w:spacing w:after="0" w:before="0"/>
+            </w:pPr>
+            <w:r>
+              <w:rPr>
+                <w:rFonts w:ascii="Arial" w:hAnsi="Arial"/>
+                <w:b w:val="0"/>
+                <w:sz w:val="17"/>
+              </w:rPr>
+              <w:t>100</w:t>
+            </w:r>
+          </w:p>
+        </w:tc>
+        <w:tc>
+          <w:tcPr>
+            <w:tcW w:type="dxa" w:w="1126"/>
+          </w:tcPr>
+          <w:p>
+            <w:pPr>
+              <w:spacing w:after="0" w:before="0"/>
+            </w:pPr>
+            <w:r>
+              <w:rPr>
+                <w:rFonts w:ascii="Arial" w:hAnsi="Arial"/>
+                <w:b w:val="0"/>
+                <w:sz w:val="17"/>
               </w:rPr>
               <w:t>0</w:t>
             </w:r>
@@ -10838,18 +11121,18 @@
       <w:tr>
         <w:tc>
           <w:tcPr>
-            <w:tcW w:type="dxa" w:w="3000"/>
-            <w:shd w:val="clear" w:color="auto" w:fill="F2F2F2"/>
-          </w:tcPr>
-          <w:p>
-            <w:pPr>
-              <w:spacing w:after="0" w:before="0"/>
-            </w:pPr>
-            <w:r>
-              <w:rPr>
-                <w:rFonts w:ascii="Arial" w:hAnsi="Arial"/>
-                <w:b w:val="0"/>
-                <w:sz w:val="19"/>
+            <w:tcW w:type="dxa" w:w="3100"/>
+            <w:shd w:val="clear" w:color="auto" w:fill="F2F2F2"/>
+          </w:tcPr>
+          <w:p>
+            <w:pPr>
+              <w:spacing w:after="0" w:before="0"/>
+            </w:pPr>
+            <w:r>
+              <w:rPr>
+                <w:rFonts w:ascii="Arial" w:hAnsi="Arial"/>
+                <w:b w:val="0"/>
+                <w:sz w:val="17"/>
               </w:rPr>
               <w:t>Myomectomy</w:t>
             </w:r>
@@ -10857,6 +11140,44 @@
         </w:tc>
         <w:tc>
           <w:tcPr>
+            <w:tcW w:type="dxa" w:w="1100"/>
+            <w:shd w:val="clear" w:color="auto" w:fill="F2F2F2"/>
+          </w:tcPr>
+          <w:p>
+            <w:pPr>
+              <w:spacing w:after="0" w:before="0"/>
+            </w:pPr>
+            <w:r>
+              <w:rPr>
+                <w:rFonts w:ascii="Arial" w:hAnsi="Arial"/>
+                <w:b w:val="0"/>
+                <w:sz w:val="17"/>
+              </w:rPr>
+              <w:t>0.7</w:t>
+            </w:r>
+          </w:p>
+        </w:tc>
+        <w:tc>
+          <w:tcPr>
+            <w:tcW w:type="dxa" w:w="1300"/>
+            <w:shd w:val="clear" w:color="auto" w:fill="F2F2F2"/>
+          </w:tcPr>
+          <w:p>
+            <w:pPr>
+              <w:spacing w:after="0" w:before="0"/>
+            </w:pPr>
+            <w:r>
+              <w:rPr>
+                <w:rFonts w:ascii="Arial" w:hAnsi="Arial"/>
+                <w:b w:val="0"/>
+                <w:sz w:val="17"/>
+              </w:rPr>
+              <w:t>27</w:t>
+            </w:r>
+          </w:p>
+        </w:tc>
+        <w:tc>
+          <w:tcPr>
             <w:tcW w:type="dxa" w:w="1200"/>
             <w:shd w:val="clear" w:color="auto" w:fill="F2F2F2"/>
           </w:tcPr>
@@ -10868,83 +11189,45 @@
               <w:rPr>
                 <w:rFonts w:ascii="Arial" w:hAnsi="Arial"/>
                 <w:b w:val="0"/>
-                <w:sz w:val="19"/>
-              </w:rPr>
-              <w:t>1</w:t>
-            </w:r>
-          </w:p>
-        </w:tc>
-        <w:tc>
-          <w:tcPr>
-            <w:tcW w:type="dxa" w:w="1700"/>
-            <w:shd w:val="clear" w:color="auto" w:fill="F2F2F2"/>
-          </w:tcPr>
-          <w:p>
-            <w:pPr>
-              <w:spacing w:after="0" w:before="0"/>
-            </w:pPr>
-            <w:r>
-              <w:rPr>
-                <w:rFonts w:ascii="Arial" w:hAnsi="Arial"/>
-                <w:b w:val="0"/>
-                <w:sz w:val="19"/>
-              </w:rPr>
-              <w:t>1 per half-day list</w:t>
-            </w:r>
-          </w:p>
-        </w:tc>
-        <w:tc>
-          <w:tcPr>
-            <w:tcW w:type="dxa" w:w="1100"/>
-            <w:shd w:val="clear" w:color="auto" w:fill="F2F2F2"/>
-          </w:tcPr>
-          <w:p>
-            <w:pPr>
-              <w:spacing w:after="0" w:before="0"/>
-            </w:pPr>
-            <w:r>
-              <w:rPr>
-                <w:rFonts w:ascii="Arial" w:hAnsi="Arial"/>
-                <w:b w:val="0"/>
-                <w:sz w:val="19"/>
-              </w:rPr>
-              <w:t>22</w:t>
-            </w:r>
-          </w:p>
-        </w:tc>
-        <w:tc>
-          <w:tcPr>
-            <w:tcW w:type="dxa" w:w="1100"/>
-            <w:shd w:val="clear" w:color="auto" w:fill="F2F2F2"/>
-          </w:tcPr>
-          <w:p>
-            <w:pPr>
-              <w:spacing w:after="0" w:before="0"/>
-            </w:pPr>
-            <w:r>
-              <w:rPr>
-                <w:rFonts w:ascii="Arial" w:hAnsi="Arial"/>
-                <w:b w:val="0"/>
-                <w:sz w:val="19"/>
-              </w:rPr>
-              <w:t>2</w:t>
-            </w:r>
-          </w:p>
-        </w:tc>
-        <w:tc>
-          <w:tcPr>
-            <w:tcW w:type="dxa" w:w="926"/>
-            <w:shd w:val="clear" w:color="auto" w:fill="F2F2F2"/>
-          </w:tcPr>
-          <w:p>
-            <w:pPr>
-              <w:spacing w:after="0" w:before="0"/>
-            </w:pPr>
-            <w:r>
-              <w:rPr>
-                <w:rFonts w:ascii="Arial" w:hAnsi="Arial"/>
-                <w:b w:val="0"/>
-                <w:sz w:val="19"/>
+                <w:sz w:val="17"/>
+              </w:rPr>
+              <w:t>25</w:t>
+            </w:r>
+          </w:p>
+        </w:tc>
+        <w:tc>
+          <w:tcPr>
+            <w:tcW w:type="dxa" w:w="1200"/>
+            <w:shd w:val="clear" w:color="auto" w:fill="F2F2F2"/>
+          </w:tcPr>
+          <w:p>
+            <w:pPr>
+              <w:spacing w:after="0" w:before="0"/>
+            </w:pPr>
+            <w:r>
+              <w:rPr>
+                <w:rFonts w:ascii="Arial" w:hAnsi="Arial"/>
+                <w:b w:val="0"/>
+                <w:sz w:val="17"/>
+              </w:rPr>
+              <w:t>25</w:t>
+            </w:r>
+          </w:p>
+        </w:tc>
+        <w:tc>
+          <w:tcPr>
+            <w:tcW w:type="dxa" w:w="1126"/>
+            <w:shd w:val="clear" w:color="auto" w:fill="F2F2F2"/>
+          </w:tcPr>
+          <w:p>
+            <w:pPr>
+              <w:spacing w:after="0" w:before="0"/>
+            </w:pPr>
+            <w:r>
+              <w:rPr>
+                <w:rFonts w:ascii="Arial" w:hAnsi="Arial"/>
+                <w:b w:val="0"/>
+                <w:sz w:val="17"/>
               </w:rPr>
               <w:t>0</w:t>
             </w:r>
@@ -10954,17 +11237,17 @@
       <w:tr>
         <w:tc>
           <w:tcPr>
-            <w:tcW w:type="dxa" w:w="3000"/>
-          </w:tcPr>
-          <w:p>
-            <w:pPr>
-              <w:spacing w:after="0" w:before="0"/>
-            </w:pPr>
-            <w:r>
-              <w:rPr>
-                <w:rFonts w:ascii="Arial" w:hAnsi="Arial"/>
-                <w:b w:val="0"/>
-                <w:sz w:val="19"/>
+            <w:tcW w:type="dxa" w:w="3100"/>
+          </w:tcPr>
+          <w:p>
+            <w:pPr>
+              <w:spacing w:after="0" w:before="0"/>
+            </w:pPr>
+            <w:r>
+              <w:rPr>
+                <w:rFonts w:ascii="Arial" w:hAnsi="Arial"/>
+                <w:b w:val="0"/>
+                <w:sz w:val="17"/>
               </w:rPr>
               <w:t>Endometriosis excision</w:t>
             </w:r>
@@ -10972,6 +11255,42 @@
         </w:tc>
         <w:tc>
           <w:tcPr>
+            <w:tcW w:type="dxa" w:w="1100"/>
+          </w:tcPr>
+          <w:p>
+            <w:pPr>
+              <w:spacing w:after="0" w:before="0"/>
+            </w:pPr>
+            <w:r>
+              <w:rPr>
+                <w:rFonts w:ascii="Arial" w:hAnsi="Arial"/>
+                <w:b w:val="0"/>
+                <w:sz w:val="17"/>
+              </w:rPr>
+              <w:t>3.4</w:t>
+            </w:r>
+          </w:p>
+        </w:tc>
+        <w:tc>
+          <w:tcPr>
+            <w:tcW w:type="dxa" w:w="1300"/>
+          </w:tcPr>
+          <w:p>
+            <w:pPr>
+              <w:spacing w:after="0" w:before="0"/>
+            </w:pPr>
+            <w:r>
+              <w:rPr>
+                <w:rFonts w:ascii="Arial" w:hAnsi="Arial"/>
+                <w:b w:val="0"/>
+                <w:sz w:val="17"/>
+              </w:rPr>
+              <w:t>135</w:t>
+            </w:r>
+          </w:p>
+        </w:tc>
+        <w:tc>
+          <w:tcPr>
             <w:tcW w:type="dxa" w:w="1200"/>
           </w:tcPr>
           <w:p>
@@ -10982,43 +11301,7 @@
               <w:rPr>
                 <w:rFonts w:ascii="Arial" w:hAnsi="Arial"/>
                 <w:b w:val="0"/>
-                <w:sz w:val="19"/>
-              </w:rPr>
-              <w:t>2</w:t>
-            </w:r>
-          </w:p>
-        </w:tc>
-        <w:tc>
-          <w:tcPr>
-            <w:tcW w:type="dxa" w:w="1700"/>
-          </w:tcPr>
-          <w:p>
-            <w:pPr>
-              <w:spacing w:after="0" w:before="0"/>
-            </w:pPr>
-            <w:r>
-              <w:rPr>
-                <w:rFonts w:ascii="Arial" w:hAnsi="Arial"/>
-                <w:b w:val="0"/>
-                <w:sz w:val="19"/>
-              </w:rPr>
-              <w:t>2 per all-day list</w:t>
-            </w:r>
-          </w:p>
-        </w:tc>
-        <w:tc>
-          <w:tcPr>
-            <w:tcW w:type="dxa" w:w="1100"/>
-          </w:tcPr>
-          <w:p>
-            <w:pPr>
-              <w:spacing w:after="0" w:before="0"/>
-            </w:pPr>
-            <w:r>
-              <w:rPr>
-                <w:rFonts w:ascii="Arial" w:hAnsi="Arial"/>
-                <w:b w:val="0"/>
-                <w:sz w:val="19"/>
+                <w:sz w:val="17"/>
               </w:rPr>
               <w:t>40</w:t>
             </w:r>
@@ -11026,35 +11309,35 @@
         </w:tc>
         <w:tc>
           <w:tcPr>
-            <w:tcW w:type="dxa" w:w="1100"/>
-          </w:tcPr>
-          <w:p>
-            <w:pPr>
-              <w:spacing w:after="0" w:before="0"/>
-            </w:pPr>
-            <w:r>
-              <w:rPr>
-                <w:rFonts w:ascii="Arial" w:hAnsi="Arial"/>
-                <w:b w:val="0"/>
-                <w:sz w:val="19"/>
-              </w:rPr>
-              <w:t>0</w:t>
-            </w:r>
-          </w:p>
-        </w:tc>
-        <w:tc>
-          <w:tcPr>
-            <w:tcW w:type="dxa" w:w="926"/>
-          </w:tcPr>
-          <w:p>
-            <w:pPr>
-              <w:spacing w:after="0" w:before="0"/>
-            </w:pPr>
-            <w:r>
-              <w:rPr>
-                <w:rFonts w:ascii="Arial" w:hAnsi="Arial"/>
-                <w:b w:val="0"/>
-                <w:sz w:val="19"/>
+            <w:tcW w:type="dxa" w:w="1200"/>
+          </w:tcPr>
+          <w:p>
+            <w:pPr>
+              <w:spacing w:after="0" w:before="0"/>
+            </w:pPr>
+            <w:r>
+              <w:rPr>
+                <w:rFonts w:ascii="Arial" w:hAnsi="Arial"/>
+                <w:b w:val="0"/>
+                <w:sz w:val="17"/>
+              </w:rPr>
+              <w:t>40</w:t>
+            </w:r>
+          </w:p>
+        </w:tc>
+        <w:tc>
+          <w:tcPr>
+            <w:tcW w:type="dxa" w:w="1126"/>
+          </w:tcPr>
+          <w:p>
+            <w:pPr>
+              <w:spacing w:after="0" w:before="0"/>
+            </w:pPr>
+            <w:r>
+              <w:rPr>
+                <w:rFonts w:ascii="Arial" w:hAnsi="Arial"/>
+                <w:b w:val="0"/>
+                <w:sz w:val="17"/>
               </w:rPr>
               <w:t>0</w:t>
             </w:r>
@@ -11064,18 +11347,18 @@
       <w:tr>
         <w:tc>
           <w:tcPr>
-            <w:tcW w:type="dxa" w:w="3000"/>
-            <w:shd w:val="clear" w:color="auto" w:fill="F2F2F2"/>
-          </w:tcPr>
-          <w:p>
-            <w:pPr>
-              <w:spacing w:after="0" w:before="0"/>
-            </w:pPr>
-            <w:r>
-              <w:rPr>
-                <w:rFonts w:ascii="Arial" w:hAnsi="Arial"/>
-                <w:b w:val="0"/>
-                <w:sz w:val="19"/>
+            <w:tcW w:type="dxa" w:w="3100"/>
+            <w:shd w:val="clear" w:color="auto" w:fill="F2F2F2"/>
+          </w:tcPr>
+          <w:p>
+            <w:pPr>
+              <w:spacing w:after="0" w:before="0"/>
+            </w:pPr>
+            <w:r>
+              <w:rPr>
+                <w:rFonts w:ascii="Arial" w:hAnsi="Arial"/>
+                <w:b w:val="0"/>
+                <w:sz w:val="17"/>
               </w:rPr>
               <w:t>Adnexal surgery</w:t>
             </w:r>
@@ -11083,6 +11366,44 @@
         </w:tc>
         <w:tc>
           <w:tcPr>
+            <w:tcW w:type="dxa" w:w="1100"/>
+            <w:shd w:val="clear" w:color="auto" w:fill="F2F2F2"/>
+          </w:tcPr>
+          <w:p>
+            <w:pPr>
+              <w:spacing w:after="0" w:before="0"/>
+            </w:pPr>
+            <w:r>
+              <w:rPr>
+                <w:rFonts w:ascii="Arial" w:hAnsi="Arial"/>
+                <w:b w:val="0"/>
+                <w:sz w:val="17"/>
+              </w:rPr>
+              <w:t>1.1</w:t>
+            </w:r>
+          </w:p>
+        </w:tc>
+        <w:tc>
+          <w:tcPr>
+            <w:tcW w:type="dxa" w:w="1300"/>
+            <w:shd w:val="clear" w:color="auto" w:fill="F2F2F2"/>
+          </w:tcPr>
+          <w:p>
+            <w:pPr>
+              <w:spacing w:after="0" w:before="0"/>
+            </w:pPr>
+            <w:r>
+              <w:rPr>
+                <w:rFonts w:ascii="Arial" w:hAnsi="Arial"/>
+                <w:b w:val="0"/>
+                <w:sz w:val="17"/>
+              </w:rPr>
+              <w:t>45</w:t>
+            </w:r>
+          </w:p>
+        </w:tc>
+        <w:tc>
+          <w:tcPr>
             <w:tcW w:type="dxa" w:w="1200"/>
             <w:shd w:val="clear" w:color="auto" w:fill="F2F2F2"/>
           </w:tcPr>
@@ -11094,64 +11415,7 @@
               <w:rPr>
                 <w:rFonts w:ascii="Arial" w:hAnsi="Arial"/>
                 <w:b w:val="0"/>
-                <w:sz w:val="19"/>
-              </w:rPr>
-              <w:t>0</w:t>
-            </w:r>
-          </w:p>
-        </w:tc>
-        <w:tc>
-          <w:tcPr>
-            <w:tcW w:type="dxa" w:w="1700"/>
-            <w:shd w:val="clear" w:color="auto" w:fill="F2F2F2"/>
-          </w:tcPr>
-          <w:p>
-            <w:pPr>
-              <w:spacing w:after="0" w:before="0"/>
-            </w:pPr>
-            <w:r>
-              <w:rPr>
-                <w:rFonts w:ascii="Arial" w:hAnsi="Arial"/>
-                <w:b w:val="0"/>
-                <w:sz w:val="19"/>
-              </w:rPr>
-              <w:t>3 per half-day list</w:t>
-            </w:r>
-          </w:p>
-        </w:tc>
-        <w:tc>
-          <w:tcPr>
-            <w:tcW w:type="dxa" w:w="1100"/>
-            <w:shd w:val="clear" w:color="auto" w:fill="F2F2F2"/>
-          </w:tcPr>
-          <w:p>
-            <w:pPr>
-              <w:spacing w:after="0" w:before="0"/>
-            </w:pPr>
-            <w:r>
-              <w:rPr>
-                <w:rFonts w:ascii="Arial" w:hAnsi="Arial"/>
-                <w:b w:val="0"/>
-                <w:sz w:val="19"/>
-              </w:rPr>
-              <w:t>0</w:t>
-            </w:r>
-          </w:p>
-        </w:tc>
-        <w:tc>
-          <w:tcPr>
-            <w:tcW w:type="dxa" w:w="1100"/>
-            <w:shd w:val="clear" w:color="auto" w:fill="F2F2F2"/>
-          </w:tcPr>
-          <w:p>
-            <w:pPr>
-              <w:spacing w:after="0" w:before="0"/>
-            </w:pPr>
-            <w:r>
-              <w:rPr>
-                <w:rFonts w:ascii="Arial" w:hAnsi="Arial"/>
-                <w:b w:val="0"/>
-                <w:sz w:val="19"/>
+                <w:sz w:val="17"/>
               </w:rPr>
               <w:t>30</w:t>
             </w:r>
@@ -11159,18 +11423,37 @@
         </w:tc>
         <w:tc>
           <w:tcPr>
-            <w:tcW w:type="dxa" w:w="926"/>
-            <w:shd w:val="clear" w:color="auto" w:fill="F2F2F2"/>
-          </w:tcPr>
-          <w:p>
-            <w:pPr>
-              <w:spacing w:after="0" w:before="0"/>
-            </w:pPr>
-            <w:r>
-              <w:rPr>
-                <w:rFonts w:ascii="Arial" w:hAnsi="Arial"/>
-                <w:b w:val="0"/>
-                <w:sz w:val="19"/>
+            <w:tcW w:type="dxa" w:w="1200"/>
+            <w:shd w:val="clear" w:color="auto" w:fill="F2F2F2"/>
+          </w:tcPr>
+          <w:p>
+            <w:pPr>
+              <w:spacing w:after="0" w:before="0"/>
+            </w:pPr>
+            <w:r>
+              <w:rPr>
+                <w:rFonts w:ascii="Arial" w:hAnsi="Arial"/>
+                <w:b w:val="0"/>
+                <w:sz w:val="17"/>
+              </w:rPr>
+              <w:t>30</w:t>
+            </w:r>
+          </w:p>
+        </w:tc>
+        <w:tc>
+          <w:tcPr>
+            <w:tcW w:type="dxa" w:w="1126"/>
+            <w:shd w:val="clear" w:color="auto" w:fill="F2F2F2"/>
+          </w:tcPr>
+          <w:p>
+            <w:pPr>
+              <w:spacing w:after="0" w:before="0"/>
+            </w:pPr>
+            <w:r>
+              <w:rPr>
+                <w:rFonts w:ascii="Arial" w:hAnsi="Arial"/>
+                <w:b w:val="0"/>
+                <w:sz w:val="17"/>
               </w:rPr>
               <w:t>0</w:t>
             </w:r>
@@ -11180,19 +11463,55 @@
       <w:tr>
         <w:tc>
           <w:tcPr>
-            <w:tcW w:type="dxa" w:w="3000"/>
-          </w:tcPr>
-          <w:p>
-            <w:pPr>
-              <w:spacing w:after="0" w:before="0"/>
-            </w:pPr>
-            <w:r>
-              <w:rPr>
-                <w:rFonts w:ascii="Arial" w:hAnsi="Arial"/>
-                <w:b w:val="0"/>
-                <w:sz w:val="19"/>
-              </w:rPr>
-              <w:t>Abdominal wall (ventral and incisional hernia)</w:t>
+            <w:tcW w:type="dxa" w:w="3100"/>
+          </w:tcPr>
+          <w:p>
+            <w:pPr>
+              <w:spacing w:after="0" w:before="0"/>
+            </w:pPr>
+            <w:r>
+              <w:rPr>
+                <w:rFonts w:ascii="Arial" w:hAnsi="Arial"/>
+                <w:b w:val="0"/>
+                <w:sz w:val="17"/>
+              </w:rPr>
+              <w:t>Abdominal wall reconstruction</w:t>
+            </w:r>
+          </w:p>
+        </w:tc>
+        <w:tc>
+          <w:tcPr>
+            <w:tcW w:type="dxa" w:w="1100"/>
+          </w:tcPr>
+          <w:p>
+            <w:pPr>
+              <w:spacing w:after="0" w:before="0"/>
+            </w:pPr>
+            <w:r>
+              <w:rPr>
+                <w:rFonts w:ascii="Arial" w:hAnsi="Arial"/>
+                <w:b w:val="0"/>
+                <w:sz w:val="17"/>
+              </w:rPr>
+              <w:t>2.0</w:t>
+            </w:r>
+          </w:p>
+        </w:tc>
+        <w:tc>
+          <w:tcPr>
+            <w:tcW w:type="dxa" w:w="1300"/>
+          </w:tcPr>
+          <w:p>
+            <w:pPr>
+              <w:spacing w:after="0" w:before="0"/>
+            </w:pPr>
+            <w:r>
+              <w:rPr>
+                <w:rFonts w:ascii="Arial" w:hAnsi="Arial"/>
+                <w:b w:val="0"/>
+                <w:sz w:val="17"/>
+              </w:rPr>
+              <w:t>45</w:t>
             </w:r>
           </w:p>
         </w:tc>
@@ -11208,43 +11527,7 @@
               <w:rPr>
                 <w:rFonts w:ascii="Arial" w:hAnsi="Arial"/>
                 <w:b w:val="0"/>
-                <w:sz w:val="19"/>
-              </w:rPr>
-              <w:t>2</w:t>
-            </w:r>
-          </w:p>
-        </w:tc>
-        <w:tc>
-          <w:tcPr>
-            <w:tcW w:type="dxa" w:w="1700"/>
-          </w:tcPr>
-          <w:p>
-            <w:pPr>
-              <w:spacing w:after="0" w:before="0"/>
-            </w:pPr>
-            <w:r>
-              <w:rPr>
-                <w:rFonts w:ascii="Arial" w:hAnsi="Arial"/>
-                <w:b w:val="0"/>
-                <w:sz w:val="19"/>
-              </w:rPr>
-              <w:t>2 per half-day list</w:t>
-            </w:r>
-          </w:p>
-        </w:tc>
-        <w:tc>
-          <w:tcPr>
-            <w:tcW w:type="dxa" w:w="1100"/>
-          </w:tcPr>
-          <w:p>
-            <w:pPr>
-              <w:spacing w:after="0" w:before="0"/>
-            </w:pPr>
-            <w:r>
-              <w:rPr>
-                <w:rFonts w:ascii="Arial" w:hAnsi="Arial"/>
-                <w:b w:val="0"/>
-                <w:sz w:val="19"/>
+                <w:sz w:val="17"/>
               </w:rPr>
               <w:t>80</w:t>
             </w:r>
@@ -11252,37 +11535,37 @@
         </w:tc>
         <w:tc>
           <w:tcPr>
-            <w:tcW w:type="dxa" w:w="1100"/>
-          </w:tcPr>
-          <w:p>
-            <w:pPr>
-              <w:spacing w:after="0" w:before="0"/>
-            </w:pPr>
-            <w:r>
-              <w:rPr>
-                <w:rFonts w:ascii="Arial" w:hAnsi="Arial"/>
-                <w:b w:val="0"/>
-                <w:sz w:val="19"/>
-              </w:rPr>
-              <w:t>0</w:t>
-            </w:r>
-          </w:p>
-        </w:tc>
-        <w:tc>
-          <w:tcPr>
-            <w:tcW w:type="dxa" w:w="926"/>
-          </w:tcPr>
-          <w:p>
-            <w:pPr>
-              <w:spacing w:after="0" w:before="0"/>
-            </w:pPr>
-            <w:r>
-              <w:rPr>
-                <w:rFonts w:ascii="Arial" w:hAnsi="Arial"/>
-                <w:b w:val="0"/>
-                <w:sz w:val="19"/>
-              </w:rPr>
-              <w:t>0</w:t>
+            <w:tcW w:type="dxa" w:w="1200"/>
+          </w:tcPr>
+          <w:p>
+            <w:pPr>
+              <w:spacing w:after="0" w:before="0"/>
+            </w:pPr>
+            <w:r>
+              <w:rPr>
+                <w:rFonts w:ascii="Arial" w:hAnsi="Arial"/>
+                <w:b w:val="0"/>
+                <w:sz w:val="17"/>
+              </w:rPr>
+              <w:t>45</w:t>
+            </w:r>
+          </w:p>
+        </w:tc>
+        <w:tc>
+          <w:tcPr>
+            <w:tcW w:type="dxa" w:w="1126"/>
+          </w:tcPr>
+          <w:p>
+            <w:pPr>
+              <w:spacing w:after="0" w:before="0"/>
+            </w:pPr>
+            <w:r>
+              <w:rPr>
+                <w:rFonts w:ascii="Arial" w:hAnsi="Arial"/>
+                <w:b w:val="0"/>
+                <w:sz w:val="17"/>
+              </w:rPr>
+              <w:t>35</w:t>
             </w:r>
           </w:p>
         </w:tc>
@@ -11290,18 +11573,18 @@
       <w:tr>
         <w:tc>
           <w:tcPr>
-            <w:tcW w:type="dxa" w:w="3000"/>
-            <w:shd w:val="clear" w:color="auto" w:fill="F2F2F2"/>
-          </w:tcPr>
-          <w:p>
-            <w:pPr>
-              <w:spacing w:after="0" w:before="0"/>
-            </w:pPr>
-            <w:r>
-              <w:rPr>
-                <w:rFonts w:ascii="Arial" w:hAnsi="Arial"/>
-                <w:b w:val="0"/>
-                <w:sz w:val="19"/>
+            <w:tcW w:type="dxa" w:w="3100"/>
+            <w:shd w:val="clear" w:color="auto" w:fill="F2F2F2"/>
+          </w:tcPr>
+          <w:p>
+            <w:pPr>
+              <w:spacing w:after="0" w:before="0"/>
+            </w:pPr>
+            <w:r>
+              <w:rPr>
+                <w:rFonts w:ascii="Arial" w:hAnsi="Arial"/>
+                <w:b w:val="0"/>
+                <w:sz w:val="17"/>
               </w:rPr>
               <w:t>Upper GI (anti-reflux and hiatal hernia)</w:t>
             </w:r>
@@ -11309,6 +11592,44 @@
         </w:tc>
         <w:tc>
           <w:tcPr>
+            <w:tcW w:type="dxa" w:w="1100"/>
+            <w:shd w:val="clear" w:color="auto" w:fill="F2F2F2"/>
+          </w:tcPr>
+          <w:p>
+            <w:pPr>
+              <w:spacing w:after="0" w:before="0"/>
+            </w:pPr>
+            <w:r>
+              <w:rPr>
+                <w:rFonts w:ascii="Arial" w:hAnsi="Arial"/>
+                <w:b w:val="0"/>
+                <w:sz w:val="17"/>
+              </w:rPr>
+              <w:t>0.0</w:t>
+            </w:r>
+          </w:p>
+        </w:tc>
+        <w:tc>
+          <w:tcPr>
+            <w:tcW w:type="dxa" w:w="1300"/>
+            <w:shd w:val="clear" w:color="auto" w:fill="F2F2F2"/>
+          </w:tcPr>
+          <w:p>
+            <w:pPr>
+              <w:spacing w:after="0" w:before="0"/>
+            </w:pPr>
+            <w:r>
+              <w:rPr>
+                <w:rFonts w:ascii="Arial" w:hAnsi="Arial"/>
+                <w:b w:val="0"/>
+                <w:sz w:val="17"/>
+              </w:rPr>
+              <w:t>0</w:t>
+            </w:r>
+          </w:p>
+        </w:tc>
+        <w:tc>
+          <w:tcPr>
             <w:tcW w:type="dxa" w:w="1200"/>
             <w:shd w:val="clear" w:color="auto" w:fill="F2F2F2"/>
           </w:tcPr>
@@ -11320,7 +11641,26 @@
               <w:rPr>
                 <w:rFonts w:ascii="Arial" w:hAnsi="Arial"/>
                 <w:b w:val="0"/>
-                <w:sz w:val="19"/>
+                <w:sz w:val="17"/>
+              </w:rPr>
+              <w:t>20</w:t>
+            </w:r>
+          </w:p>
+        </w:tc>
+        <w:tc>
+          <w:tcPr>
+            <w:tcW w:type="dxa" w:w="1200"/>
+            <w:shd w:val="clear" w:color="auto" w:fill="F2F2F2"/>
+          </w:tcPr>
+          <w:p>
+            <w:pPr>
+              <w:spacing w:after="0" w:before="0"/>
+            </w:pPr>
+            <w:r>
+              <w:rPr>
+                <w:rFonts w:ascii="Arial" w:hAnsi="Arial"/>
+                <w:b w:val="0"/>
+                <w:sz w:val="17"/>
               </w:rPr>
               <w:t>0</w:t>
             </w:r>
@@ -11328,183 +11668,42 @@
         </w:tc>
         <w:tc>
           <w:tcPr>
-            <w:tcW w:type="dxa" w:w="1700"/>
-            <w:shd w:val="clear" w:color="auto" w:fill="F2F2F2"/>
-          </w:tcPr>
-          <w:p>
-            <w:pPr>
-              <w:spacing w:after="0" w:before="0"/>
-            </w:pPr>
-            <w:r>
-              <w:rPr>
-                <w:rFonts w:ascii="Arial" w:hAnsi="Arial"/>
-                <w:b w:val="0"/>
-                <w:sz w:val="19"/>
-              </w:rPr>
-              <w:t>2 per half-day list</w:t>
-            </w:r>
-          </w:p>
-        </w:tc>
-        <w:tc>
-          <w:tcPr>
-            <w:tcW w:type="dxa" w:w="1100"/>
-            <w:shd w:val="clear" w:color="auto" w:fill="F2F2F2"/>
-          </w:tcPr>
-          <w:p>
-            <w:pPr>
-              <w:spacing w:after="0" w:before="0"/>
-            </w:pPr>
-            <w:r>
-              <w:rPr>
-                <w:rFonts w:ascii="Arial" w:hAnsi="Arial"/>
-                <w:b w:val="0"/>
-                <w:sz w:val="19"/>
-              </w:rPr>
-              <w:t>0</w:t>
-            </w:r>
-          </w:p>
-        </w:tc>
-        <w:tc>
-          <w:tcPr>
-            <w:tcW w:type="dxa" w:w="1100"/>
-            <w:shd w:val="clear" w:color="auto" w:fill="F2F2F2"/>
-          </w:tcPr>
-          <w:p>
-            <w:pPr>
-              <w:spacing w:after="0" w:before="0"/>
-            </w:pPr>
-            <w:r>
-              <w:rPr>
-                <w:rFonts w:ascii="Arial" w:hAnsi="Arial"/>
-                <w:b w:val="0"/>
-                <w:sz w:val="19"/>
+            <w:tcW w:type="dxa" w:w="1126"/>
+            <w:shd w:val="clear" w:color="auto" w:fill="F2F2F2"/>
+          </w:tcPr>
+          <w:p>
+            <w:pPr>
+              <w:spacing w:after="0" w:before="0"/>
+            </w:pPr>
+            <w:r>
+              <w:rPr>
+                <w:rFonts w:ascii="Arial" w:hAnsi="Arial"/>
+                <w:b w:val="0"/>
+                <w:sz w:val="17"/>
               </w:rPr>
               <w:t>20</w:t>
             </w:r>
-          </w:p>
-        </w:tc>
-        <w:tc>
-          <w:tcPr>
-            <w:tcW w:type="dxa" w:w="926"/>
-            <w:shd w:val="clear" w:color="auto" w:fill="F2F2F2"/>
-          </w:tcPr>
-          <w:p>
-            <w:pPr>
-              <w:spacing w:after="0" w:before="0"/>
-            </w:pPr>
-            <w:r>
-              <w:rPr>
-                <w:rFonts w:ascii="Arial" w:hAnsi="Arial"/>
-                <w:b w:val="0"/>
-                <w:sz w:val="19"/>
-              </w:rPr>
-              <w:t>0</w:t>
-            </w:r>
-          </w:p>
-        </w:tc>
-      </w:tr>
-      <w:tr>
-        <w:tc>
-          <w:tcPr>
-            <w:tcW w:type="dxa" w:w="3000"/>
-          </w:tcPr>
-          <w:p>
-            <w:pPr>
-              <w:spacing w:after="0" w:before="0"/>
-            </w:pPr>
-            <w:r>
-              <w:rPr>
-                <w:rFonts w:ascii="Arial" w:hAnsi="Arial"/>
-                <w:b w:val="0"/>
-                <w:sz w:val="19"/>
-              </w:rPr>
-              <w:t>Shared list (pooled smaller specialties)</w:t>
-            </w:r>
-          </w:p>
-        </w:tc>
-        <w:tc>
-          <w:tcPr>
-            <w:tcW w:type="dxa" w:w="1200"/>
-          </w:tcPr>
-          <w:p>
-            <w:pPr>
-              <w:spacing w:after="0" w:before="0"/>
-            </w:pPr>
-            <w:r>
-              <w:rPr>
-                <w:rFonts w:ascii="Arial" w:hAnsi="Arial"/>
-                <w:b w:val="0"/>
-                <w:sz w:val="19"/>
-              </w:rPr>
-              <w:t>5</w:t>
-            </w:r>
-          </w:p>
-        </w:tc>
-        <w:tc>
-          <w:tcPr>
-            <w:tcW w:type="dxa" w:w="1700"/>
-          </w:tcPr>
-          <w:p>
-            <w:pPr>
-              <w:spacing w:after="0" w:before="0"/>
-            </w:pPr>
-            <w:r>
-              <w:rPr>
-                <w:rFonts w:ascii="Arial" w:hAnsi="Arial"/>
-                <w:b w:val="0"/>
-                <w:sz w:val="19"/>
-              </w:rPr>
-              <w:t>half-day, 81% full</w:t>
-            </w:r>
-          </w:p>
-        </w:tc>
-        <w:tc>
-          <w:tcPr>
-            <w:tcW w:type="dxa" w:w="1100"/>
-          </w:tcPr>
-          <w:p>
-            <w:pPr>
-              <w:spacing w:after="0" w:before="0"/>
-            </w:pPr>
-          </w:p>
-        </w:tc>
-        <w:tc>
-          <w:tcPr>
-            <w:tcW w:type="dxa" w:w="1100"/>
-          </w:tcPr>
-          <w:p>
-            <w:pPr>
-              <w:spacing w:after="0" w:before="0"/>
-            </w:pPr>
-            <w:r>
-              <w:rPr>
-                <w:rFonts w:ascii="Arial" w:hAnsi="Arial"/>
-                <w:b w:val="0"/>
-                <w:sz w:val="19"/>
-              </w:rPr>
-              <w:t>142</w:t>
-            </w:r>
-          </w:p>
-        </w:tc>
-        <w:tc>
-          <w:tcPr>
-            <w:tcW w:type="dxa" w:w="926"/>
-          </w:tcPr>
-          <w:p>
-            <w:pPr>
-              <w:spacing w:after="0" w:before="0"/>
-            </w:pPr>
           </w:p>
         </w:tc>
       </w:tr>
     </w:tbl>
     <w:p/>
+    <w:p>
+      <w:r>
+        <w:rPr>
+          <w:rFonts w:ascii="Arial" w:hAnsi="Arial"/>
+          <w:b w:val="0"/>
+          <w:sz w:val="22"/>
+        </w:rPr>
+        <w:t>Total unmet demand: 55 cases a year.</w:t>
+      </w:r>
+    </w:p>
     <w:p>
       <w:pPr>
         <w:pStyle w:val="Heading3"/>
       </w:pPr>
       <w:r>
-        <w:t>Robot 1: two-week rota</w:t>
+        <w:t>Robot 1: two-week template</w:t>
       </w:r>
     </w:p>
     <w:tbl>
@@ -11524,12 +11723,10 @@
         <w:tblLayout w:type="fixed"/>
       </w:tblPr>
       <w:tblGrid>
-        <w:gridCol w:w="1426"/>
-        <w:gridCol w:w="1520"/>
-        <w:gridCol w:w="1520"/>
-        <w:gridCol w:w="1520"/>
-        <w:gridCol w:w="1520"/>
-        <w:gridCol w:w="1520"/>
+        <w:gridCol w:w="1526"/>
+        <w:gridCol w:w="2500"/>
+        <w:gridCol w:w="2500"/>
+        <w:gridCol w:w="2500"/>
       </w:tblGrid>
       <w:tr>
         <w:trPr>
@@ -11537,7 +11734,7 @@
         </w:trPr>
         <w:tc>
           <w:tcPr>
-            <w:tcW w:type="dxa" w:w="1426"/>
+            <w:tcW w:type="dxa" w:w="1526"/>
             <w:shd w:val="clear" w:color="auto" w:fill="1F3864"/>
           </w:tcPr>
           <w:p>
@@ -11549,7 +11746,7 @@
         </w:tc>
         <w:tc>
           <w:tcPr>
-            <w:tcW w:type="dxa" w:w="1520"/>
+            <w:tcW w:type="dxa" w:w="2500"/>
             <w:shd w:val="clear" w:color="auto" w:fill="1F3864"/>
           </w:tcPr>
           <w:p>
@@ -11564,13 +11761,13 @@
                 <w:color w:val="FFFFFF"/>
                 <w:sz w:val="17"/>
               </w:rPr>
-              <w:t>Mon</w:t>
-            </w:r>
-          </w:p>
-        </w:tc>
-        <w:tc>
-          <w:tcPr>
-            <w:tcW w:type="dxa" w:w="1520"/>
+              <w:t>AM</w:t>
+            </w:r>
+          </w:p>
+        </w:tc>
+        <w:tc>
+          <w:tcPr>
+            <w:tcW w:type="dxa" w:w="2500"/>
             <w:shd w:val="clear" w:color="auto" w:fill="1F3864"/>
           </w:tcPr>
           <w:p>
@@ -11585,13 +11782,13 @@
                 <w:color w:val="FFFFFF"/>
                 <w:sz w:val="17"/>
               </w:rPr>
-              <w:t>Tue</w:t>
-            </w:r>
-          </w:p>
-        </w:tc>
-        <w:tc>
-          <w:tcPr>
-            <w:tcW w:type="dxa" w:w="1520"/>
+              <w:t>PM</w:t>
+            </w:r>
+          </w:p>
+        </w:tc>
+        <w:tc>
+          <w:tcPr>
+            <w:tcW w:type="dxa" w:w="2500"/>
             <w:shd w:val="clear" w:color="auto" w:fill="1F3864"/>
           </w:tcPr>
           <w:p>
@@ -11606,49 +11803,7 @@
                 <w:color w:val="FFFFFF"/>
                 <w:sz w:val="17"/>
               </w:rPr>
-              <w:t>Wed</w:t>
-            </w:r>
-          </w:p>
-        </w:tc>
-        <w:tc>
-          <w:tcPr>
-            <w:tcW w:type="dxa" w:w="1520"/>
-            <w:shd w:val="clear" w:color="auto" w:fill="1F3864"/>
-          </w:tcPr>
-          <w:p>
-            <w:pPr>
-              <w:spacing w:after="0" w:before="0"/>
-            </w:pPr>
-            <w:r/>
-            <w:r>
-              <w:rPr>
-                <w:rFonts w:ascii="Arial" w:hAnsi="Arial"/>
-                <w:b/>
-                <w:color w:val="FFFFFF"/>
-                <w:sz w:val="17"/>
-              </w:rPr>
-              <w:t>Thu</w:t>
-            </w:r>
-          </w:p>
-        </w:tc>
-        <w:tc>
-          <w:tcPr>
-            <w:tcW w:type="dxa" w:w="1520"/>
-            <w:shd w:val="clear" w:color="auto" w:fill="1F3864"/>
-          </w:tcPr>
-          <w:p>
-            <w:pPr>
-              <w:spacing w:after="0" w:before="0"/>
-            </w:pPr>
-            <w:r/>
-            <w:r>
-              <w:rPr>
-                <w:rFonts w:ascii="Arial" w:hAnsi="Arial"/>
-                <w:b/>
-                <w:color w:val="FFFFFF"/>
-                <w:sz w:val="17"/>
-              </w:rPr>
-              <w:t>Fri</w:t>
+              <w:t>Evening</w:t>
             </w:r>
           </w:p>
         </w:tc>
@@ -11656,439 +11811,315 @@
       <w:tr>
         <w:tc>
           <w:tcPr>
-            <w:tcW w:type="dxa" w:w="1426"/>
-          </w:tcPr>
-          <w:p>
-            <w:pPr>
-              <w:spacing w:after="0" w:before="0"/>
-            </w:pPr>
-            <w:r>
-              <w:rPr>
-                <w:rFonts w:ascii="Arial" w:hAnsi="Arial"/>
-                <w:b w:val="0"/>
-                <w:sz w:val="17"/>
-              </w:rPr>
-              <w:t>Week 1 AM</w:t>
-            </w:r>
-          </w:p>
-        </w:tc>
-        <w:tc>
-          <w:tcPr>
-            <w:tcW w:type="dxa" w:w="1520"/>
-          </w:tcPr>
-          <w:p>
-            <w:pPr>
-              <w:spacing w:after="0" w:before="0"/>
-            </w:pPr>
-            <w:r>
-              <w:rPr>
-                <w:rFonts w:ascii="Arial" w:hAnsi="Arial"/>
-                <w:b w:val="0"/>
-                <w:sz w:val="17"/>
-              </w:rPr>
-              <w:t>Colorectal</w:t>
-            </w:r>
-          </w:p>
-        </w:tc>
-        <w:tc>
-          <w:tcPr>
-            <w:tcW w:type="dxa" w:w="1520"/>
-          </w:tcPr>
-          <w:p>
-            <w:pPr>
-              <w:spacing w:after="0" w:before="0"/>
-            </w:pPr>
-            <w:r>
-              <w:rPr>
-                <w:rFonts w:ascii="Arial" w:hAnsi="Arial"/>
-                <w:b w:val="0"/>
-                <w:sz w:val="17"/>
-              </w:rPr>
-              <w:t>Colorectal</w:t>
-            </w:r>
-          </w:p>
-        </w:tc>
-        <w:tc>
-          <w:tcPr>
-            <w:tcW w:type="dxa" w:w="1520"/>
-          </w:tcPr>
-          <w:p>
-            <w:pPr>
-              <w:spacing w:after="0" w:before="0"/>
-            </w:pPr>
-            <w:r>
-              <w:rPr>
-                <w:rFonts w:ascii="Arial" w:hAnsi="Arial"/>
-                <w:b w:val="0"/>
-                <w:sz w:val="17"/>
-              </w:rPr>
-              <w:t>Gynaecology</w:t>
-            </w:r>
-          </w:p>
-        </w:tc>
-        <w:tc>
-          <w:tcPr>
-            <w:tcW w:type="dxa" w:w="1520"/>
-          </w:tcPr>
-          <w:p>
-            <w:pPr>
-              <w:spacing w:after="0" w:before="0"/>
-            </w:pPr>
-            <w:r>
-              <w:rPr>
-                <w:rFonts w:ascii="Arial" w:hAnsi="Arial"/>
-                <w:b w:val="0"/>
-                <w:sz w:val="17"/>
-              </w:rPr>
-              <w:t>Gynaecology</w:t>
-            </w:r>
-          </w:p>
-        </w:tc>
-        <w:tc>
-          <w:tcPr>
-            <w:tcW w:type="dxa" w:w="1520"/>
-          </w:tcPr>
-          <w:p>
-            <w:pPr>
-              <w:spacing w:after="0" w:before="0"/>
-            </w:pPr>
-            <w:r>
-              <w:rPr>
-                <w:rFonts w:ascii="Arial" w:hAnsi="Arial"/>
-                <w:b w:val="0"/>
-                <w:sz w:val="17"/>
-              </w:rPr>
-              <w:t>Gynaecology</w:t>
-            </w:r>
+            <w:tcW w:type="dxa" w:w="1526"/>
+          </w:tcPr>
+          <w:p>
+            <w:pPr>
+              <w:spacing w:after="0" w:before="0"/>
+            </w:pPr>
+            <w:r>
+              <w:rPr>
+                <w:rFonts w:ascii="Arial" w:hAnsi="Arial"/>
+                <w:b w:val="0"/>
+                <w:sz w:val="17"/>
+              </w:rPr>
+              <w:t>Week 1 Mon</w:t>
+            </w:r>
+          </w:p>
+        </w:tc>
+        <w:tc>
+          <w:tcPr>
+            <w:tcW w:type="dxa" w:w="2500"/>
+          </w:tcPr>
+          <w:p>
+            <w:pPr>
+              <w:spacing w:after="0" w:before="0"/>
+            </w:pPr>
+            <w:r>
+              <w:rPr>
+                <w:rFonts w:ascii="Arial" w:hAnsi="Arial"/>
+                <w:b w:val="0"/>
+                <w:sz w:val="17"/>
+              </w:rPr>
+              <w:t>Urology: kidney: 2 medium</w:t>
+            </w:r>
+          </w:p>
+        </w:tc>
+        <w:tc>
+          <w:tcPr>
+            <w:tcW w:type="dxa" w:w="2500"/>
+          </w:tcPr>
+          <w:p>
+            <w:pPr>
+              <w:spacing w:after="0" w:before="0"/>
+            </w:pPr>
+            <w:r>
+              <w:rPr>
+                <w:rFonts w:ascii="Arial" w:hAnsi="Arial"/>
+                <w:b w:val="0"/>
+                <w:sz w:val="17"/>
+              </w:rPr>
+              <w:t>Urology: kidney: 1 medium</w:t>
+            </w:r>
+          </w:p>
+        </w:tc>
+        <w:tc>
+          <w:tcPr>
+            <w:tcW w:type="dxa" w:w="2500"/>
+          </w:tcPr>
+          <w:p>
+            <w:pPr>
+              <w:spacing w:after="0" w:before="0"/>
+            </w:pPr>
           </w:p>
         </w:tc>
       </w:tr>
       <w:tr>
         <w:tc>
           <w:tcPr>
-            <w:tcW w:type="dxa" w:w="1426"/>
-            <w:shd w:val="clear" w:color="auto" w:fill="F2F2F2"/>
-          </w:tcPr>
-          <w:p>
-            <w:pPr>
-              <w:spacing w:after="0" w:before="0"/>
-            </w:pPr>
-            <w:r>
-              <w:rPr>
-                <w:rFonts w:ascii="Arial" w:hAnsi="Arial"/>
-                <w:b w:val="0"/>
-                <w:sz w:val="17"/>
-              </w:rPr>
-              <w:t>Week 1 PM</w:t>
-            </w:r>
-          </w:p>
-        </w:tc>
-        <w:tc>
-          <w:tcPr>
-            <w:tcW w:type="dxa" w:w="1520"/>
-            <w:shd w:val="clear" w:color="auto" w:fill="F2F2F2"/>
-          </w:tcPr>
-          <w:p>
-            <w:pPr>
-              <w:spacing w:after="0" w:before="0"/>
-            </w:pPr>
-            <w:r>
-              <w:rPr>
-                <w:rFonts w:ascii="Arial" w:hAnsi="Arial"/>
-                <w:b w:val="0"/>
-                <w:sz w:val="17"/>
-              </w:rPr>
-              <w:t>Colorectal</w:t>
-            </w:r>
-          </w:p>
-        </w:tc>
-        <w:tc>
-          <w:tcPr>
-            <w:tcW w:type="dxa" w:w="1520"/>
-            <w:shd w:val="clear" w:color="auto" w:fill="F2F2F2"/>
-          </w:tcPr>
-          <w:p>
-            <w:pPr>
-              <w:spacing w:after="0" w:before="0"/>
-            </w:pPr>
-            <w:r>
-              <w:rPr>
-                <w:rFonts w:ascii="Arial" w:hAnsi="Arial"/>
-                <w:b w:val="0"/>
-                <w:sz w:val="17"/>
-              </w:rPr>
-              <w:t>Colorectal</w:t>
-            </w:r>
-          </w:p>
-        </w:tc>
-        <w:tc>
-          <w:tcPr>
-            <w:tcW w:type="dxa" w:w="1520"/>
-            <w:shd w:val="clear" w:color="auto" w:fill="F2F2F2"/>
-          </w:tcPr>
-          <w:p>
-            <w:pPr>
-              <w:spacing w:after="0" w:before="0"/>
-            </w:pPr>
-            <w:r>
-              <w:rPr>
-                <w:rFonts w:ascii="Arial" w:hAnsi="Arial"/>
-                <w:b w:val="0"/>
-                <w:sz w:val="17"/>
-              </w:rPr>
-              <w:t>Gynaecology</w:t>
-            </w:r>
-          </w:p>
-        </w:tc>
-        <w:tc>
-          <w:tcPr>
-            <w:tcW w:type="dxa" w:w="1520"/>
-            <w:shd w:val="clear" w:color="auto" w:fill="F2F2F2"/>
-          </w:tcPr>
-          <w:p>
-            <w:pPr>
-              <w:spacing w:after="0" w:before="0"/>
-            </w:pPr>
-            <w:r>
-              <w:rPr>
-                <w:rFonts w:ascii="Arial" w:hAnsi="Arial"/>
-                <w:b w:val="0"/>
-                <w:sz w:val="17"/>
-              </w:rPr>
-              <w:t>Gynaecology</w:t>
-            </w:r>
-          </w:p>
-        </w:tc>
-        <w:tc>
-          <w:tcPr>
-            <w:tcW w:type="dxa" w:w="1520"/>
-            <w:shd w:val="clear" w:color="auto" w:fill="F2F2F2"/>
-          </w:tcPr>
-          <w:p>
-            <w:pPr>
-              <w:spacing w:after="0" w:before="0"/>
-            </w:pPr>
-            <w:r>
-              <w:rPr>
-                <w:rFonts w:ascii="Arial" w:hAnsi="Arial"/>
-                <w:b w:val="0"/>
-                <w:sz w:val="17"/>
-              </w:rPr>
-              <w:t>Maintenance</w:t>
-            </w:r>
+            <w:tcW w:type="dxa" w:w="1526"/>
+            <w:shd w:val="clear" w:color="auto" w:fill="F2F2F2"/>
+          </w:tcPr>
+          <w:p>
+            <w:pPr>
+              <w:spacing w:after="0" w:before="0"/>
+            </w:pPr>
+            <w:r>
+              <w:rPr>
+                <w:rFonts w:ascii="Arial" w:hAnsi="Arial"/>
+                <w:b w:val="0"/>
+                <w:sz w:val="17"/>
+              </w:rPr>
+              <w:t>Week 1 Tue</w:t>
+            </w:r>
+          </w:p>
+        </w:tc>
+        <w:tc>
+          <w:tcPr>
+            <w:tcW w:type="dxa" w:w="2500"/>
+            <w:shd w:val="clear" w:color="auto" w:fill="F2F2F2"/>
+          </w:tcPr>
+          <w:p>
+            <w:pPr>
+              <w:spacing w:after="0" w:before="0"/>
+            </w:pPr>
+            <w:r>
+              <w:rPr>
+                <w:rFonts w:ascii="Arial" w:hAnsi="Arial"/>
+                <w:b w:val="0"/>
+                <w:sz w:val="17"/>
+              </w:rPr>
+              <w:t>Gynaecology: 2 major</w:t>
+            </w:r>
+          </w:p>
+        </w:tc>
+        <w:tc>
+          <w:tcPr>
+            <w:tcW w:type="dxa" w:w="2500"/>
+            <w:shd w:val="clear" w:color="auto" w:fill="F2F2F2"/>
+          </w:tcPr>
+          <w:p>
+            <w:pPr>
+              <w:spacing w:after="0" w:before="0"/>
+            </w:pPr>
+            <w:r>
+              <w:rPr>
+                <w:rFonts w:ascii="Arial" w:hAnsi="Arial"/>
+                <w:b w:val="0"/>
+                <w:sz w:val="17"/>
+              </w:rPr>
+              <w:t>Gynaecology: 1 major + 1 minor</w:t>
+            </w:r>
+          </w:p>
+        </w:tc>
+        <w:tc>
+          <w:tcPr>
+            <w:tcW w:type="dxa" w:w="2500"/>
+            <w:shd w:val="clear" w:color="auto" w:fill="F2F2F2"/>
+          </w:tcPr>
+          <w:p>
+            <w:pPr>
+              <w:spacing w:after="0" w:before="0"/>
+            </w:pPr>
           </w:p>
         </w:tc>
       </w:tr>
       <w:tr>
         <w:tc>
           <w:tcPr>
-            <w:tcW w:type="dxa" w:w="1426"/>
-          </w:tcPr>
-          <w:p>
-            <w:pPr>
-              <w:spacing w:after="0" w:before="0"/>
-            </w:pPr>
-            <w:r>
-              <w:rPr>
-                <w:rFonts w:ascii="Arial" w:hAnsi="Arial"/>
-                <w:b w:val="0"/>
-                <w:sz w:val="17"/>
-              </w:rPr>
-              <w:t>Week 2 AM</w:t>
-            </w:r>
-          </w:p>
-        </w:tc>
-        <w:tc>
-          <w:tcPr>
-            <w:tcW w:type="dxa" w:w="1520"/>
-          </w:tcPr>
-          <w:p>
-            <w:pPr>
-              <w:spacing w:after="0" w:before="0"/>
-            </w:pPr>
-            <w:r>
-              <w:rPr>
-                <w:rFonts w:ascii="Arial" w:hAnsi="Arial"/>
-                <w:b w:val="0"/>
-                <w:sz w:val="17"/>
-              </w:rPr>
-              <w:t>General surgery</w:t>
-            </w:r>
-          </w:p>
-        </w:tc>
-        <w:tc>
-          <w:tcPr>
-            <w:tcW w:type="dxa" w:w="1520"/>
-          </w:tcPr>
-          <w:p>
-            <w:pPr>
-              <w:spacing w:after="0" w:before="0"/>
-            </w:pPr>
-            <w:r>
-              <w:rPr>
-                <w:rFonts w:ascii="Arial" w:hAnsi="Arial"/>
-                <w:b w:val="0"/>
-                <w:sz w:val="17"/>
-              </w:rPr>
-              <w:t>Shared</w:t>
-            </w:r>
-          </w:p>
-        </w:tc>
-        <w:tc>
-          <w:tcPr>
-            <w:tcW w:type="dxa" w:w="1520"/>
-          </w:tcPr>
-          <w:p>
-            <w:pPr>
-              <w:spacing w:after="0" w:before="0"/>
-            </w:pPr>
-            <w:r>
-              <w:rPr>
-                <w:rFonts w:ascii="Arial" w:hAnsi="Arial"/>
-                <w:b w:val="0"/>
-                <w:sz w:val="17"/>
-              </w:rPr>
-              <w:t>Shared</w:t>
-            </w:r>
-          </w:p>
-        </w:tc>
-        <w:tc>
-          <w:tcPr>
-            <w:tcW w:type="dxa" w:w="1520"/>
-          </w:tcPr>
-          <w:p>
-            <w:pPr>
-              <w:spacing w:after="0" w:before="0"/>
-            </w:pPr>
-            <w:r>
-              <w:rPr>
-                <w:rFonts w:ascii="Arial" w:hAnsi="Arial"/>
-                <w:b w:val="0"/>
-                <w:sz w:val="17"/>
-              </w:rPr>
-              <w:t>Shared</w:t>
-            </w:r>
-          </w:p>
-        </w:tc>
-        <w:tc>
-          <w:tcPr>
-            <w:tcW w:type="dxa" w:w="1520"/>
-          </w:tcPr>
-          <w:p>
-            <w:pPr>
-              <w:spacing w:after="0" w:before="0"/>
-            </w:pPr>
-            <w:r>
-              <w:rPr>
-                <w:rFonts w:ascii="Arial" w:hAnsi="Arial"/>
-                <w:b w:val="0"/>
-                <w:sz w:val="17"/>
-              </w:rPr>
-              <w:t>Unbooked</w:t>
-            </w:r>
+            <w:tcW w:type="dxa" w:w="1526"/>
+          </w:tcPr>
+          <w:p>
+            <w:pPr>
+              <w:spacing w:after="0" w:before="0"/>
+            </w:pPr>
+            <w:r>
+              <w:rPr>
+                <w:rFonts w:ascii="Arial" w:hAnsi="Arial"/>
+                <w:b w:val="0"/>
+                <w:sz w:val="17"/>
+              </w:rPr>
+              <w:t>Week 1 Wed</w:t>
+            </w:r>
+          </w:p>
+        </w:tc>
+        <w:tc>
+          <w:tcPr>
+            <w:tcW w:type="dxa" w:w="2500"/>
+          </w:tcPr>
+          <w:p>
+            <w:pPr>
+              <w:spacing w:after="0" w:before="0"/>
+            </w:pPr>
+            <w:r>
+              <w:rPr>
+                <w:rFonts w:ascii="Arial" w:hAnsi="Arial"/>
+                <w:b w:val="0"/>
+                <w:sz w:val="17"/>
+              </w:rPr>
+              <w:t>Gynaecology: 2 major</w:t>
+            </w:r>
+          </w:p>
+        </w:tc>
+        <w:tc>
+          <w:tcPr>
+            <w:tcW w:type="dxa" w:w="2500"/>
+          </w:tcPr>
+          <w:p>
+            <w:pPr>
+              <w:spacing w:after="0" w:before="0"/>
+            </w:pPr>
+            <w:r>
+              <w:rPr>
+                <w:rFonts w:ascii="Arial" w:hAnsi="Arial"/>
+                <w:b w:val="0"/>
+                <w:sz w:val="17"/>
+              </w:rPr>
+              <w:t>Gynaecology: 1 major</w:t>
+            </w:r>
+          </w:p>
+        </w:tc>
+        <w:tc>
+          <w:tcPr>
+            <w:tcW w:type="dxa" w:w="2500"/>
+          </w:tcPr>
+          <w:p>
+            <w:pPr>
+              <w:spacing w:after="0" w:before="0"/>
+            </w:pPr>
           </w:p>
         </w:tc>
       </w:tr>
       <w:tr>
         <w:tc>
           <w:tcPr>
-            <w:tcW w:type="dxa" w:w="1426"/>
-            <w:shd w:val="clear" w:color="auto" w:fill="F2F2F2"/>
-          </w:tcPr>
-          <w:p>
-            <w:pPr>
-              <w:spacing w:after="0" w:before="0"/>
-            </w:pPr>
-            <w:r>
-              <w:rPr>
-                <w:rFonts w:ascii="Arial" w:hAnsi="Arial"/>
-                <w:b w:val="0"/>
-                <w:sz w:val="17"/>
-              </w:rPr>
-              <w:t>Week 2 PM</w:t>
-            </w:r>
-          </w:p>
-        </w:tc>
-        <w:tc>
-          <w:tcPr>
-            <w:tcW w:type="dxa" w:w="1520"/>
-            <w:shd w:val="clear" w:color="auto" w:fill="F2F2F2"/>
-          </w:tcPr>
-          <w:p>
-            <w:pPr>
-              <w:spacing w:after="0" w:before="0"/>
-            </w:pPr>
-            <w:r>
-              <w:rPr>
-                <w:rFonts w:ascii="Arial" w:hAnsi="Arial"/>
-                <w:b w:val="0"/>
-                <w:sz w:val="17"/>
-              </w:rPr>
-              <w:t>General surgery</w:t>
-            </w:r>
-          </w:p>
-        </w:tc>
-        <w:tc>
-          <w:tcPr>
-            <w:tcW w:type="dxa" w:w="1520"/>
-            <w:shd w:val="clear" w:color="auto" w:fill="F2F2F2"/>
-          </w:tcPr>
-          <w:p>
-            <w:pPr>
-              <w:spacing w:after="0" w:before="0"/>
-            </w:pPr>
-            <w:r>
-              <w:rPr>
-                <w:rFonts w:ascii="Arial" w:hAnsi="Arial"/>
-                <w:b w:val="0"/>
-                <w:sz w:val="17"/>
-              </w:rPr>
-              <w:t>Shared</w:t>
-            </w:r>
-          </w:p>
-        </w:tc>
-        <w:tc>
-          <w:tcPr>
-            <w:tcW w:type="dxa" w:w="1520"/>
-            <w:shd w:val="clear" w:color="auto" w:fill="F2F2F2"/>
-          </w:tcPr>
-          <w:p>
-            <w:pPr>
-              <w:spacing w:after="0" w:before="0"/>
-            </w:pPr>
-            <w:r>
-              <w:rPr>
-                <w:rFonts w:ascii="Arial" w:hAnsi="Arial"/>
-                <w:b w:val="0"/>
-                <w:sz w:val="17"/>
-              </w:rPr>
-              <w:t>Shared</w:t>
-            </w:r>
-          </w:p>
-        </w:tc>
-        <w:tc>
-          <w:tcPr>
-            <w:tcW w:type="dxa" w:w="1520"/>
-            <w:shd w:val="clear" w:color="auto" w:fill="F2F2F2"/>
-          </w:tcPr>
-          <w:p>
-            <w:pPr>
-              <w:spacing w:after="0" w:before="0"/>
-            </w:pPr>
-            <w:r>
-              <w:rPr>
-                <w:rFonts w:ascii="Arial" w:hAnsi="Arial"/>
-                <w:b w:val="0"/>
-                <w:sz w:val="17"/>
-              </w:rPr>
-              <w:t>Unbooked</w:t>
-            </w:r>
-          </w:p>
-        </w:tc>
-        <w:tc>
-          <w:tcPr>
-            <w:tcW w:type="dxa" w:w="1520"/>
-            <w:shd w:val="clear" w:color="auto" w:fill="F2F2F2"/>
+            <w:tcW w:type="dxa" w:w="1526"/>
+            <w:shd w:val="clear" w:color="auto" w:fill="F2F2F2"/>
+          </w:tcPr>
+          <w:p>
+            <w:pPr>
+              <w:spacing w:after="0" w:before="0"/>
+            </w:pPr>
+            <w:r>
+              <w:rPr>
+                <w:rFonts w:ascii="Arial" w:hAnsi="Arial"/>
+                <w:b w:val="0"/>
+                <w:sz w:val="17"/>
+              </w:rPr>
+              <w:t>Week 1 Thu</w:t>
+            </w:r>
+          </w:p>
+        </w:tc>
+        <w:tc>
+          <w:tcPr>
+            <w:tcW w:type="dxa" w:w="2500"/>
+            <w:shd w:val="clear" w:color="auto" w:fill="F2F2F2"/>
+          </w:tcPr>
+          <w:p>
+            <w:pPr>
+              <w:spacing w:after="0" w:before="0"/>
+            </w:pPr>
+            <w:r>
+              <w:rPr>
+                <w:rFonts w:ascii="Arial" w:hAnsi="Arial"/>
+                <w:b w:val="0"/>
+                <w:sz w:val="17"/>
+              </w:rPr>
+              <w:t>Colorectal: 1 major</w:t>
+            </w:r>
+          </w:p>
+        </w:tc>
+        <w:tc>
+          <w:tcPr>
+            <w:tcW w:type="dxa" w:w="2500"/>
+            <w:shd w:val="clear" w:color="auto" w:fill="F2F2F2"/>
+          </w:tcPr>
+          <w:p>
+            <w:pPr>
+              <w:spacing w:after="0" w:before="0"/>
+            </w:pPr>
+            <w:r>
+              <w:rPr>
+                <w:rFonts w:ascii="Arial" w:hAnsi="Arial"/>
+                <w:b w:val="0"/>
+                <w:sz w:val="17"/>
+              </w:rPr>
+              <w:t>Colorectal: 1 major</w:t>
+            </w:r>
+          </w:p>
+        </w:tc>
+        <w:tc>
+          <w:tcPr>
+            <w:tcW w:type="dxa" w:w="2500"/>
+            <w:shd w:val="clear" w:color="auto" w:fill="F2F2F2"/>
+          </w:tcPr>
+          <w:p>
+            <w:pPr>
+              <w:spacing w:after="0" w:before="0"/>
+            </w:pPr>
+          </w:p>
+        </w:tc>
+      </w:tr>
+      <w:tr>
+        <w:tc>
+          <w:tcPr>
+            <w:tcW w:type="dxa" w:w="1526"/>
+          </w:tcPr>
+          <w:p>
+            <w:pPr>
+              <w:spacing w:after="0" w:before="0"/>
+            </w:pPr>
+            <w:r>
+              <w:rPr>
+                <w:rFonts w:ascii="Arial" w:hAnsi="Arial"/>
+                <w:b w:val="0"/>
+                <w:sz w:val="17"/>
+              </w:rPr>
+              <w:t>Week 1 Fri</w:t>
+            </w:r>
+          </w:p>
+        </w:tc>
+        <w:tc>
+          <w:tcPr>
+            <w:tcW w:type="dxa" w:w="2500"/>
+          </w:tcPr>
+          <w:p>
+            <w:pPr>
+              <w:spacing w:after="0" w:before="0"/>
+            </w:pPr>
+            <w:r>
+              <w:rPr>
+                <w:rFonts w:ascii="Arial" w:hAnsi="Arial"/>
+                <w:b w:val="0"/>
+                <w:sz w:val="17"/>
+              </w:rPr>
+              <w:t>Abdominal wall: 1 major</w:t>
+            </w:r>
+          </w:p>
+        </w:tc>
+        <w:tc>
+          <w:tcPr>
+            <w:tcW w:type="dxa" w:w="2500"/>
           </w:tcPr>
           <w:p>
             <w:pPr>
@@ -12102,11 +12133,373 @@
               </w:rPr>
               <w:t>Maintenance</w:t>
             </w:r>
+          </w:p>
+        </w:tc>
+        <w:tc>
+          <w:tcPr>
+            <w:tcW w:type="dxa" w:w="2500"/>
+          </w:tcPr>
+          <w:p>
+            <w:pPr>
+              <w:spacing w:after="0" w:before="0"/>
+            </w:pPr>
+          </w:p>
+        </w:tc>
+      </w:tr>
+      <w:tr>
+        <w:tc>
+          <w:tcPr>
+            <w:tcW w:type="dxa" w:w="1526"/>
+            <w:shd w:val="clear" w:color="auto" w:fill="F2F2F2"/>
+          </w:tcPr>
+          <w:p>
+            <w:pPr>
+              <w:spacing w:after="0" w:before="0"/>
+            </w:pPr>
+            <w:r>
+              <w:rPr>
+                <w:rFonts w:ascii="Arial" w:hAnsi="Arial"/>
+                <w:b w:val="0"/>
+                <w:sz w:val="17"/>
+              </w:rPr>
+              <w:t>Week 2 Mon</w:t>
+            </w:r>
+          </w:p>
+        </w:tc>
+        <w:tc>
+          <w:tcPr>
+            <w:tcW w:type="dxa" w:w="2500"/>
+            <w:shd w:val="clear" w:color="auto" w:fill="F2F2F2"/>
+          </w:tcPr>
+          <w:p>
+            <w:pPr>
+              <w:spacing w:after="0" w:before="0"/>
+            </w:pPr>
+            <w:r>
+              <w:rPr>
+                <w:rFonts w:ascii="Arial" w:hAnsi="Arial"/>
+                <w:b w:val="0"/>
+                <w:sz w:val="17"/>
+              </w:rPr>
+              <w:t>Gynaecology: 2 major</w:t>
+            </w:r>
+          </w:p>
+        </w:tc>
+        <w:tc>
+          <w:tcPr>
+            <w:tcW w:type="dxa" w:w="2500"/>
+            <w:shd w:val="clear" w:color="auto" w:fill="F2F2F2"/>
+          </w:tcPr>
+          <w:p>
+            <w:pPr>
+              <w:spacing w:after="0" w:before="0"/>
+            </w:pPr>
+            <w:r>
+              <w:rPr>
+                <w:rFonts w:ascii="Arial" w:hAnsi="Arial"/>
+                <w:b w:val="0"/>
+                <w:sz w:val="17"/>
+              </w:rPr>
+              <w:t>Gynaecology: 1 major + 1 minor</w:t>
+            </w:r>
+          </w:p>
+        </w:tc>
+        <w:tc>
+          <w:tcPr>
+            <w:tcW w:type="dxa" w:w="2500"/>
+            <w:shd w:val="clear" w:color="auto" w:fill="F2F2F2"/>
+          </w:tcPr>
+          <w:p>
+            <w:pPr>
+              <w:spacing w:after="0" w:before="0"/>
+            </w:pPr>
+          </w:p>
+        </w:tc>
+      </w:tr>
+      <w:tr>
+        <w:tc>
+          <w:tcPr>
+            <w:tcW w:type="dxa" w:w="1526"/>
+          </w:tcPr>
+          <w:p>
+            <w:pPr>
+              <w:spacing w:after="0" w:before="0"/>
+            </w:pPr>
+            <w:r>
+              <w:rPr>
+                <w:rFonts w:ascii="Arial" w:hAnsi="Arial"/>
+                <w:b w:val="0"/>
+                <w:sz w:val="17"/>
+              </w:rPr>
+              <w:t>Week 2 Tue</w:t>
+            </w:r>
+          </w:p>
+        </w:tc>
+        <w:tc>
+          <w:tcPr>
+            <w:tcW w:type="dxa" w:w="2500"/>
+          </w:tcPr>
+          <w:p>
+            <w:pPr>
+              <w:spacing w:after="0" w:before="0"/>
+            </w:pPr>
+            <w:r>
+              <w:rPr>
+                <w:rFonts w:ascii="Arial" w:hAnsi="Arial"/>
+                <w:b w:val="0"/>
+                <w:sz w:val="17"/>
+              </w:rPr>
+              <w:t>Gynaecology: 2 major</w:t>
+            </w:r>
+          </w:p>
+        </w:tc>
+        <w:tc>
+          <w:tcPr>
+            <w:tcW w:type="dxa" w:w="2500"/>
+          </w:tcPr>
+          <w:p>
+            <w:pPr>
+              <w:spacing w:after="0" w:before="0"/>
+            </w:pPr>
+            <w:r>
+              <w:rPr>
+                <w:rFonts w:ascii="Arial" w:hAnsi="Arial"/>
+                <w:b w:val="0"/>
+                <w:sz w:val="17"/>
+              </w:rPr>
+              <w:t>Gynaecology: 1 major</w:t>
+            </w:r>
+          </w:p>
+        </w:tc>
+        <w:tc>
+          <w:tcPr>
+            <w:tcW w:type="dxa" w:w="2500"/>
+          </w:tcPr>
+          <w:p>
+            <w:pPr>
+              <w:spacing w:after="0" w:before="0"/>
+            </w:pPr>
+          </w:p>
+        </w:tc>
+      </w:tr>
+      <w:tr>
+        <w:tc>
+          <w:tcPr>
+            <w:tcW w:type="dxa" w:w="1526"/>
+            <w:shd w:val="clear" w:color="auto" w:fill="F2F2F2"/>
+          </w:tcPr>
+          <w:p>
+            <w:pPr>
+              <w:spacing w:after="0" w:before="0"/>
+            </w:pPr>
+            <w:r>
+              <w:rPr>
+                <w:rFonts w:ascii="Arial" w:hAnsi="Arial"/>
+                <w:b w:val="0"/>
+                <w:sz w:val="17"/>
+              </w:rPr>
+              <w:t>Week 2 Wed</w:t>
+            </w:r>
+          </w:p>
+        </w:tc>
+        <w:tc>
+          <w:tcPr>
+            <w:tcW w:type="dxa" w:w="2500"/>
+            <w:shd w:val="clear" w:color="auto" w:fill="F2F2F2"/>
+          </w:tcPr>
+          <w:p>
+            <w:pPr>
+              <w:spacing w:after="0" w:before="0"/>
+            </w:pPr>
+            <w:r>
+              <w:rPr>
+                <w:rFonts w:ascii="Arial" w:hAnsi="Arial"/>
+                <w:b w:val="0"/>
+                <w:sz w:val="17"/>
+              </w:rPr>
+              <w:t>Colorectal: 1 major</w:t>
+            </w:r>
+          </w:p>
+        </w:tc>
+        <w:tc>
+          <w:tcPr>
+            <w:tcW w:type="dxa" w:w="2500"/>
+            <w:shd w:val="clear" w:color="auto" w:fill="F2F2F2"/>
+          </w:tcPr>
+          <w:p>
+            <w:pPr>
+              <w:spacing w:after="0" w:before="0"/>
+            </w:pPr>
+            <w:r>
+              <w:rPr>
+                <w:rFonts w:ascii="Arial" w:hAnsi="Arial"/>
+                <w:b w:val="0"/>
+                <w:sz w:val="17"/>
+              </w:rPr>
+              <w:t>Colorectal: 1 major</w:t>
+            </w:r>
+          </w:p>
+        </w:tc>
+        <w:tc>
+          <w:tcPr>
+            <w:tcW w:type="dxa" w:w="2500"/>
+            <w:shd w:val="clear" w:color="auto" w:fill="F2F2F2"/>
+          </w:tcPr>
+          <w:p>
+            <w:pPr>
+              <w:spacing w:after="0" w:before="0"/>
+            </w:pPr>
+          </w:p>
+        </w:tc>
+      </w:tr>
+      <w:tr>
+        <w:tc>
+          <w:tcPr>
+            <w:tcW w:type="dxa" w:w="1526"/>
+          </w:tcPr>
+          <w:p>
+            <w:pPr>
+              <w:spacing w:after="0" w:before="0"/>
+            </w:pPr>
+            <w:r>
+              <w:rPr>
+                <w:rFonts w:ascii="Arial" w:hAnsi="Arial"/>
+                <w:b w:val="0"/>
+                <w:sz w:val="17"/>
+              </w:rPr>
+              <w:t>Week 2 Thu</w:t>
+            </w:r>
+          </w:p>
+        </w:tc>
+        <w:tc>
+          <w:tcPr>
+            <w:tcW w:type="dxa" w:w="2500"/>
+          </w:tcPr>
+          <w:p>
+            <w:pPr>
+              <w:spacing w:after="0" w:before="0"/>
+            </w:pPr>
+            <w:r>
+              <w:rPr>
+                <w:rFonts w:ascii="Arial" w:hAnsi="Arial"/>
+                <w:b w:val="0"/>
+                <w:sz w:val="17"/>
+              </w:rPr>
+              <w:t>Colorectal: 1 major</w:t>
+            </w:r>
+          </w:p>
+        </w:tc>
+        <w:tc>
+          <w:tcPr>
+            <w:tcW w:type="dxa" w:w="2500"/>
+          </w:tcPr>
+          <w:p>
+            <w:pPr>
+              <w:spacing w:after="0" w:before="0"/>
+            </w:pPr>
+            <w:r>
+              <w:rPr>
+                <w:rFonts w:ascii="Arial" w:hAnsi="Arial"/>
+                <w:b w:val="0"/>
+                <w:sz w:val="17"/>
+              </w:rPr>
+              <w:t>Colorectal: 1 major</w:t>
+            </w:r>
+          </w:p>
+        </w:tc>
+        <w:tc>
+          <w:tcPr>
+            <w:tcW w:type="dxa" w:w="2500"/>
+          </w:tcPr>
+          <w:p>
+            <w:pPr>
+              <w:spacing w:after="0" w:before="0"/>
+            </w:pPr>
+          </w:p>
+        </w:tc>
+      </w:tr>
+      <w:tr>
+        <w:tc>
+          <w:tcPr>
+            <w:tcW w:type="dxa" w:w="1526"/>
+            <w:shd w:val="clear" w:color="auto" w:fill="F2F2F2"/>
+          </w:tcPr>
+          <w:p>
+            <w:pPr>
+              <w:spacing w:after="0" w:before="0"/>
+            </w:pPr>
+            <w:r>
+              <w:rPr>
+                <w:rFonts w:ascii="Arial" w:hAnsi="Arial"/>
+                <w:b w:val="0"/>
+                <w:sz w:val="17"/>
+              </w:rPr>
+              <w:t>Week 2 Fri</w:t>
+            </w:r>
+          </w:p>
+        </w:tc>
+        <w:tc>
+          <w:tcPr>
+            <w:tcW w:type="dxa" w:w="2500"/>
+            <w:shd w:val="clear" w:color="auto" w:fill="F2F2F2"/>
+          </w:tcPr>
+          <w:p>
+            <w:pPr>
+              <w:spacing w:after="0" w:before="0"/>
+            </w:pPr>
+            <w:r>
+              <w:rPr>
+                <w:rFonts w:ascii="Arial" w:hAnsi="Arial"/>
+                <w:b w:val="0"/>
+                <w:sz w:val="17"/>
+              </w:rPr>
+              <w:t>Abdominal wall: 1 major</w:t>
+            </w:r>
+          </w:p>
+        </w:tc>
+        <w:tc>
+          <w:tcPr>
+            <w:tcW w:type="dxa" w:w="2500"/>
+            <w:shd w:val="clear" w:color="auto" w:fill="F2F2F2"/>
+          </w:tcPr>
+          <w:p>
+            <w:pPr>
+              <w:spacing w:after="0" w:before="0"/>
+            </w:pPr>
+            <w:r>
+              <w:rPr>
+                <w:rFonts w:ascii="Arial" w:hAnsi="Arial"/>
+                <w:b w:val="0"/>
+                <w:sz w:val="17"/>
+              </w:rPr>
+              <w:t>Maintenance</w:t>
+            </w:r>
+          </w:p>
+        </w:tc>
+        <w:tc>
+          <w:tcPr>
+            <w:tcW w:type="dxa" w:w="2500"/>
+            <w:shd w:val="clear" w:color="auto" w:fill="F2F2F2"/>
+          </w:tcPr>
+          <w:p>
+            <w:pPr>
+              <w:spacing w:after="0" w:before="0"/>
+            </w:pPr>
           </w:p>
         </w:tc>
       </w:tr>
     </w:tbl>
     <w:p/>
+    <w:p>
+      <w:r>
+        <w:rPr>
+          <w:rFonts w:ascii="Arial" w:hAnsi="Arial"/>
+          <w:b w:val="0"/>
+          <w:sz w:val="22"/>
+        </w:rPr>
+        <w:t>Saturdays and Sundays are shown only where a session is in use.</w:t>
+      </w:r>
+    </w:p>
     <w:p>
       <w:pPr>
         <w:pStyle w:val="Heading2"/>
@@ -12341,7 +12734,7 @@
                 <w:b w:val="0"/>
                 <w:sz w:val="19"/>
               </w:rPr>
-              <w:t>326</w:t>
+              <w:t>287</w:t>
             </w:r>
           </w:p>
         </w:tc>
@@ -12409,7 +12802,7 @@
                 <w:b w:val="0"/>
                 <w:sz w:val="19"/>
               </w:rPr>
-              <w:t>62%</w:t>
+              <w:t>70%</w:t>
             </w:r>
           </w:p>
         </w:tc>
@@ -12477,7 +12870,7 @@
                 <w:b w:val="0"/>
                 <w:sz w:val="19"/>
               </w:rPr>
-              <w:t>115</w:t>
+              <w:t>98</w:t>
             </w:r>
           </w:p>
         </w:tc>
@@ -12545,7 +12938,7 @@
                 <w:b w:val="0"/>
                 <w:sz w:val="19"/>
               </w:rPr>
-              <w:t>184</w:t>
+              <w:t>161</w:t>
             </w:r>
           </w:p>
         </w:tc>
@@ -12817,7 +13210,7 @@
                 <w:b w:val="0"/>
                 <w:sz w:val="19"/>
               </w:rPr>
-              <w:t>£1,027,566</w:t>
+              <w:t>£960,240</w:t>
             </w:r>
           </w:p>
         </w:tc>
@@ -15512,7 +15905,7 @@
                 <w:b w:val="0"/>
                 <w:sz w:val="17"/>
               </w:rPr>
-              <w:t>Abdominal wall (ventral and incisional hernia)</w:t>
+              <w:t>Abdominal wall reconstruction</w:t>
             </w:r>
           </w:p>
         </w:tc>
@@ -15677,7 +16070,7 @@
                 <w:b w:val="0"/>
                 <w:sz w:val="17"/>
               </w:rPr>
-              <w:t>Abdominal wall (ventral and incisional hernia)</w:t>
+              <w:t>Abdominal wall reconstruction</w:t>
             </w:r>
           </w:p>
         </w:tc>
@@ -16630,7 +17023,7 @@
                 <w:b w:val="0"/>
                 <w:sz w:val="17"/>
               </w:rPr>
-              <w:t>Abdominal wall (ventral and incisional hernia)</w:t>
+              <w:t>Abdominal wall reconstruction</w:t>
             </w:r>
           </w:p>
         </w:tc>
@@ -16666,7 +17059,7 @@
                 <w:b w:val="0"/>
                 <w:sz w:val="17"/>
               </w:rPr>
-              <w:t>Open share placeholder. Open repair remains the commonest approach to hernia repair in UK national data (World J Emerg Surg 2025). Effect sizes are placeholders.</w:t>
+              <w:t>Flagged for review: the 30-day assumptions were set for ventral and incisional hernia repair, not abdominal wall reconstruction. Open share placeholder; open repair remains the commonest approach to hernia repair in UK national data (World J Emerg Surg 2025).</w:t>
             </w:r>
           </w:p>
         </w:tc>
@@ -16726,6 +17119,1297 @@
                 <w:sz w:val="17"/>
               </w:rPr>
               <w:t>Best-available estimate pending specialty review (placeholder).</w:t>
+            </w:r>
+          </w:p>
+        </w:tc>
+      </w:tr>
+    </w:tbl>
+    <w:p/>
+    <w:p>
+      <w:pPr>
+        <w:pStyle w:val="Heading3"/>
+      </w:pPr>
+      <w:r>
+        <w:t>How the theatre template maps to procedures</w:t>
+      </w:r>
+    </w:p>
+    <w:p>
+      <w:r>
+        <w:rPr>
+          <w:rFonts w:ascii="Arial" w:hAnsi="Arial"/>
+          <w:b w:val="0"/>
+          <w:sz w:val="22"/>
+        </w:rPr>
+        <w:t>Each session on the template has a list type and a number of major, medium and minor cases. The table shows which procedure each tier counts as, and the split where a tier covers several procedures. 'Not modelled' cases are costed but carry no 30-day benefit. Changes from the defaults are listed in Appendix C.</w:t>
+      </w:r>
+    </w:p>
+    <w:tbl>
+      <w:tblPr>
+        <w:tblW w:type="auto" w:w="0"/>
+        <w:jc w:val="left"/>
+        <w:tblLayout w:type="fixed"/>
+        <w:tblLook w:firstColumn="1" w:firstRow="1" w:lastColumn="0" w:lastRow="0" w:noHBand="0" w:noVBand="1" w:val="04A0"/>
+        <w:tblBorders>
+          <w:top w:val="single" w:sz="4" w:color="BFBFBF"/>
+          <w:left w:val="single" w:sz="4" w:color="BFBFBF"/>
+          <w:bottom w:val="single" w:sz="4" w:color="BFBFBF"/>
+          <w:right w:val="single" w:sz="4" w:color="BFBFBF"/>
+          <w:insideH w:val="single" w:sz="4" w:color="BFBFBF"/>
+          <w:insideV w:val="single" w:sz="4" w:color="BFBFBF"/>
+        </w:tblBorders>
+        <w:tblLayout w:type="fixed"/>
+      </w:tblPr>
+      <w:tblGrid>
+        <w:gridCol w:w="2600"/>
+        <w:gridCol w:w="1200"/>
+        <w:gridCol w:w="5226"/>
+      </w:tblGrid>
+      <w:tr>
+        <w:trPr>
+          <w:tblHeader w:val="true"/>
+        </w:trPr>
+        <w:tc>
+          <w:tcPr>
+            <w:tcW w:type="dxa" w:w="2600"/>
+            <w:shd w:val="clear" w:color="auto" w:fill="1F3864"/>
+          </w:tcPr>
+          <w:p>
+            <w:pPr>
+              <w:spacing w:after="0" w:before="0"/>
+            </w:pPr>
+            <w:r/>
+            <w:r>
+              <w:rPr>
+                <w:rFonts w:ascii="Arial" w:hAnsi="Arial"/>
+                <w:b/>
+                <w:color w:val="FFFFFF"/>
+                <w:sz w:val="17"/>
+              </w:rPr>
+              <w:t>List type</w:t>
+            </w:r>
+          </w:p>
+        </w:tc>
+        <w:tc>
+          <w:tcPr>
+            <w:tcW w:type="dxa" w:w="1200"/>
+            <w:shd w:val="clear" w:color="auto" w:fill="1F3864"/>
+          </w:tcPr>
+          <w:p>
+            <w:pPr>
+              <w:spacing w:after="0" w:before="0"/>
+            </w:pPr>
+            <w:r/>
+            <w:r>
+              <w:rPr>
+                <w:rFonts w:ascii="Arial" w:hAnsi="Arial"/>
+                <w:b/>
+                <w:color w:val="FFFFFF"/>
+                <w:sz w:val="17"/>
+              </w:rPr>
+              <w:t>Tier</w:t>
+            </w:r>
+          </w:p>
+        </w:tc>
+        <w:tc>
+          <w:tcPr>
+            <w:tcW w:type="dxa" w:w="5225"/>
+            <w:shd w:val="clear" w:color="auto" w:fill="1F3864"/>
+          </w:tcPr>
+          <w:p>
+            <w:pPr>
+              <w:spacing w:after="0" w:before="0"/>
+            </w:pPr>
+            <w:r/>
+            <w:r>
+              <w:rPr>
+                <w:rFonts w:ascii="Arial" w:hAnsi="Arial"/>
+                <w:b/>
+                <w:color w:val="FFFFFF"/>
+                <w:sz w:val="17"/>
+              </w:rPr>
+              <w:t>Counts as</w:t>
+            </w:r>
+          </w:p>
+        </w:tc>
+      </w:tr>
+      <w:tr>
+        <w:tc>
+          <w:tcPr>
+            <w:tcW w:type="dxa" w:w="2600"/>
+          </w:tcPr>
+          <w:p>
+            <w:pPr>
+              <w:spacing w:after="0" w:before="0"/>
+            </w:pPr>
+            <w:r>
+              <w:rPr>
+                <w:rFonts w:ascii="Arial" w:hAnsi="Arial"/>
+                <w:b w:val="0"/>
+                <w:sz w:val="17"/>
+              </w:rPr>
+              <w:t>Colorectal</w:t>
+            </w:r>
+          </w:p>
+        </w:tc>
+        <w:tc>
+          <w:tcPr>
+            <w:tcW w:type="dxa" w:w="1200"/>
+          </w:tcPr>
+          <w:p>
+            <w:pPr>
+              <w:spacing w:after="0" w:before="0"/>
+            </w:pPr>
+            <w:r>
+              <w:rPr>
+                <w:rFonts w:ascii="Arial" w:hAnsi="Arial"/>
+                <w:b w:val="0"/>
+                <w:sz w:val="17"/>
+              </w:rPr>
+              <w:t>Major</w:t>
+            </w:r>
+          </w:p>
+        </w:tc>
+        <w:tc>
+          <w:tcPr>
+            <w:tcW w:type="dxa" w:w="5225"/>
+          </w:tcPr>
+          <w:p>
+            <w:pPr>
+              <w:spacing w:after="0" w:before="0"/>
+            </w:pPr>
+            <w:r>
+              <w:rPr>
+                <w:rFonts w:ascii="Arial" w:hAnsi="Arial"/>
+                <w:b w:val="0"/>
+                <w:sz w:val="17"/>
+              </w:rPr>
+              <w:t>Colorectal major resection (colon and rectum) 100%</w:t>
+            </w:r>
+          </w:p>
+        </w:tc>
+      </w:tr>
+      <w:tr>
+        <w:tc>
+          <w:tcPr>
+            <w:tcW w:type="dxa" w:w="2600"/>
+            <w:shd w:val="clear" w:color="auto" w:fill="F2F2F2"/>
+          </w:tcPr>
+          <w:p>
+            <w:pPr>
+              <w:spacing w:after="0" w:before="0"/>
+            </w:pPr>
+            <w:r>
+              <w:rPr>
+                <w:rFonts w:ascii="Arial" w:hAnsi="Arial"/>
+                <w:b w:val="0"/>
+                <w:sz w:val="17"/>
+              </w:rPr>
+              <w:t>Upper GI</w:t>
+            </w:r>
+          </w:p>
+        </w:tc>
+        <w:tc>
+          <w:tcPr>
+            <w:tcW w:type="dxa" w:w="1200"/>
+            <w:shd w:val="clear" w:color="auto" w:fill="F2F2F2"/>
+          </w:tcPr>
+          <w:p>
+            <w:pPr>
+              <w:spacing w:after="0" w:before="0"/>
+            </w:pPr>
+            <w:r>
+              <w:rPr>
+                <w:rFonts w:ascii="Arial" w:hAnsi="Arial"/>
+                <w:b w:val="0"/>
+                <w:sz w:val="17"/>
+              </w:rPr>
+              <w:t>Minor</w:t>
+            </w:r>
+          </w:p>
+        </w:tc>
+        <w:tc>
+          <w:tcPr>
+            <w:tcW w:type="dxa" w:w="5225"/>
+            <w:shd w:val="clear" w:color="auto" w:fill="F2F2F2"/>
+          </w:tcPr>
+          <w:p>
+            <w:pPr>
+              <w:spacing w:after="0" w:before="0"/>
+            </w:pPr>
+            <w:r>
+              <w:rPr>
+                <w:rFonts w:ascii="Arial" w:hAnsi="Arial"/>
+                <w:b w:val="0"/>
+                <w:sz w:val="17"/>
+              </w:rPr>
+              <w:t>Upper GI (anti-reflux and hiatal hernia) 100%</w:t>
+            </w:r>
+          </w:p>
+        </w:tc>
+      </w:tr>
+      <w:tr>
+        <w:tc>
+          <w:tcPr>
+            <w:tcW w:type="dxa" w:w="2600"/>
+          </w:tcPr>
+          <w:p>
+            <w:pPr>
+              <w:spacing w:after="0" w:before="0"/>
+            </w:pPr>
+            <w:r>
+              <w:rPr>
+                <w:rFonts w:ascii="Arial" w:hAnsi="Arial"/>
+                <w:b w:val="0"/>
+                <w:sz w:val="17"/>
+              </w:rPr>
+              <w:t>Abdominal wall</w:t>
+            </w:r>
+          </w:p>
+        </w:tc>
+        <w:tc>
+          <w:tcPr>
+            <w:tcW w:type="dxa" w:w="1200"/>
+          </w:tcPr>
+          <w:p>
+            <w:pPr>
+              <w:spacing w:after="0" w:before="0"/>
+            </w:pPr>
+            <w:r>
+              <w:rPr>
+                <w:rFonts w:ascii="Arial" w:hAnsi="Arial"/>
+                <w:b w:val="0"/>
+                <w:sz w:val="17"/>
+              </w:rPr>
+              <w:t>Major</w:t>
+            </w:r>
+          </w:p>
+        </w:tc>
+        <w:tc>
+          <w:tcPr>
+            <w:tcW w:type="dxa" w:w="5225"/>
+          </w:tcPr>
+          <w:p>
+            <w:pPr>
+              <w:spacing w:after="0" w:before="0"/>
+            </w:pPr>
+            <w:r>
+              <w:rPr>
+                <w:rFonts w:ascii="Arial" w:hAnsi="Arial"/>
+                <w:b w:val="0"/>
+                <w:sz w:val="17"/>
+              </w:rPr>
+              <w:t>Abdominal wall reconstruction 100%</w:t>
+            </w:r>
+          </w:p>
+        </w:tc>
+      </w:tr>
+      <w:tr>
+        <w:tc>
+          <w:tcPr>
+            <w:tcW w:type="dxa" w:w="2600"/>
+            <w:shd w:val="clear" w:color="auto" w:fill="F2F2F2"/>
+          </w:tcPr>
+          <w:p>
+            <w:pPr>
+              <w:spacing w:after="0" w:before="0"/>
+            </w:pPr>
+            <w:r>
+              <w:rPr>
+                <w:rFonts w:ascii="Arial" w:hAnsi="Arial"/>
+                <w:b w:val="0"/>
+                <w:sz w:val="17"/>
+              </w:rPr>
+              <w:t>Urology: prostate</w:t>
+            </w:r>
+          </w:p>
+        </w:tc>
+        <w:tc>
+          <w:tcPr>
+            <w:tcW w:type="dxa" w:w="1200"/>
+            <w:shd w:val="clear" w:color="auto" w:fill="F2F2F2"/>
+          </w:tcPr>
+          <w:p>
+            <w:pPr>
+              <w:spacing w:after="0" w:before="0"/>
+            </w:pPr>
+            <w:r>
+              <w:rPr>
+                <w:rFonts w:ascii="Arial" w:hAnsi="Arial"/>
+                <w:b w:val="0"/>
+                <w:sz w:val="17"/>
+              </w:rPr>
+              <w:t>Medium</w:t>
+            </w:r>
+          </w:p>
+        </w:tc>
+        <w:tc>
+          <w:tcPr>
+            <w:tcW w:type="dxa" w:w="5225"/>
+            <w:shd w:val="clear" w:color="auto" w:fill="F2F2F2"/>
+          </w:tcPr>
+          <w:p>
+            <w:pPr>
+              <w:spacing w:after="0" w:before="0"/>
+            </w:pPr>
+            <w:r>
+              <w:rPr>
+                <w:rFonts w:ascii="Arial" w:hAnsi="Arial"/>
+                <w:b w:val="0"/>
+                <w:sz w:val="17"/>
+              </w:rPr>
+              <w:t>Radical prostatectomy 100%</w:t>
+            </w:r>
+          </w:p>
+        </w:tc>
+      </w:tr>
+      <w:tr>
+        <w:tc>
+          <w:tcPr>
+            <w:tcW w:type="dxa" w:w="2600"/>
+          </w:tcPr>
+          <w:p>
+            <w:pPr>
+              <w:spacing w:after="0" w:before="0"/>
+            </w:pPr>
+            <w:r>
+              <w:rPr>
+                <w:rFonts w:ascii="Arial" w:hAnsi="Arial"/>
+                <w:b w:val="0"/>
+                <w:sz w:val="17"/>
+              </w:rPr>
+              <w:t>Urology: kidney</w:t>
+            </w:r>
+          </w:p>
+        </w:tc>
+        <w:tc>
+          <w:tcPr>
+            <w:tcW w:type="dxa" w:w="1200"/>
+          </w:tcPr>
+          <w:p>
+            <w:pPr>
+              <w:spacing w:after="0" w:before="0"/>
+            </w:pPr>
+            <w:r>
+              <w:rPr>
+                <w:rFonts w:ascii="Arial" w:hAnsi="Arial"/>
+                <w:b w:val="0"/>
+                <w:sz w:val="17"/>
+              </w:rPr>
+              <w:t>Medium</w:t>
+            </w:r>
+          </w:p>
+        </w:tc>
+        <w:tc>
+          <w:tcPr>
+            <w:tcW w:type="dxa" w:w="5225"/>
+          </w:tcPr>
+          <w:p>
+            <w:pPr>
+              <w:spacing w:after="0" w:before="0"/>
+            </w:pPr>
+            <w:r>
+              <w:rPr>
+                <w:rFonts w:ascii="Arial" w:hAnsi="Arial"/>
+                <w:b w:val="0"/>
+                <w:sz w:val="17"/>
+              </w:rPr>
+              <w:t>Nephrectomy and partial nephrectomy 100%</w:t>
+            </w:r>
+          </w:p>
+        </w:tc>
+      </w:tr>
+      <w:tr>
+        <w:tc>
+          <w:tcPr>
+            <w:tcW w:type="dxa" w:w="2600"/>
+            <w:shd w:val="clear" w:color="auto" w:fill="F2F2F2"/>
+          </w:tcPr>
+          <w:p>
+            <w:pPr>
+              <w:spacing w:after="0" w:before="0"/>
+            </w:pPr>
+            <w:r>
+              <w:rPr>
+                <w:rFonts w:ascii="Arial" w:hAnsi="Arial"/>
+                <w:b w:val="0"/>
+                <w:sz w:val="17"/>
+              </w:rPr>
+              <w:t>Urology: bladder</w:t>
+            </w:r>
+          </w:p>
+        </w:tc>
+        <w:tc>
+          <w:tcPr>
+            <w:tcW w:type="dxa" w:w="1200"/>
+            <w:shd w:val="clear" w:color="auto" w:fill="F2F2F2"/>
+          </w:tcPr>
+          <w:p>
+            <w:pPr>
+              <w:spacing w:after="0" w:before="0"/>
+            </w:pPr>
+            <w:r>
+              <w:rPr>
+                <w:rFonts w:ascii="Arial" w:hAnsi="Arial"/>
+                <w:b w:val="0"/>
+                <w:sz w:val="17"/>
+              </w:rPr>
+              <w:t>Medium</w:t>
+            </w:r>
+          </w:p>
+        </w:tc>
+        <w:tc>
+          <w:tcPr>
+            <w:tcW w:type="dxa" w:w="5225"/>
+            <w:shd w:val="clear" w:color="auto" w:fill="F2F2F2"/>
+          </w:tcPr>
+          <w:p>
+            <w:pPr>
+              <w:spacing w:after="0" w:before="0"/>
+            </w:pPr>
+            <w:r>
+              <w:rPr>
+                <w:rFonts w:ascii="Arial" w:hAnsi="Arial"/>
+                <w:b w:val="0"/>
+                <w:sz w:val="17"/>
+              </w:rPr>
+              <w:t>Radical cystectomy 100%</w:t>
+            </w:r>
+          </w:p>
+        </w:tc>
+      </w:tr>
+      <w:tr>
+        <w:tc>
+          <w:tcPr>
+            <w:tcW w:type="dxa" w:w="2600"/>
+          </w:tcPr>
+          <w:p>
+            <w:pPr>
+              <w:spacing w:after="0" w:before="0"/>
+            </w:pPr>
+            <w:r>
+              <w:rPr>
+                <w:rFonts w:ascii="Arial" w:hAnsi="Arial"/>
+                <w:b w:val="0"/>
+                <w:sz w:val="17"/>
+              </w:rPr>
+              <w:t>Gynaecology</w:t>
+            </w:r>
+          </w:p>
+        </w:tc>
+        <w:tc>
+          <w:tcPr>
+            <w:tcW w:type="dxa" w:w="1200"/>
+          </w:tcPr>
+          <w:p>
+            <w:pPr>
+              <w:spacing w:after="0" w:before="0"/>
+            </w:pPr>
+            <w:r>
+              <w:rPr>
+                <w:rFonts w:ascii="Arial" w:hAnsi="Arial"/>
+                <w:b w:val="0"/>
+                <w:sz w:val="17"/>
+              </w:rPr>
+              <w:t>Major</w:t>
+            </w:r>
+          </w:p>
+        </w:tc>
+        <w:tc>
+          <w:tcPr>
+            <w:tcW w:type="dxa" w:w="5225"/>
+          </w:tcPr>
+          <w:p>
+            <w:pPr>
+              <w:spacing w:after="0" w:before="0"/>
+            </w:pPr>
+            <w:r>
+              <w:rPr>
+                <w:rFonts w:ascii="Arial" w:hAnsi="Arial"/>
+                <w:b w:val="0"/>
+                <w:sz w:val="17"/>
+              </w:rPr>
+              <w:t>Hysterectomy (benign and malignant) 40%, Endometriosis excision 50%, Myomectomy 10%</w:t>
+            </w:r>
+          </w:p>
+        </w:tc>
+      </w:tr>
+      <w:tr>
+        <w:tc>
+          <w:tcPr>
+            <w:tcW w:type="dxa" w:w="2600"/>
+            <w:shd w:val="clear" w:color="auto" w:fill="F2F2F2"/>
+          </w:tcPr>
+          <w:p>
+            <w:pPr>
+              <w:spacing w:after="0" w:before="0"/>
+            </w:pPr>
+            <w:r>
+              <w:rPr>
+                <w:rFonts w:ascii="Arial" w:hAnsi="Arial"/>
+                <w:b w:val="0"/>
+                <w:sz w:val="17"/>
+              </w:rPr>
+              <w:t>Gynaecology</w:t>
+            </w:r>
+          </w:p>
+        </w:tc>
+        <w:tc>
+          <w:tcPr>
+            <w:tcW w:type="dxa" w:w="1200"/>
+            <w:shd w:val="clear" w:color="auto" w:fill="F2F2F2"/>
+          </w:tcPr>
+          <w:p>
+            <w:pPr>
+              <w:spacing w:after="0" w:before="0"/>
+            </w:pPr>
+            <w:r>
+              <w:rPr>
+                <w:rFonts w:ascii="Arial" w:hAnsi="Arial"/>
+                <w:b w:val="0"/>
+                <w:sz w:val="17"/>
+              </w:rPr>
+              <w:t>Minor</w:t>
+            </w:r>
+          </w:p>
+        </w:tc>
+        <w:tc>
+          <w:tcPr>
+            <w:tcW w:type="dxa" w:w="5225"/>
+            <w:shd w:val="clear" w:color="auto" w:fill="F2F2F2"/>
+          </w:tcPr>
+          <w:p>
+            <w:pPr>
+              <w:spacing w:after="0" w:before="0"/>
+            </w:pPr>
+            <w:r>
+              <w:rPr>
+                <w:rFonts w:ascii="Arial" w:hAnsi="Arial"/>
+                <w:b w:val="0"/>
+                <w:sz w:val="17"/>
+              </w:rPr>
+              <w:t>Adnexal surgery 100%</w:t>
+            </w:r>
+          </w:p>
+        </w:tc>
+      </w:tr>
+      <w:tr>
+        <w:tc>
+          <w:tcPr>
+            <w:tcW w:type="dxa" w:w="2600"/>
+          </w:tcPr>
+          <w:p>
+            <w:pPr>
+              <w:spacing w:after="0" w:before="0"/>
+            </w:pPr>
+            <w:r>
+              <w:rPr>
+                <w:rFonts w:ascii="Arial" w:hAnsi="Arial"/>
+                <w:b w:val="0"/>
+                <w:sz w:val="17"/>
+              </w:rPr>
+              <w:t>Paediatric</w:t>
+            </w:r>
+          </w:p>
+        </w:tc>
+        <w:tc>
+          <w:tcPr>
+            <w:tcW w:type="dxa" w:w="1200"/>
+          </w:tcPr>
+          <w:p>
+            <w:pPr>
+              <w:spacing w:after="0" w:before="0"/>
+            </w:pPr>
+            <w:r>
+              <w:rPr>
+                <w:rFonts w:ascii="Arial" w:hAnsi="Arial"/>
+                <w:b w:val="0"/>
+                <w:sz w:val="17"/>
+              </w:rPr>
+              <w:t>Major</w:t>
+            </w:r>
+          </w:p>
+        </w:tc>
+        <w:tc>
+          <w:tcPr>
+            <w:tcW w:type="dxa" w:w="5225"/>
+          </w:tcPr>
+          <w:p>
+            <w:pPr>
+              <w:spacing w:after="0" w:before="0"/>
+            </w:pPr>
+            <w:r>
+              <w:rPr>
+                <w:rFonts w:ascii="Arial" w:hAnsi="Arial"/>
+                <w:b w:val="0"/>
+                <w:sz w:val="17"/>
+              </w:rPr>
+              <w:t>Paediatric (e.g. pyeloplasty, fundoplication) 100%</w:t>
+            </w:r>
+          </w:p>
+        </w:tc>
+      </w:tr>
+      <w:tr>
+        <w:tc>
+          <w:tcPr>
+            <w:tcW w:type="dxa" w:w="2600"/>
+            <w:shd w:val="clear" w:color="auto" w:fill="F2F2F2"/>
+          </w:tcPr>
+          <w:p>
+            <w:pPr>
+              <w:spacing w:after="0" w:before="0"/>
+            </w:pPr>
+            <w:r>
+              <w:rPr>
+                <w:rFonts w:ascii="Arial" w:hAnsi="Arial"/>
+                <w:b w:val="0"/>
+                <w:sz w:val="17"/>
+              </w:rPr>
+              <w:t>Head and neck</w:t>
+            </w:r>
+          </w:p>
+        </w:tc>
+        <w:tc>
+          <w:tcPr>
+            <w:tcW w:type="dxa" w:w="1200"/>
+            <w:shd w:val="clear" w:color="auto" w:fill="F2F2F2"/>
+          </w:tcPr>
+          <w:p>
+            <w:pPr>
+              <w:spacing w:after="0" w:before="0"/>
+            </w:pPr>
+            <w:r>
+              <w:rPr>
+                <w:rFonts w:ascii="Arial" w:hAnsi="Arial"/>
+                <w:b w:val="0"/>
+                <w:sz w:val="17"/>
+              </w:rPr>
+              <w:t>Major</w:t>
+            </w:r>
+          </w:p>
+        </w:tc>
+        <w:tc>
+          <w:tcPr>
+            <w:tcW w:type="dxa" w:w="5225"/>
+            <w:shd w:val="clear" w:color="auto" w:fill="F2F2F2"/>
+          </w:tcPr>
+          <w:p>
+            <w:pPr>
+              <w:spacing w:after="0" w:before="0"/>
+            </w:pPr>
+            <w:r>
+              <w:rPr>
+                <w:rFonts w:ascii="Arial" w:hAnsi="Arial"/>
+                <w:b w:val="0"/>
+                <w:sz w:val="17"/>
+              </w:rPr>
+              <w:t>Head and neck (transoral robotic surgery) 100%</w:t>
+            </w:r>
+          </w:p>
+        </w:tc>
+      </w:tr>
+      <w:tr>
+        <w:tc>
+          <w:tcPr>
+            <w:tcW w:type="dxa" w:w="2600"/>
+          </w:tcPr>
+          <w:p>
+            <w:pPr>
+              <w:spacing w:after="0" w:before="0"/>
+            </w:pPr>
+            <w:r>
+              <w:rPr>
+                <w:rFonts w:ascii="Arial" w:hAnsi="Arial"/>
+                <w:b w:val="0"/>
+                <w:sz w:val="17"/>
+              </w:rPr>
+              <w:t>Any other list type or tier</w:t>
+            </w:r>
+          </w:p>
+        </w:tc>
+        <w:tc>
+          <w:tcPr>
+            <w:tcW w:type="dxa" w:w="1200"/>
+          </w:tcPr>
+          <w:p>
+            <w:pPr>
+              <w:spacing w:after="0" w:before="0"/>
+            </w:pPr>
+          </w:p>
+        </w:tc>
+        <w:tc>
+          <w:tcPr>
+            <w:tcW w:type="dxa" w:w="5225"/>
+          </w:tcPr>
+          <w:p>
+            <w:pPr>
+              <w:spacing w:after="0" w:before="0"/>
+            </w:pPr>
+            <w:r>
+              <w:rPr>
+                <w:rFonts w:ascii="Arial" w:hAnsi="Arial"/>
+                <w:b w:val="0"/>
+                <w:sz w:val="17"/>
+              </w:rPr>
+              <w:t>Not modelled</w:t>
+            </w:r>
+          </w:p>
+        </w:tc>
+      </w:tr>
+    </w:tbl>
+    <w:p/>
+    <w:p>
+      <w:pPr>
+        <w:pStyle w:val="Heading3"/>
+      </w:pPr>
+      <w:r>
+        <w:t>Tariff: extra income per robotic case (cash case only)</w:t>
+      </w:r>
+    </w:p>
+    <w:tbl>
+      <w:tblPr>
+        <w:tblW w:type="auto" w:w="0"/>
+        <w:jc w:val="left"/>
+        <w:tblLayout w:type="fixed"/>
+        <w:tblLook w:firstColumn="1" w:firstRow="1" w:lastColumn="0" w:lastRow="0" w:noHBand="0" w:noVBand="1" w:val="04A0"/>
+        <w:tblBorders>
+          <w:top w:val="single" w:sz="4" w:color="BFBFBF"/>
+          <w:left w:val="single" w:sz="4" w:color="BFBFBF"/>
+          <w:bottom w:val="single" w:sz="4" w:color="BFBFBF"/>
+          <w:right w:val="single" w:sz="4" w:color="BFBFBF"/>
+          <w:insideH w:val="single" w:sz="4" w:color="BFBFBF"/>
+          <w:insideV w:val="single" w:sz="4" w:color="BFBFBF"/>
+        </w:tblBorders>
+        <w:tblLayout w:type="fixed"/>
+      </w:tblPr>
+      <w:tblGrid>
+        <w:gridCol w:w="3000"/>
+        <w:gridCol w:w="1600"/>
+        <w:gridCol w:w="4426"/>
+      </w:tblGrid>
+      <w:tr>
+        <w:trPr>
+          <w:tblHeader w:val="true"/>
+        </w:trPr>
+        <w:tc>
+          <w:tcPr>
+            <w:tcW w:type="dxa" w:w="3000"/>
+            <w:shd w:val="clear" w:color="auto" w:fill="1F3864"/>
+          </w:tcPr>
+          <w:p>
+            <w:pPr>
+              <w:spacing w:after="0" w:before="0"/>
+            </w:pPr>
+            <w:r/>
+            <w:r>
+              <w:rPr>
+                <w:rFonts w:ascii="Arial" w:hAnsi="Arial"/>
+                <w:b/>
+                <w:color w:val="FFFFFF"/>
+                <w:sz w:val="17"/>
+              </w:rPr>
+              <w:t>Procedure</w:t>
+            </w:r>
+          </w:p>
+        </w:tc>
+        <w:tc>
+          <w:tcPr>
+            <w:tcW w:type="dxa" w:w="1600"/>
+            <w:shd w:val="clear" w:color="auto" w:fill="1F3864"/>
+          </w:tcPr>
+          <w:p>
+            <w:pPr>
+              <w:spacing w:after="0" w:before="0"/>
+            </w:pPr>
+            <w:r/>
+            <w:r>
+              <w:rPr>
+                <w:rFonts w:ascii="Arial" w:hAnsi="Arial"/>
+                <w:b/>
+                <w:color w:val="FFFFFF"/>
+                <w:sz w:val="17"/>
+              </w:rPr>
+              <w:t>Extra income per case</w:t>
+            </w:r>
+          </w:p>
+        </w:tc>
+        <w:tc>
+          <w:tcPr>
+            <w:tcW w:type="dxa" w:w="4425"/>
+            <w:shd w:val="clear" w:color="auto" w:fill="1F3864"/>
+          </w:tcPr>
+          <w:p>
+            <w:pPr>
+              <w:spacing w:after="0" w:before="0"/>
+            </w:pPr>
+            <w:r/>
+            <w:r>
+              <w:rPr>
+                <w:rFonts w:ascii="Arial" w:hAnsi="Arial"/>
+                <w:b/>
+                <w:color w:val="FFFFFF"/>
+                <w:sz w:val="17"/>
+              </w:rPr>
+              <w:t>Source</w:t>
+            </w:r>
+          </w:p>
+        </w:tc>
+      </w:tr>
+      <w:tr>
+        <w:tc>
+          <w:tcPr>
+            <w:tcW w:type="dxa" w:w="3000"/>
+          </w:tcPr>
+          <w:p>
+            <w:pPr>
+              <w:spacing w:after="0" w:before="0"/>
+            </w:pPr>
+            <w:r>
+              <w:rPr>
+                <w:rFonts w:ascii="Arial" w:hAnsi="Arial"/>
+                <w:b w:val="0"/>
+                <w:sz w:val="17"/>
+              </w:rPr>
+              <w:t>Colorectal major resection (colon and rectum)</w:t>
+            </w:r>
+          </w:p>
+        </w:tc>
+        <w:tc>
+          <w:tcPr>
+            <w:tcW w:type="dxa" w:w="1600"/>
+          </w:tcPr>
+          <w:p>
+            <w:pPr>
+              <w:spacing w:after="0" w:before="0"/>
+            </w:pPr>
+            <w:r>
+              <w:rPr>
+                <w:rFonts w:ascii="Arial" w:hAnsi="Arial"/>
+                <w:b w:val="0"/>
+                <w:sz w:val="17"/>
+              </w:rPr>
+              <w:t>£0</w:t>
+            </w:r>
+          </w:p>
+        </w:tc>
+        <w:tc>
+          <w:tcPr>
+            <w:tcW w:type="dxa" w:w="4425"/>
+          </w:tcPr>
+          <w:p>
+            <w:pPr>
+              <w:spacing w:after="0" w:before="0"/>
+            </w:pPr>
+            <w:r>
+              <w:rPr>
+                <w:rFonts w:ascii="Arial" w:hAnsi="Arial"/>
+                <w:b w:val="0"/>
+                <w:sz w:val="17"/>
+              </w:rPr>
+              <w:t>No robotic price difference identified: £0.</w:t>
+            </w:r>
+          </w:p>
+        </w:tc>
+      </w:tr>
+      <w:tr>
+        <w:tc>
+          <w:tcPr>
+            <w:tcW w:type="dxa" w:w="3000"/>
+            <w:shd w:val="clear" w:color="auto" w:fill="F2F2F2"/>
+          </w:tcPr>
+          <w:p>
+            <w:pPr>
+              <w:spacing w:after="0" w:before="0"/>
+            </w:pPr>
+            <w:r>
+              <w:rPr>
+                <w:rFonts w:ascii="Arial" w:hAnsi="Arial"/>
+                <w:b w:val="0"/>
+                <w:sz w:val="17"/>
+              </w:rPr>
+              <w:t>Nephrectomy and partial nephrectomy</w:t>
+            </w:r>
+          </w:p>
+        </w:tc>
+        <w:tc>
+          <w:tcPr>
+            <w:tcW w:type="dxa" w:w="1600"/>
+            <w:shd w:val="clear" w:color="auto" w:fill="F2F2F2"/>
+          </w:tcPr>
+          <w:p>
+            <w:pPr>
+              <w:spacing w:after="0" w:before="0"/>
+            </w:pPr>
+            <w:r>
+              <w:rPr>
+                <w:rFonts w:ascii="Arial" w:hAnsi="Arial"/>
+                <w:b w:val="0"/>
+                <w:sz w:val="17"/>
+              </w:rPr>
+              <w:t>£0</w:t>
+            </w:r>
+          </w:p>
+        </w:tc>
+        <w:tc>
+          <w:tcPr>
+            <w:tcW w:type="dxa" w:w="4425"/>
+            <w:shd w:val="clear" w:color="auto" w:fill="F2F2F2"/>
+          </w:tcPr>
+          <w:p>
+            <w:pPr>
+              <w:spacing w:after="0" w:before="0"/>
+            </w:pPr>
+            <w:r>
+              <w:rPr>
+                <w:rFonts w:ascii="Arial" w:hAnsi="Arial"/>
+                <w:b w:val="0"/>
+                <w:sz w:val="17"/>
+              </w:rPr>
+              <w:t>No robotic price difference identified: £0.</w:t>
+            </w:r>
+          </w:p>
+        </w:tc>
+      </w:tr>
+      <w:tr>
+        <w:tc>
+          <w:tcPr>
+            <w:tcW w:type="dxa" w:w="3000"/>
+          </w:tcPr>
+          <w:p>
+            <w:pPr>
+              <w:spacing w:after="0" w:before="0"/>
+            </w:pPr>
+            <w:r>
+              <w:rPr>
+                <w:rFonts w:ascii="Arial" w:hAnsi="Arial"/>
+                <w:b w:val="0"/>
+                <w:sz w:val="17"/>
+              </w:rPr>
+              <w:t>Hysterectomy (benign and malignant)</w:t>
+            </w:r>
+          </w:p>
+        </w:tc>
+        <w:tc>
+          <w:tcPr>
+            <w:tcW w:type="dxa" w:w="1600"/>
+          </w:tcPr>
+          <w:p>
+            <w:pPr>
+              <w:spacing w:after="0" w:before="0"/>
+            </w:pPr>
+            <w:r>
+              <w:rPr>
+                <w:rFonts w:ascii="Arial" w:hAnsi="Arial"/>
+                <w:b w:val="0"/>
+                <w:sz w:val="17"/>
+              </w:rPr>
+              <w:t>£0</w:t>
+            </w:r>
+          </w:p>
+        </w:tc>
+        <w:tc>
+          <w:tcPr>
+            <w:tcW w:type="dxa" w:w="4425"/>
+          </w:tcPr>
+          <w:p>
+            <w:pPr>
+              <w:spacing w:after="0" w:before="0"/>
+            </w:pPr>
+            <w:r>
+              <w:rPr>
+                <w:rFonts w:ascii="Arial" w:hAnsi="Arial"/>
+                <w:b w:val="0"/>
+                <w:sz w:val="17"/>
+              </w:rPr>
+              <w:t>No robotic price difference identified: £0.</w:t>
+            </w:r>
+          </w:p>
+        </w:tc>
+      </w:tr>
+      <w:tr>
+        <w:tc>
+          <w:tcPr>
+            <w:tcW w:type="dxa" w:w="3000"/>
+            <w:shd w:val="clear" w:color="auto" w:fill="F2F2F2"/>
+          </w:tcPr>
+          <w:p>
+            <w:pPr>
+              <w:spacing w:after="0" w:before="0"/>
+            </w:pPr>
+            <w:r>
+              <w:rPr>
+                <w:rFonts w:ascii="Arial" w:hAnsi="Arial"/>
+                <w:b w:val="0"/>
+                <w:sz w:val="17"/>
+              </w:rPr>
+              <w:t>Myomectomy</w:t>
+            </w:r>
+          </w:p>
+        </w:tc>
+        <w:tc>
+          <w:tcPr>
+            <w:tcW w:type="dxa" w:w="1600"/>
+            <w:shd w:val="clear" w:color="auto" w:fill="F2F2F2"/>
+          </w:tcPr>
+          <w:p>
+            <w:pPr>
+              <w:spacing w:after="0" w:before="0"/>
+            </w:pPr>
+            <w:r>
+              <w:rPr>
+                <w:rFonts w:ascii="Arial" w:hAnsi="Arial"/>
+                <w:b w:val="0"/>
+                <w:sz w:val="17"/>
+              </w:rPr>
+              <w:t>£0</w:t>
+            </w:r>
+          </w:p>
+        </w:tc>
+        <w:tc>
+          <w:tcPr>
+            <w:tcW w:type="dxa" w:w="4425"/>
+            <w:shd w:val="clear" w:color="auto" w:fill="F2F2F2"/>
+          </w:tcPr>
+          <w:p>
+            <w:pPr>
+              <w:spacing w:after="0" w:before="0"/>
+            </w:pPr>
+            <w:r>
+              <w:rPr>
+                <w:rFonts w:ascii="Arial" w:hAnsi="Arial"/>
+                <w:b w:val="0"/>
+                <w:sz w:val="17"/>
+              </w:rPr>
+              <w:t>No robotic price difference identified: £0.</w:t>
+            </w:r>
+          </w:p>
+        </w:tc>
+      </w:tr>
+      <w:tr>
+        <w:tc>
+          <w:tcPr>
+            <w:tcW w:type="dxa" w:w="3000"/>
+          </w:tcPr>
+          <w:p>
+            <w:pPr>
+              <w:spacing w:after="0" w:before="0"/>
+            </w:pPr>
+            <w:r>
+              <w:rPr>
+                <w:rFonts w:ascii="Arial" w:hAnsi="Arial"/>
+                <w:b w:val="0"/>
+                <w:sz w:val="17"/>
+              </w:rPr>
+              <w:t>Endometriosis excision</w:t>
+            </w:r>
+          </w:p>
+        </w:tc>
+        <w:tc>
+          <w:tcPr>
+            <w:tcW w:type="dxa" w:w="1600"/>
+          </w:tcPr>
+          <w:p>
+            <w:pPr>
+              <w:spacing w:after="0" w:before="0"/>
+            </w:pPr>
+            <w:r>
+              <w:rPr>
+                <w:rFonts w:ascii="Arial" w:hAnsi="Arial"/>
+                <w:b w:val="0"/>
+                <w:sz w:val="17"/>
+              </w:rPr>
+              <w:t>£0</w:t>
+            </w:r>
+          </w:p>
+        </w:tc>
+        <w:tc>
+          <w:tcPr>
+            <w:tcW w:type="dxa" w:w="4425"/>
+          </w:tcPr>
+          <w:p>
+            <w:pPr>
+              <w:spacing w:after="0" w:before="0"/>
+            </w:pPr>
+            <w:r>
+              <w:rPr>
+                <w:rFonts w:ascii="Arial" w:hAnsi="Arial"/>
+                <w:b w:val="0"/>
+                <w:sz w:val="17"/>
+              </w:rPr>
+              <w:t>No robotic price difference identified: £0.</w:t>
+            </w:r>
+          </w:p>
+        </w:tc>
+      </w:tr>
+      <w:tr>
+        <w:tc>
+          <w:tcPr>
+            <w:tcW w:type="dxa" w:w="3000"/>
+            <w:shd w:val="clear" w:color="auto" w:fill="F2F2F2"/>
+          </w:tcPr>
+          <w:p>
+            <w:pPr>
+              <w:spacing w:after="0" w:before="0"/>
+            </w:pPr>
+            <w:r>
+              <w:rPr>
+                <w:rFonts w:ascii="Arial" w:hAnsi="Arial"/>
+                <w:b w:val="0"/>
+                <w:sz w:val="17"/>
+              </w:rPr>
+              <w:t>Adnexal surgery</w:t>
+            </w:r>
+          </w:p>
+        </w:tc>
+        <w:tc>
+          <w:tcPr>
+            <w:tcW w:type="dxa" w:w="1600"/>
+            <w:shd w:val="clear" w:color="auto" w:fill="F2F2F2"/>
+          </w:tcPr>
+          <w:p>
+            <w:pPr>
+              <w:spacing w:after="0" w:before="0"/>
+            </w:pPr>
+            <w:r>
+              <w:rPr>
+                <w:rFonts w:ascii="Arial" w:hAnsi="Arial"/>
+                <w:b w:val="0"/>
+                <w:sz w:val="17"/>
+              </w:rPr>
+              <w:t>£0</w:t>
+            </w:r>
+          </w:p>
+        </w:tc>
+        <w:tc>
+          <w:tcPr>
+            <w:tcW w:type="dxa" w:w="4425"/>
+            <w:shd w:val="clear" w:color="auto" w:fill="F2F2F2"/>
+          </w:tcPr>
+          <w:p>
+            <w:pPr>
+              <w:spacing w:after="0" w:before="0"/>
+            </w:pPr>
+            <w:r>
+              <w:rPr>
+                <w:rFonts w:ascii="Arial" w:hAnsi="Arial"/>
+                <w:b w:val="0"/>
+                <w:sz w:val="17"/>
+              </w:rPr>
+              <w:t>No robotic price difference identified: £0.</w:t>
+            </w:r>
+          </w:p>
+        </w:tc>
+      </w:tr>
+      <w:tr>
+        <w:tc>
+          <w:tcPr>
+            <w:tcW w:type="dxa" w:w="3000"/>
+          </w:tcPr>
+          <w:p>
+            <w:pPr>
+              <w:spacing w:after="0" w:before="0"/>
+            </w:pPr>
+            <w:r>
+              <w:rPr>
+                <w:rFonts w:ascii="Arial" w:hAnsi="Arial"/>
+                <w:b w:val="0"/>
+                <w:sz w:val="17"/>
+              </w:rPr>
+              <w:t>Abdominal wall reconstruction</w:t>
+            </w:r>
+          </w:p>
+        </w:tc>
+        <w:tc>
+          <w:tcPr>
+            <w:tcW w:type="dxa" w:w="1600"/>
+          </w:tcPr>
+          <w:p>
+            <w:pPr>
+              <w:spacing w:after="0" w:before="0"/>
+            </w:pPr>
+            <w:r>
+              <w:rPr>
+                <w:rFonts w:ascii="Arial" w:hAnsi="Arial"/>
+                <w:b w:val="0"/>
+                <w:sz w:val="17"/>
+              </w:rPr>
+              <w:t>£0</w:t>
+            </w:r>
+          </w:p>
+        </w:tc>
+        <w:tc>
+          <w:tcPr>
+            <w:tcW w:type="dxa" w:w="4425"/>
+          </w:tcPr>
+          <w:p>
+            <w:pPr>
+              <w:spacing w:after="0" w:before="0"/>
+            </w:pPr>
+            <w:r>
+              <w:rPr>
+                <w:rFonts w:ascii="Arial" w:hAnsi="Arial"/>
+                <w:b w:val="0"/>
+                <w:sz w:val="17"/>
+              </w:rPr>
+              <w:t>No robotic price difference identified: £0.</w:t>
+            </w:r>
+          </w:p>
+        </w:tc>
+      </w:tr>
+      <w:tr>
+        <w:tc>
+          <w:tcPr>
+            <w:tcW w:type="dxa" w:w="3000"/>
+            <w:shd w:val="clear" w:color="auto" w:fill="F2F2F2"/>
+          </w:tcPr>
+          <w:p>
+            <w:pPr>
+              <w:spacing w:after="0" w:before="0"/>
+            </w:pPr>
+            <w:r>
+              <w:rPr>
+                <w:rFonts w:ascii="Arial" w:hAnsi="Arial"/>
+                <w:b w:val="0"/>
+                <w:sz w:val="17"/>
+              </w:rPr>
+              <w:t>Upper GI (anti-reflux and hiatal hernia)</w:t>
+            </w:r>
+          </w:p>
+        </w:tc>
+        <w:tc>
+          <w:tcPr>
+            <w:tcW w:type="dxa" w:w="1600"/>
+            <w:shd w:val="clear" w:color="auto" w:fill="F2F2F2"/>
+          </w:tcPr>
+          <w:p>
+            <w:pPr>
+              <w:spacing w:after="0" w:before="0"/>
+            </w:pPr>
+            <w:r>
+              <w:rPr>
+                <w:rFonts w:ascii="Arial" w:hAnsi="Arial"/>
+                <w:b w:val="0"/>
+                <w:sz w:val="17"/>
+              </w:rPr>
+              <w:t>£0</w:t>
+            </w:r>
+          </w:p>
+        </w:tc>
+        <w:tc>
+          <w:tcPr>
+            <w:tcW w:type="dxa" w:w="4425"/>
+            <w:shd w:val="clear" w:color="auto" w:fill="F2F2F2"/>
+          </w:tcPr>
+          <w:p>
+            <w:pPr>
+              <w:spacing w:after="0" w:before="0"/>
+            </w:pPr>
+            <w:r>
+              <w:rPr>
+                <w:rFonts w:ascii="Arial" w:hAnsi="Arial"/>
+                <w:b w:val="0"/>
+                <w:sz w:val="17"/>
+              </w:rPr>
+              <w:t>No robotic price difference identified: £0.</w:t>
             </w:r>
           </w:p>
         </w:tc>
@@ -17526,7 +19210,7 @@
                 <w:b w:val="0"/>
                 <w:sz w:val="17"/>
               </w:rPr>
-              <w:t>Maximum cases per robot per year</w:t>
+              <w:t>Cases per robot per year: advisory level</w:t>
             </w:r>
           </w:p>
         </w:tc>
@@ -17562,7 +19246,7 @@
                 <w:b w:val="0"/>
                 <w:sz w:val="17"/>
               </w:rPr>
-              <w:t>Hard cap on inputs and break-even.</w:t>
+              <w:t>Amber guardrail above this level; activity is not cut.</w:t>
             </w:r>
           </w:p>
         </w:tc>
@@ -17621,7 +19305,122 @@
                 <w:b w:val="0"/>
                 <w:sz w:val="17"/>
               </w:rPr>
-              <w:t>A list is created only if at least this full.</w:t>
+              <w:t>Lists below this fill are flagged.</w:t>
+            </w:r>
+          </w:p>
+        </w:tc>
+      </w:tr>
+      <w:tr>
+        <w:tc>
+          <w:tcPr>
+            <w:tcW w:type="dxa" w:w="3400"/>
+          </w:tcPr>
+          <w:p>
+            <w:pPr>
+              <w:spacing w:after="0" w:before="0"/>
+            </w:pPr>
+            <w:r>
+              <w:rPr>
+                <w:rFonts w:ascii="Arial" w:hAnsi="Arial"/>
+                <w:b w:val="0"/>
+                <w:sz w:val="17"/>
+              </w:rPr>
+              <w:t>Maximum cases per session</w:t>
+            </w:r>
+          </w:p>
+        </w:tc>
+        <w:tc>
+          <w:tcPr>
+            <w:tcW w:type="dxa" w:w="1600"/>
+          </w:tcPr>
+          <w:p>
+            <w:pPr>
+              <w:spacing w:after="0" w:before="0"/>
+            </w:pPr>
+            <w:r>
+              <w:rPr>
+                <w:rFonts w:ascii="Arial" w:hAnsi="Arial"/>
+                <w:b w:val="0"/>
+                <w:sz w:val="17"/>
+              </w:rPr>
+              <w:t>3</w:t>
+            </w:r>
+          </w:p>
+        </w:tc>
+        <w:tc>
+          <w:tcPr>
+            <w:tcW w:type="dxa" w:w="4025"/>
+          </w:tcPr>
+          <w:p>
+            <w:pPr>
+              <w:spacing w:after="0" w:before="0"/>
+            </w:pPr>
+            <w:r>
+              <w:rPr>
+                <w:rFonts w:ascii="Arial" w:hAnsi="Arial"/>
+                <w:b w:val="0"/>
+                <w:sz w:val="17"/>
+              </w:rPr>
+              <w:t>Template entries above this are flagged.</w:t>
+            </w:r>
+          </w:p>
+        </w:tc>
+      </w:tr>
+      <w:tr>
+        <w:tc>
+          <w:tcPr>
+            <w:tcW w:type="dxa" w:w="3400"/>
+            <w:shd w:val="clear" w:color="auto" w:fill="F2F2F2"/>
+          </w:tcPr>
+          <w:p>
+            <w:pPr>
+              <w:spacing w:after="0" w:before="0"/>
+            </w:pPr>
+            <w:r>
+              <w:rPr>
+                <w:rFonts w:ascii="Arial" w:hAnsi="Arial"/>
+                <w:b w:val="0"/>
+                <w:sz w:val="17"/>
+              </w:rPr>
+              <w:t>Share of templated cases that go ahead</w:t>
+            </w:r>
+          </w:p>
+        </w:tc>
+        <w:tc>
+          <w:tcPr>
+            <w:tcW w:type="dxa" w:w="1600"/>
+            <w:shd w:val="clear" w:color="auto" w:fill="F2F2F2"/>
+          </w:tcPr>
+          <w:p>
+            <w:pPr>
+              <w:spacing w:after="0" w:before="0"/>
+            </w:pPr>
+            <w:r>
+              <w:rPr>
+                <w:rFonts w:ascii="Arial" w:hAnsi="Arial"/>
+                <w:b w:val="0"/>
+                <w:sz w:val="17"/>
+              </w:rPr>
+              <w:t>100%</w:t>
+            </w:r>
+          </w:p>
+        </w:tc>
+        <w:tc>
+          <w:tcPr>
+            <w:tcW w:type="dxa" w:w="4025"/>
+            <w:shd w:val="clear" w:color="auto" w:fill="F2F2F2"/>
+          </w:tcPr>
+          <w:p>
+            <w:pPr>
+              <w:spacing w:after="0" w:before="0"/>
+            </w:pPr>
+            <w:r>
+              <w:rPr>
+                <w:rFonts w:ascii="Arial" w:hAnsi="Arial"/>
+                <w:b w:val="0"/>
+                <w:sz w:val="17"/>
+              </w:rPr>
+              <w:t>Allows for cancellations. Placeholder.</w:t>
             </w:r>
           </w:p>
         </w:tc>
@@ -17768,7 +19567,7 @@
           <w:b w:val="0"/>
           <w:sz w:val="22"/>
         </w:rPr>
-        <w:t>Engine version 0.5.1. The calculation engine is covered by an automated test suite including hand-calculated cases and an independent re-calculation of all cost avoided.</w:t>
+        <w:t>Engine version 0.6.1. The calculation engine is covered by an automated test suite including hand-calculated cases and an independent re-calculation of all cost avoided.</w:t>
       </w:r>
     </w:p>
     <w:p>
@@ -17799,7 +19598,72 @@
           <w:b w:val="0"/>
           <w:sz w:val="22"/>
         </w:rPr>
-        <w:t>2 sessions per fortnight left unbooked: all demand entered is already scheduled.</w:t>
+        <w:t>Nephrectomy and partial nephrectomy: the template schedules 68 cases a year but demand is 50, so its lists would be only 74% full.</w:t>
+      </w:r>
+    </w:p>
+    <w:p>
+      <w:pPr>
+        <w:pStyle w:val="ListBullet"/>
+      </w:pPr>
+      <w:r>
+        <w:rPr>
+          <w:rFonts w:ascii="Arial" w:hAnsi="Arial"/>
+          <w:b w:val="0"/>
+          <w:sz w:val="22"/>
+        </w:rPr>
+        <w:t>Endometriosis excision: the template schedules 135 cases a year but demand is 40, so its lists would be only 30% full.</w:t>
+      </w:r>
+    </w:p>
+    <w:p>
+      <w:pPr>
+        <w:pStyle w:val="ListBullet"/>
+      </w:pPr>
+      <w:r>
+        <w:rPr>
+          <w:rFonts w:ascii="Arial" w:hAnsi="Arial"/>
+          <w:b w:val="0"/>
+          <w:sz w:val="22"/>
+        </w:rPr>
+        <w:t>Adnexal surgery: the template schedules 45 cases a year but demand is 30, so its lists would be only 67% full.</w:t>
+      </w:r>
+    </w:p>
+    <w:p>
+      <w:pPr>
+        <w:pStyle w:val="ListBullet"/>
+      </w:pPr>
+      <w:r>
+        <w:rPr>
+          <w:rFonts w:ascii="Arial" w:hAnsi="Arial"/>
+          <w:b w:val="0"/>
+          <w:sz w:val="22"/>
+        </w:rPr>
+        <w:t>Abdominal wall reconstruction: 35 cases a year are not scheduled (45 of 80 scheduled); the template does not schedule enough cases.</w:t>
+      </w:r>
+    </w:p>
+    <w:p>
+      <w:pPr>
+        <w:pStyle w:val="ListBullet"/>
+      </w:pPr>
+      <w:r>
+        <w:rPr>
+          <w:rFonts w:ascii="Arial" w:hAnsi="Arial"/>
+          <w:b w:val="0"/>
+          <w:sz w:val="22"/>
+        </w:rPr>
+        <w:t>Upper GI (anti-reflux and hiatal hernia): 20 cases a year are not scheduled (none scheduled); the template has no lists for it.</w:t>
+      </w:r>
+    </w:p>
+    <w:p>
+      <w:pPr>
+        <w:pStyle w:val="ListBullet"/>
+      </w:pPr>
+      <w:r>
+        <w:rPr>
+          <w:rFonts w:ascii="Arial" w:hAnsi="Arial"/>
+          <w:b w:val="0"/>
+          <w:sz w:val="22"/>
+        </w:rPr>
+        <w:t>Gynaecology major cases: the template split (hysterectomy 40%, endometriosis excision 50%, myomectomy 10%) differs from the demand mix (hysterectomy 61%, endometriosis excision 24%, myomectomy 15%), so meeting demand for some procedures over-schedules others. Review the split in the advanced mapping table, or the demand.</w:t>
       </w:r>
     </w:p>
     <w:p>
@@ -17817,7 +19681,7 @@
           <w:b w:val="0"/>
           <w:sz w:val="22"/>
         </w:rPr>
-        <w:t>Every input the case depends on, with its source, evidence grade, status and the person who must sign it off. 6 assumption; 3 context only; 3 partly sourced; 23 placeholder; 2 sourced; 8 trust input. No entry has yet been reviewed by the relevant specialty.</w:t>
+        <w:t>Every input the case depends on, with its source, evidence grade, status and the person who must sign it off. 11 assumption; 3 context only; 1 flagged for review; 3 partly sourced; 26 placeholder; 2 sourced; 9 trust input. No entry has yet been reviewed by the relevant specialty.</w:t>
       </w:r>
     </w:p>
     <w:tbl>
@@ -17968,7 +19832,7 @@
                 <w:b w:val="0"/>
                 <w:sz w:val="17"/>
               </w:rPr>
-              <w:t>Colorectal major resection (colon and rectum): robotic cases per year</w:t>
+              <w:t>Colorectal major resection (colon and rectum): annual demand (robotic cases)</w:t>
             </w:r>
           </w:p>
         </w:tc>
@@ -18004,7 +19868,7 @@
                 <w:b w:val="0"/>
                 <w:sz w:val="17"/>
               </w:rPr>
-              <w:t>Trust activity data</w:t>
+              <w:t>Trust activity data (preset values are placeholders)</w:t>
             </w:r>
           </w:p>
         </w:tc>
@@ -18253,7 +20117,7 @@
                 <w:b w:val="0"/>
                 <w:sz w:val="17"/>
               </w:rPr>
-              <w:t>Nephrectomy and partial nephrectomy: robotic cases per year</w:t>
+              <w:t>Nephrectomy and partial nephrectomy: annual demand (robotic cases)</w:t>
             </w:r>
           </w:p>
         </w:tc>
@@ -18291,7 +20155,7 @@
                 <w:b w:val="0"/>
                 <w:sz w:val="17"/>
               </w:rPr>
-              <w:t>Trust activity data</w:t>
+              <w:t>Trust activity data (preset values are placeholders)</w:t>
             </w:r>
           </w:p>
         </w:tc>
@@ -18541,7 +20405,7 @@
                 <w:b w:val="0"/>
                 <w:sz w:val="17"/>
               </w:rPr>
-              <w:t>Hysterectomy (benign and malignant): robotic cases per year</w:t>
+              <w:t>Hysterectomy (benign and malignant): annual demand (robotic cases)</w:t>
             </w:r>
           </w:p>
         </w:tc>
@@ -18577,7 +20441,7 @@
                 <w:b w:val="0"/>
                 <w:sz w:val="17"/>
               </w:rPr>
-              <w:t>Trust activity data</w:t>
+              <w:t>Trust activity data (preset values are placeholders); preset re-split to the gynaecology major mix in v0.6</w:t>
             </w:r>
           </w:p>
         </w:tc>
@@ -18826,7 +20690,7 @@
                 <w:b w:val="0"/>
                 <w:sz w:val="17"/>
               </w:rPr>
-              <w:t>Myomectomy: robotic cases per year</w:t>
+              <w:t>Myomectomy: annual demand (robotic cases)</w:t>
             </w:r>
           </w:p>
         </w:tc>
@@ -18864,7 +20728,7 @@
                 <w:b w:val="0"/>
                 <w:sz w:val="17"/>
               </w:rPr>
-              <w:t>Trust activity data</w:t>
+              <w:t>Trust activity data (preset values are placeholders); preset re-split to the gynaecology major mix in v0.6</w:t>
             </w:r>
           </w:p>
         </w:tc>
@@ -19114,7 +20978,7 @@
                 <w:b w:val="0"/>
                 <w:sz w:val="17"/>
               </w:rPr>
-              <w:t>Endometriosis excision: robotic cases per year</w:t>
+              <w:t>Endometriosis excision: annual demand (robotic cases)</w:t>
             </w:r>
           </w:p>
         </w:tc>
@@ -19150,7 +21014,7 @@
                 <w:b w:val="0"/>
                 <w:sz w:val="17"/>
               </w:rPr>
-              <w:t>Trust activity data</w:t>
+              <w:t>Trust activity data (preset values are placeholders); preset re-split to the gynaecology major mix in v0.6</w:t>
             </w:r>
           </w:p>
         </w:tc>
@@ -19399,7 +21263,7 @@
                 <w:b w:val="0"/>
                 <w:sz w:val="17"/>
               </w:rPr>
-              <w:t>Adnexal surgery: robotic cases per year</w:t>
+              <w:t>Adnexal surgery: annual demand (robotic cases)</w:t>
             </w:r>
           </w:p>
         </w:tc>
@@ -19437,7 +21301,7 @@
                 <w:b w:val="0"/>
                 <w:sz w:val="17"/>
               </w:rPr>
-              <w:t>Trust activity data</w:t>
+              <w:t>Trust activity data (preset values are placeholders)</w:t>
             </w:r>
           </w:p>
         </w:tc>
@@ -19687,7 +21551,7 @@
                 <w:b w:val="0"/>
                 <w:sz w:val="17"/>
               </w:rPr>
-              <w:t>Abdominal wall (ventral and incisional hernia): robotic cases per year</w:t>
+              <w:t>Abdominal wall reconstruction: annual demand (robotic cases)</w:t>
             </w:r>
           </w:p>
         </w:tc>
@@ -19723,7 +21587,7 @@
                 <w:b w:val="0"/>
                 <w:sz w:val="17"/>
               </w:rPr>
-              <w:t>Trust activity data</w:t>
+              <w:t>Trust activity data (preset values are placeholders)</w:t>
             </w:r>
           </w:p>
         </w:tc>
@@ -19781,7 +21645,7 @@
                 <w:b w:val="0"/>
                 <w:sz w:val="17"/>
               </w:rPr>
-              <w:t>Abdominal wall (ventral and incisional hernia): share that would be open without the robot</w:t>
+              <w:t>Abdominal wall reconstruction: share that would be open without the robot</w:t>
             </w:r>
           </w:p>
         </w:tc>
@@ -19878,7 +21742,7 @@
                 <w:b w:val="0"/>
                 <w:sz w:val="17"/>
               </w:rPr>
-              <w:t>Abdominal wall (ventral and incisional hernia): 30-day differences (bed-days, events, theatre time)</w:t>
+              <w:t>Abdominal wall reconstruction: 30-day assumptions</w:t>
             </w:r>
           </w:p>
         </w:tc>
@@ -19914,7 +21778,7 @@
                 <w:b w:val="0"/>
                 <w:sz w:val="17"/>
               </w:rPr>
-              <w:t>Expert estimate</w:t>
+              <w:t>Set for ventral and incisional hernia repair, not reconstruction</w:t>
             </w:r>
           </w:p>
         </w:tc>
@@ -19932,7 +21796,7 @@
                 <w:b w:val="0"/>
                 <w:sz w:val="17"/>
               </w:rPr>
-              <w:t>Placeholder</w:t>
+              <w:t>Flagged for review</w:t>
             </w:r>
           </w:p>
         </w:tc>
@@ -19972,7 +21836,7 @@
                 <w:b w:val="0"/>
                 <w:sz w:val="17"/>
               </w:rPr>
-              <w:t>Upper GI (anti-reflux and hiatal hernia): robotic cases per year</w:t>
+              <w:t>Abdominal wall reconstruction: 30-day differences (bed-days, events, theatre time)</w:t>
             </w:r>
           </w:p>
         </w:tc>
@@ -19991,7 +21855,7 @@
                 <w:b w:val="0"/>
                 <w:sz w:val="17"/>
               </w:rPr>
-              <w:t>20</w:t>
+              <w:t>See Appendix A</w:t>
             </w:r>
           </w:p>
         </w:tc>
@@ -20010,7 +21874,7 @@
                 <w:b w:val="0"/>
                 <w:sz w:val="17"/>
               </w:rPr>
-              <w:t>Trust activity data</w:t>
+              <w:t>Expert estimate</w:t>
             </w:r>
           </w:p>
         </w:tc>
@@ -20029,7 +21893,7 @@
                 <w:b w:val="0"/>
                 <w:sz w:val="17"/>
               </w:rPr>
-              <w:t>Trust input</w:t>
+              <w:t>Placeholder</w:t>
             </w:r>
           </w:p>
         </w:tc>
@@ -20049,7 +21913,7 @@
                 <w:sz w:val="17"/>
                 <w:highlight w:val="yellow"/>
               </w:rPr>
-              <w:t>[Upper GI clinical benefit owner]</w:t>
+              <w:t>[General surgery clinical benefit owner]</w:t>
             </w:r>
           </w:p>
         </w:tc>
@@ -20069,7 +21933,7 @@
                 <w:b w:val="0"/>
                 <w:sz w:val="17"/>
               </w:rPr>
-              <w:t>Upper GI (anti-reflux and hiatal hernia): share that would be open without the robot</w:t>
+              <w:t>Upper GI (anti-reflux and hiatal hernia): annual demand (robotic cases)</w:t>
             </w:r>
           </w:p>
         </w:tc>
@@ -20087,7 +21951,7 @@
                 <w:b w:val="0"/>
                 <w:sz w:val="17"/>
               </w:rPr>
-              <w:t>5%</w:t>
+              <w:t>20</w:t>
             </w:r>
           </w:p>
         </w:tc>
@@ -20105,7 +21969,7 @@
                 <w:b w:val="0"/>
                 <w:sz w:val="17"/>
               </w:rPr>
-              <w:t>None found</w:t>
+              <w:t>Trust activity data (preset values are placeholders)</w:t>
             </w:r>
           </w:p>
         </w:tc>
@@ -20123,7 +21987,7 @@
                 <w:b w:val="0"/>
                 <w:sz w:val="17"/>
               </w:rPr>
-              <w:t>Placeholder</w:t>
+              <w:t>Trust input</w:t>
             </w:r>
           </w:p>
         </w:tc>
@@ -20163,7 +22027,7 @@
                 <w:b w:val="0"/>
                 <w:sz w:val="17"/>
               </w:rPr>
-              <w:t>Upper GI (anti-reflux and hiatal hernia): 30-day differences (bed-days, events, theatre time)</w:t>
+              <w:t>Upper GI (anti-reflux and hiatal hernia): share that would be open without the robot</w:t>
             </w:r>
           </w:p>
         </w:tc>
@@ -20182,7 +22046,7 @@
                 <w:b w:val="0"/>
                 <w:sz w:val="17"/>
               </w:rPr>
-              <w:t>See Appendix A</w:t>
+              <w:t>5%</w:t>
             </w:r>
           </w:p>
         </w:tc>
@@ -20201,7 +22065,7 @@
                 <w:b w:val="0"/>
                 <w:sz w:val="17"/>
               </w:rPr>
-              <w:t>Expert estimate</w:t>
+              <w:t>None found</w:t>
             </w:r>
           </w:p>
         </w:tc>
@@ -20260,7 +22124,7 @@
                 <w:b w:val="0"/>
                 <w:sz w:val="17"/>
               </w:rPr>
-              <w:t>Excess bed-day (cost avoided, not cash)</w:t>
+              <w:t>Upper GI (anti-reflux and hiatal hernia): 30-day differences (bed-days, events, theatre time)</w:t>
             </w:r>
           </w:p>
         </w:tc>
@@ -20278,7 +22142,7 @@
                 <w:b w:val="0"/>
                 <w:sz w:val="17"/>
               </w:rPr>
-              <w:t>£400</w:t>
+              <w:t>See Appendix A</w:t>
             </w:r>
           </w:p>
         </w:tc>
@@ -20296,7 +22160,7 @@
                 <w:b w:val="0"/>
                 <w:sz w:val="17"/>
               </w:rPr>
-              <w:t>Single-trust FOI 2023/24 (£379); national context: UK Parliament written answer UIN 100046, December 2025 (elective bed-day £1,198, 2024/25)</w:t>
+              <w:t>Expert estimate</w:t>
             </w:r>
           </w:p>
         </w:tc>
@@ -20333,7 +22197,7 @@
                 <w:sz w:val="17"/>
                 <w:highlight w:val="yellow"/>
               </w:rPr>
-              <w:t>[Finance lead]</w:t>
+              <w:t>[Upper GI clinical benefit owner]</w:t>
             </w:r>
           </w:p>
         </w:tc>
@@ -20354,7 +22218,7 @@
                 <w:b w:val="0"/>
                 <w:sz w:val="17"/>
               </w:rPr>
-              <w:t>Return to theatre (non-ward)</w:t>
+              <w:t>Two-week theatre template</w:t>
             </w:r>
           </w:p>
         </w:tc>
@@ -20373,7 +22237,7 @@
                 <w:b w:val="0"/>
                 <w:sz w:val="17"/>
               </w:rPr>
-              <w:t>£6,000</w:t>
+              <w:t>Standard day, pre-filled from demand</w:t>
             </w:r>
           </w:p>
         </w:tc>
@@ -20392,7 +22256,7 @@
                 <w:b w:val="0"/>
                 <w:sz w:val="17"/>
               </w:rPr>
-              <w:t>None found</w:t>
+              <w:t>Trust theatre plan</w:t>
             </w:r>
           </w:p>
         </w:tc>
@@ -20411,7 +22275,7 @@
                 <w:b w:val="0"/>
                 <w:sz w:val="17"/>
               </w:rPr>
-              <w:t>Placeholder</w:t>
+              <w:t>Trust input</w:t>
             </w:r>
           </w:p>
         </w:tc>
@@ -20431,7 +22295,7 @@
                 <w:sz w:val="17"/>
                 <w:highlight w:val="yellow"/>
               </w:rPr>
-              <w:t>[Finance lead]</w:t>
+              <w:t>[Theatres lead]</w:t>
             </w:r>
           </w:p>
         </w:tc>
@@ -20451,7 +22315,7 @@
                 <w:b w:val="0"/>
                 <w:sz w:val="17"/>
               </w:rPr>
-              <w:t>Major complication (non-ward)</w:t>
+              <w:t>Gynaecology major cases: split by procedure</w:t>
             </w:r>
           </w:p>
         </w:tc>
@@ -20469,7 +22333,7 @@
                 <w:b w:val="0"/>
                 <w:sz w:val="17"/>
               </w:rPr>
-              <w:t>£4,000</w:t>
+              <w:t>Hysterectomy (benign and malignant) 40%, Endometriosis excision 50%, Myomectomy 10%</w:t>
             </w:r>
           </w:p>
         </w:tc>
@@ -20487,7 +22351,7 @@
                 <w:b w:val="0"/>
                 <w:sz w:val="17"/>
               </w:rPr>
-              <w:t>None found</w:t>
+              <w:t>Clinical lead's estimate (40% hysterectomy, 50% endometriosis, 10% myomectomy), being confirmed</w:t>
             </w:r>
           </w:p>
         </w:tc>
@@ -20505,7 +22369,7 @@
                 <w:b w:val="0"/>
                 <w:sz w:val="17"/>
               </w:rPr>
-              <w:t>Placeholder</w:t>
+              <w:t>Assumption</w:t>
             </w:r>
           </w:p>
         </w:tc>
@@ -20524,7 +22388,7 @@
                 <w:sz w:val="17"/>
                 <w:highlight w:val="yellow"/>
               </w:rPr>
-              <w:t>[Finance lead]</w:t>
+              <w:t>[Clinical lead]</w:t>
             </w:r>
           </w:p>
         </w:tc>
@@ -20545,7 +22409,7 @@
                 <w:b w:val="0"/>
                 <w:sz w:val="17"/>
               </w:rPr>
-              <w:t>Readmission (full spell)</w:t>
+              <w:t>Major, medium and minor tiers: which procedure each counts as</w:t>
             </w:r>
           </w:p>
         </w:tc>
@@ -20564,7 +22428,7 @@
                 <w:b w:val="0"/>
                 <w:sz w:val="17"/>
               </w:rPr>
-              <w:t>£2,500</w:t>
+              <w:t>See Appendix A</w:t>
             </w:r>
           </w:p>
         </w:tc>
@@ -20583,7 +22447,7 @@
                 <w:b w:val="0"/>
                 <w:sz w:val="17"/>
               </w:rPr>
-              <w:t>None found</w:t>
+              <w:t>Clinical lead's mapping (v0.6); medium tier for prostate, kidney and bladder lists</w:t>
             </w:r>
           </w:p>
         </w:tc>
@@ -20602,7 +22466,7 @@
                 <w:b w:val="0"/>
                 <w:sz w:val="17"/>
               </w:rPr>
-              <w:t>Placeholder</w:t>
+              <w:t>Assumption</w:t>
             </w:r>
           </w:p>
         </w:tc>
@@ -20622,7 +22486,7 @@
                 <w:sz w:val="17"/>
                 <w:highlight w:val="yellow"/>
               </w:rPr>
-              <w:t>[Finance lead]</w:t>
+              <w:t>[Clinical lead]</w:t>
             </w:r>
           </w:p>
         </w:tc>
@@ -20642,7 +22506,7 @@
                 <w:b w:val="0"/>
                 <w:sz w:val="17"/>
               </w:rPr>
-              <w:t>Conversion to open (non-ward)</w:t>
+              <w:t>Maximum cases per session</w:t>
             </w:r>
           </w:p>
         </w:tc>
@@ -20660,7 +22524,7 @@
                 <w:b w:val="0"/>
                 <w:sz w:val="17"/>
               </w:rPr>
-              <w:t>£1,000</w:t>
+              <w:t>3</w:t>
             </w:r>
           </w:p>
         </w:tc>
@@ -20678,7 +22542,7 @@
                 <w:b w:val="0"/>
                 <w:sz w:val="17"/>
               </w:rPr>
-              <w:t>None found</w:t>
+              <w:t>Clinical lead's default; adjustable</w:t>
             </w:r>
           </w:p>
         </w:tc>
@@ -20696,7 +22560,7 @@
                 <w:b w:val="0"/>
                 <w:sz w:val="17"/>
               </w:rPr>
-              <w:t>Placeholder</w:t>
+              <w:t>Assumption</w:t>
             </w:r>
           </w:p>
         </w:tc>
@@ -20715,7 +22579,7 @@
                 <w:sz w:val="17"/>
                 <w:highlight w:val="yellow"/>
               </w:rPr>
-              <w:t>[Finance lead]</w:t>
+              <w:t>[Clinical lead]</w:t>
             </w:r>
           </w:p>
         </w:tc>
@@ -20736,7 +22600,7 @@
                 <w:b w:val="0"/>
                 <w:sz w:val="17"/>
               </w:rPr>
-              <w:t>Extra theatre minute</w:t>
+              <w:t>Share of templated cases that go ahead</w:t>
             </w:r>
           </w:p>
         </w:tc>
@@ -20755,7 +22619,7 @@
                 <w:b w:val="0"/>
                 <w:sz w:val="17"/>
               </w:rPr>
-              <w:t>£12</w:t>
+              <w:t>100%</w:t>
             </w:r>
           </w:p>
         </w:tc>
@@ -20774,7 +22638,7 @@
                 <w:b w:val="0"/>
                 <w:sz w:val="17"/>
               </w:rPr>
-              <w:t>None found</w:t>
+              <w:t>None found (cancellations and under-runs)</w:t>
             </w:r>
           </w:p>
         </w:tc>
@@ -20813,7 +22677,7 @@
                 <w:sz w:val="17"/>
                 <w:highlight w:val="yellow"/>
               </w:rPr>
-              <w:t>[Finance lead]</w:t>
+              <w:t>[Theatres lead]</w:t>
             </w:r>
           </w:p>
         </w:tc>
@@ -20833,7 +22697,7 @@
                 <w:b w:val="0"/>
                 <w:sz w:val="17"/>
               </w:rPr>
-              <w:t>Sterile services per robotic case</w:t>
+              <w:t>Cases that map to no modelled procedure</w:t>
             </w:r>
           </w:p>
         </w:tc>
@@ -20851,7 +22715,7 @@
                 <w:b w:val="0"/>
                 <w:sz w:val="17"/>
               </w:rPr>
-              <w:t>£75</w:t>
+              <w:t>Costed, no 30-day benefit</w:t>
             </w:r>
           </w:p>
         </w:tc>
@@ -20869,7 +22733,7 @@
                 <w:b w:val="0"/>
                 <w:sz w:val="17"/>
               </w:rPr>
-              <w:t>None found; sterilisation requirements are listed for consideration in system choice (GIRFT 2025)</w:t>
+              <w:t>Project team decision (conservative)</w:t>
             </w:r>
           </w:p>
         </w:tc>
@@ -20887,7 +22751,7 @@
                 <w:b w:val="0"/>
                 <w:sz w:val="17"/>
               </w:rPr>
-              <w:t>Placeholder</w:t>
+              <w:t>Assumption</w:t>
             </w:r>
           </w:p>
         </w:tc>
@@ -20906,7 +22770,7 @@
                 <w:sz w:val="17"/>
                 <w:highlight w:val="yellow"/>
               </w:rPr>
-              <w:t>[Finance lead]</w:t>
+              <w:t>[Project team]</w:t>
             </w:r>
           </w:p>
         </w:tc>
@@ -20927,7 +22791,7 @@
                 <w:b w:val="0"/>
                 <w:sz w:val="17"/>
               </w:rPr>
-              <w:t>Platform price basis</w:t>
+              <w:t>Extra tariff income, all other procedures</w:t>
             </w:r>
           </w:p>
         </w:tc>
@@ -20946,7 +22810,7 @@
                 <w:b w:val="0"/>
                 <w:sz w:val="17"/>
               </w:rPr>
-              <w:t>Platform B: established multi-port (purchase)</w:t>
+              <w:t>£0</w:t>
             </w:r>
           </w:p>
         </w:tc>
@@ -20965,7 +22829,7 @@
                 <w:b w:val="0"/>
                 <w:sz w:val="17"/>
               </w:rPr>
-              <w:t>Capital from a published NHS trust business case (May 2026; reference to be re-confirmed). Of the same order as an earlier NHS full business case (about £2 million capital and £150,000 maintenance a year). Instruments: US single-centre average about $1,500 per case</w:t>
+              <w:t>No robotic price difference identified: £0. Not checked per HRG.</w:t>
             </w:r>
           </w:p>
         </w:tc>
@@ -20984,7 +22848,7 @@
                 <w:b w:val="0"/>
                 <w:sz w:val="17"/>
               </w:rPr>
-              <w:t>Partly sourced</w:t>
+              <w:t>Placeholder</w:t>
             </w:r>
           </w:p>
         </w:tc>
@@ -21004,7 +22868,7 @@
                 <w:sz w:val="17"/>
                 <w:highlight w:val="yellow"/>
               </w:rPr>
-              <w:t>[Procurement lead]</w:t>
+              <w:t>[Finance lead]</w:t>
             </w:r>
           </w:p>
         </w:tc>
@@ -21024,7 +22888,7 @@
                 <w:b w:val="0"/>
                 <w:sz w:val="17"/>
               </w:rPr>
-              <w:t>Instrument price per case</w:t>
+              <w:t>Tariff: patients would otherwise be treated at this trust</w:t>
             </w:r>
           </w:p>
         </w:tc>
@@ -21042,7 +22906,7 @@
                 <w:b w:val="0"/>
                 <w:sz w:val="17"/>
               </w:rPr>
-              <w:t>£1,275</w:t>
+              <w:t>Assumed</w:t>
             </w:r>
           </w:p>
         </w:tc>
@@ -21060,7 +22924,7 @@
                 <w:b w:val="0"/>
                 <w:sz w:val="17"/>
               </w:rPr>
-              <w:t>US single-centre average about $1,500 per case; single-port extra $1,170 to $1,820 (AUA 2022 abstract MP32-10)</w:t>
+              <w:t>If they would otherwise go to another provider, the trust gains the whole tariff and that provider loses it: a transfer, not a gain to the NHS</w:t>
             </w:r>
           </w:p>
         </w:tc>
@@ -21078,7 +22942,7 @@
                 <w:b w:val="0"/>
                 <w:sz w:val="17"/>
               </w:rPr>
-              <w:t>Placeholder</w:t>
+              <w:t>Assumption</w:t>
             </w:r>
           </w:p>
         </w:tc>
@@ -21097,7 +22961,7 @@
                 <w:sz w:val="17"/>
                 <w:highlight w:val="yellow"/>
               </w:rPr>
-              <w:t>[Procurement lead]</w:t>
+              <w:t>[Finance lead]</w:t>
             </w:r>
           </w:p>
         </w:tc>
@@ -21118,7 +22982,7 @@
                 <w:b w:val="0"/>
                 <w:sz w:val="17"/>
               </w:rPr>
-              <w:t>Instrument discounts (15% standard, 30% volume)</w:t>
+              <w:t>Tariff: payment mechanism and market forces factor</w:t>
             </w:r>
           </w:p>
         </w:tc>
@@ -21137,7 +23001,7 @@
                 <w:b w:val="0"/>
                 <w:sz w:val="17"/>
               </w:rPr>
-              <w:t>15% and 30%</w:t>
+              <w:t>Not modelled</w:t>
             </w:r>
           </w:p>
         </w:tc>
@@ -21156,7 +23020,7 @@
                 <w:b w:val="0"/>
                 <w:sz w:val="17"/>
               </w:rPr>
-              <w:t>None found</w:t>
+              <w:t>Elective income may be paid under aligned payment and incentive (fixed plus variable) rather than full unit prices; the market forces factor is not applied</w:t>
             </w:r>
           </w:p>
         </w:tc>
@@ -21195,7 +23059,7 @@
                 <w:sz w:val="17"/>
                 <w:highlight w:val="yellow"/>
               </w:rPr>
-              <w:t>[Procurement lead]</w:t>
+              <w:t>[Finance lead]</w:t>
             </w:r>
           </w:p>
         </w:tc>
@@ -21215,7 +23079,7 @@
                 <w:b w:val="0"/>
                 <w:sz w:val="17"/>
               </w:rPr>
-              <w:t>Sessions per robot per week; operating weeks</w:t>
+              <w:t>Excess bed-day (cost avoided, not cash)</w:t>
             </w:r>
           </w:p>
         </w:tc>
@@ -21233,7 +23097,7 @@
                 <w:b w:val="0"/>
                 <w:sz w:val="17"/>
               </w:rPr>
-              <w:t>9; 45</w:t>
+              <w:t>£400</w:t>
             </w:r>
           </w:p>
         </w:tc>
@@ -21251,7 +23115,7 @@
                 <w:b w:val="0"/>
                 <w:sz w:val="17"/>
               </w:rPr>
-              <w:t>Programmes should be fully used on all working days (GIRFT 2025)</w:t>
+              <w:t>Single-trust FOI 2023/24 (£379); national context: UK Parliament written answer UIN 100046, December 2025 (elective bed-day £1,198, 2024/25)</w:t>
             </w:r>
           </w:p>
         </w:tc>
@@ -21269,7 +23133,7 @@
                 <w:b w:val="0"/>
                 <w:sz w:val="17"/>
               </w:rPr>
-              <w:t>Assumption</w:t>
+              <w:t>Placeholder</w:t>
             </w:r>
           </w:p>
         </w:tc>
@@ -21288,7 +23152,7 @@
                 <w:sz w:val="17"/>
                 <w:highlight w:val="yellow"/>
               </w:rPr>
-              <w:t>[Senior responsible owner]</w:t>
+              <w:t>[Finance lead]</w:t>
             </w:r>
           </w:p>
         </w:tc>
@@ -21309,7 +23173,7 @@
                 <w:b w:val="0"/>
                 <w:sz w:val="17"/>
               </w:rPr>
-              <w:t>Utilisation ramp (years 1 to 5)</w:t>
+              <w:t>Return to theatre (non-ward)</w:t>
             </w:r>
           </w:p>
         </w:tc>
@@ -21328,7 +23192,7 @@
                 <w:b w:val="0"/>
                 <w:sz w:val="17"/>
               </w:rPr>
-              <w:t>70%, 90%, 100%, 100%, 100%</w:t>
+              <w:t>£6,000</w:t>
             </w:r>
           </w:p>
         </w:tc>
@@ -21366,7 +23230,7 @@
                 <w:b w:val="0"/>
                 <w:sz w:val="17"/>
               </w:rPr>
-              <w:t>Assumption</w:t>
+              <w:t>Placeholder</w:t>
             </w:r>
           </w:p>
         </w:tc>
@@ -21386,7 +23250,7 @@
                 <w:sz w:val="17"/>
                 <w:highlight w:val="yellow"/>
               </w:rPr>
-              <w:t>[Senior responsible owner]</w:t>
+              <w:t>[Finance lead]</w:t>
             </w:r>
           </w:p>
         </w:tc>
@@ -21406,7 +23270,7 @@
                 <w:b w:val="0"/>
                 <w:sz w:val="17"/>
               </w:rPr>
-              <w:t>Learning curve on benefits (years 1 to 5)</w:t>
+              <w:t>Major complication (non-ward)</w:t>
             </w:r>
           </w:p>
         </w:tc>
@@ -21424,7 +23288,7 @@
                 <w:b w:val="0"/>
                 <w:sz w:val="17"/>
               </w:rPr>
-              <w:t>75%, 90%, 100%, 100%, 100%</w:t>
+              <w:t>£4,000</w:t>
             </w:r>
           </w:p>
         </w:tc>
@@ -21460,7 +23324,7 @@
                 <w:b w:val="0"/>
                 <w:sz w:val="17"/>
               </w:rPr>
-              <w:t>Assumption</w:t>
+              <w:t>Placeholder</w:t>
             </w:r>
           </w:p>
         </w:tc>
@@ -21479,7 +23343,7 @@
                 <w:sz w:val="17"/>
                 <w:highlight w:val="yellow"/>
               </w:rPr>
-              <w:t>[Senior responsible owner]</w:t>
+              <w:t>[Finance lead]</w:t>
             </w:r>
           </w:p>
         </w:tc>
@@ -21500,7 +23364,7 @@
                 <w:b w:val="0"/>
                 <w:sz w:val="17"/>
               </w:rPr>
-              <w:t>Implementation, training and proctoring per robot</w:t>
+              <w:t>Readmission (full spell)</w:t>
             </w:r>
           </w:p>
         </w:tc>
@@ -21519,7 +23383,7 @@
                 <w:b w:val="0"/>
                 <w:sz w:val="17"/>
               </w:rPr>
-              <w:t>£75,000</w:t>
+              <w:t>£2,500</w:t>
             </w:r>
           </w:p>
         </w:tc>
@@ -21538,7 +23402,7 @@
                 <w:b w:val="0"/>
                 <w:sz w:val="17"/>
               </w:rPr>
-              <w:t>None found; GIRFT 2025 asks the business case to consider proctoring arrangements, including funding</w:t>
+              <w:t>None found</w:t>
             </w:r>
           </w:p>
         </w:tc>
@@ -21577,7 +23441,7 @@
                 <w:sz w:val="17"/>
                 <w:highlight w:val="yellow"/>
               </w:rPr>
-              <w:t>[Senior responsible owner]</w:t>
+              <w:t>[Finance lead]</w:t>
             </w:r>
           </w:p>
         </w:tc>
@@ -21597,7 +23461,7 @@
                 <w:b w:val="0"/>
                 <w:sz w:val="17"/>
               </w:rPr>
-              <w:t>Theatre works per robot (one-off)</w:t>
+              <w:t>Conversion to open (non-ward)</w:t>
             </w:r>
           </w:p>
         </w:tc>
@@ -21615,7 +23479,7 @@
                 <w:b w:val="0"/>
                 <w:sz w:val="17"/>
               </w:rPr>
-              <w:t>£50,000</w:t>
+              <w:t>£1,000</w:t>
             </w:r>
           </w:p>
         </w:tc>
@@ -21670,7 +23534,7 @@
                 <w:sz w:val="17"/>
                 <w:highlight w:val="yellow"/>
               </w:rPr>
-              <w:t>[Estates lead]</w:t>
+              <w:t>[Finance lead]</w:t>
             </w:r>
           </w:p>
         </w:tc>
@@ -21691,7 +23555,7 @@
                 <w:b w:val="0"/>
                 <w:sz w:val="17"/>
               </w:rPr>
-              <w:t>Surgical first assistant or care practitioner</w:t>
+              <w:t>Extra theatre minute</w:t>
             </w:r>
           </w:p>
         </w:tc>
@@ -21710,7 +23574,7 @@
                 <w:b w:val="0"/>
                 <w:sz w:val="17"/>
               </w:rPr>
-              <w:t>1 WTE per robot at £60,000</w:t>
+              <w:t>£12</w:t>
             </w:r>
           </w:p>
         </w:tc>
@@ -21729,7 +23593,7 @@
                 <w:b w:val="0"/>
                 <w:sz w:val="17"/>
               </w:rPr>
-              <w:t>NHS England and GIRFT, Implementation of robotic-assisted surgery in England, July 2025 (provision should be built into the business case); cost is a placeholder</w:t>
+              <w:t>None found</w:t>
             </w:r>
           </w:p>
         </w:tc>
@@ -21748,7 +23612,7 @@
                 <w:b w:val="0"/>
                 <w:sz w:val="17"/>
               </w:rPr>
-              <w:t>Partly sourced</w:t>
+              <w:t>Placeholder</w:t>
             </w:r>
           </w:p>
         </w:tc>
@@ -21768,7 +23632,7 @@
                 <w:sz w:val="17"/>
                 <w:highlight w:val="yellow"/>
               </w:rPr>
-              <w:t>[Theatres lead]</w:t>
+              <w:t>[Finance lead]</w:t>
             </w:r>
           </w:p>
         </w:tc>
@@ -21788,7 +23652,7 @@
                 <w:b w:val="0"/>
                 <w:sz w:val="17"/>
               </w:rPr>
-              <w:t>Maximum robotic cases per robot per year</w:t>
+              <w:t>Sterile services per robotic case</w:t>
             </w:r>
           </w:p>
         </w:tc>
@@ -21806,6 +23670,961 @@
                 <w:b w:val="0"/>
                 <w:sz w:val="17"/>
               </w:rPr>
+              <w:t>£75</w:t>
+            </w:r>
+          </w:p>
+        </w:tc>
+        <w:tc>
+          <w:tcPr>
+            <w:tcW w:type="dxa" w:w="2926"/>
+          </w:tcPr>
+          <w:p>
+            <w:pPr>
+              <w:spacing w:after="0" w:before="0"/>
+            </w:pPr>
+            <w:r>
+              <w:rPr>
+                <w:rFonts w:ascii="Arial" w:hAnsi="Arial"/>
+                <w:b w:val="0"/>
+                <w:sz w:val="17"/>
+              </w:rPr>
+              <w:t>None found; sterilisation requirements are listed for consideration in system choice (GIRFT 2025)</w:t>
+            </w:r>
+          </w:p>
+        </w:tc>
+        <w:tc>
+          <w:tcPr>
+            <w:tcW w:type="dxa" w:w="1100"/>
+          </w:tcPr>
+          <w:p>
+            <w:pPr>
+              <w:spacing w:after="0" w:before="0"/>
+            </w:pPr>
+            <w:r>
+              <w:rPr>
+                <w:rFonts w:ascii="Arial" w:hAnsi="Arial"/>
+                <w:b w:val="0"/>
+                <w:sz w:val="17"/>
+              </w:rPr>
+              <w:t>Placeholder</w:t>
+            </w:r>
+          </w:p>
+        </w:tc>
+        <w:tc>
+          <w:tcPr>
+            <w:tcW w:type="dxa" w:w="1400"/>
+          </w:tcPr>
+          <w:p>
+            <w:pPr>
+              <w:spacing w:after="0" w:before="0"/>
+            </w:pPr>
+            <w:r>
+              <w:rPr>
+                <w:rFonts w:ascii="Arial" w:hAnsi="Arial"/>
+                <w:b w:val="0"/>
+                <w:sz w:val="17"/>
+                <w:highlight w:val="yellow"/>
+              </w:rPr>
+              <w:t>[Finance lead]</w:t>
+            </w:r>
+          </w:p>
+        </w:tc>
+      </w:tr>
+      <w:tr>
+        <w:tc>
+          <w:tcPr>
+            <w:tcW w:type="dxa" w:w="2500"/>
+            <w:shd w:val="clear" w:color="auto" w:fill="F2F2F2"/>
+          </w:tcPr>
+          <w:p>
+            <w:pPr>
+              <w:spacing w:after="0" w:before="0"/>
+            </w:pPr>
+            <w:r>
+              <w:rPr>
+                <w:rFonts w:ascii="Arial" w:hAnsi="Arial"/>
+                <w:b w:val="0"/>
+                <w:sz w:val="17"/>
+              </w:rPr>
+              <w:t>Platform price basis</w:t>
+            </w:r>
+          </w:p>
+        </w:tc>
+        <w:tc>
+          <w:tcPr>
+            <w:tcW w:type="dxa" w:w="1100"/>
+            <w:shd w:val="clear" w:color="auto" w:fill="F2F2F2"/>
+          </w:tcPr>
+          <w:p>
+            <w:pPr>
+              <w:spacing w:after="0" w:before="0"/>
+            </w:pPr>
+            <w:r>
+              <w:rPr>
+                <w:rFonts w:ascii="Arial" w:hAnsi="Arial"/>
+                <w:b w:val="0"/>
+                <w:sz w:val="17"/>
+              </w:rPr>
+              <w:t>Platform B: established multi-port (purchase)</w:t>
+            </w:r>
+          </w:p>
+        </w:tc>
+        <w:tc>
+          <w:tcPr>
+            <w:tcW w:type="dxa" w:w="2926"/>
+            <w:shd w:val="clear" w:color="auto" w:fill="F2F2F2"/>
+          </w:tcPr>
+          <w:p>
+            <w:pPr>
+              <w:spacing w:after="0" w:before="0"/>
+            </w:pPr>
+            <w:r>
+              <w:rPr>
+                <w:rFonts w:ascii="Arial" w:hAnsi="Arial"/>
+                <w:b w:val="0"/>
+                <w:sz w:val="17"/>
+              </w:rPr>
+              <w:t>Capital from a published NHS trust business case (May 2026; reference to be re-confirmed). Of the same order as an earlier NHS full business case (about £2 million capital and £150,000 maintenance a year). Instruments: US single-centre average about $1,500 per case</w:t>
+            </w:r>
+          </w:p>
+        </w:tc>
+        <w:tc>
+          <w:tcPr>
+            <w:tcW w:type="dxa" w:w="1100"/>
+            <w:shd w:val="clear" w:color="auto" w:fill="F2F2F2"/>
+          </w:tcPr>
+          <w:p>
+            <w:pPr>
+              <w:spacing w:after="0" w:before="0"/>
+            </w:pPr>
+            <w:r>
+              <w:rPr>
+                <w:rFonts w:ascii="Arial" w:hAnsi="Arial"/>
+                <w:b w:val="0"/>
+                <w:sz w:val="17"/>
+              </w:rPr>
+              <w:t>Partly sourced</w:t>
+            </w:r>
+          </w:p>
+        </w:tc>
+        <w:tc>
+          <w:tcPr>
+            <w:tcW w:type="dxa" w:w="1400"/>
+            <w:shd w:val="clear" w:color="auto" w:fill="F2F2F2"/>
+          </w:tcPr>
+          <w:p>
+            <w:pPr>
+              <w:spacing w:after="0" w:before="0"/>
+            </w:pPr>
+            <w:r>
+              <w:rPr>
+                <w:rFonts w:ascii="Arial" w:hAnsi="Arial"/>
+                <w:b w:val="0"/>
+                <w:sz w:val="17"/>
+                <w:highlight w:val="yellow"/>
+              </w:rPr>
+              <w:t>[Procurement lead]</w:t>
+            </w:r>
+          </w:p>
+        </w:tc>
+      </w:tr>
+      <w:tr>
+        <w:tc>
+          <w:tcPr>
+            <w:tcW w:type="dxa" w:w="2500"/>
+          </w:tcPr>
+          <w:p>
+            <w:pPr>
+              <w:spacing w:after="0" w:before="0"/>
+            </w:pPr>
+            <w:r>
+              <w:rPr>
+                <w:rFonts w:ascii="Arial" w:hAnsi="Arial"/>
+                <w:b w:val="0"/>
+                <w:sz w:val="17"/>
+              </w:rPr>
+              <w:t>Instrument price per case</w:t>
+            </w:r>
+          </w:p>
+        </w:tc>
+        <w:tc>
+          <w:tcPr>
+            <w:tcW w:type="dxa" w:w="1100"/>
+          </w:tcPr>
+          <w:p>
+            <w:pPr>
+              <w:spacing w:after="0" w:before="0"/>
+            </w:pPr>
+            <w:r>
+              <w:rPr>
+                <w:rFonts w:ascii="Arial" w:hAnsi="Arial"/>
+                <w:b w:val="0"/>
+                <w:sz w:val="17"/>
+              </w:rPr>
+              <w:t>£1,275</w:t>
+            </w:r>
+          </w:p>
+        </w:tc>
+        <w:tc>
+          <w:tcPr>
+            <w:tcW w:type="dxa" w:w="2926"/>
+          </w:tcPr>
+          <w:p>
+            <w:pPr>
+              <w:spacing w:after="0" w:before="0"/>
+            </w:pPr>
+            <w:r>
+              <w:rPr>
+                <w:rFonts w:ascii="Arial" w:hAnsi="Arial"/>
+                <w:b w:val="0"/>
+                <w:sz w:val="17"/>
+              </w:rPr>
+              <w:t>US single-centre average about $1,500 per case; single-port extra $1,170 to $1,820 (AUA 2022 abstract MP32-10)</w:t>
+            </w:r>
+          </w:p>
+        </w:tc>
+        <w:tc>
+          <w:tcPr>
+            <w:tcW w:type="dxa" w:w="1100"/>
+          </w:tcPr>
+          <w:p>
+            <w:pPr>
+              <w:spacing w:after="0" w:before="0"/>
+            </w:pPr>
+            <w:r>
+              <w:rPr>
+                <w:rFonts w:ascii="Arial" w:hAnsi="Arial"/>
+                <w:b w:val="0"/>
+                <w:sz w:val="17"/>
+              </w:rPr>
+              <w:t>Placeholder</w:t>
+            </w:r>
+          </w:p>
+        </w:tc>
+        <w:tc>
+          <w:tcPr>
+            <w:tcW w:type="dxa" w:w="1400"/>
+          </w:tcPr>
+          <w:p>
+            <w:pPr>
+              <w:spacing w:after="0" w:before="0"/>
+            </w:pPr>
+            <w:r>
+              <w:rPr>
+                <w:rFonts w:ascii="Arial" w:hAnsi="Arial"/>
+                <w:b w:val="0"/>
+                <w:sz w:val="17"/>
+                <w:highlight w:val="yellow"/>
+              </w:rPr>
+              <w:t>[Procurement lead]</w:t>
+            </w:r>
+          </w:p>
+        </w:tc>
+      </w:tr>
+      <w:tr>
+        <w:tc>
+          <w:tcPr>
+            <w:tcW w:type="dxa" w:w="2500"/>
+            <w:shd w:val="clear" w:color="auto" w:fill="F2F2F2"/>
+          </w:tcPr>
+          <w:p>
+            <w:pPr>
+              <w:spacing w:after="0" w:before="0"/>
+            </w:pPr>
+            <w:r>
+              <w:rPr>
+                <w:rFonts w:ascii="Arial" w:hAnsi="Arial"/>
+                <w:b w:val="0"/>
+                <w:sz w:val="17"/>
+              </w:rPr>
+              <w:t>Instrument discounts (15% standard, 30% volume)</w:t>
+            </w:r>
+          </w:p>
+        </w:tc>
+        <w:tc>
+          <w:tcPr>
+            <w:tcW w:type="dxa" w:w="1100"/>
+            <w:shd w:val="clear" w:color="auto" w:fill="F2F2F2"/>
+          </w:tcPr>
+          <w:p>
+            <w:pPr>
+              <w:spacing w:after="0" w:before="0"/>
+            </w:pPr>
+            <w:r>
+              <w:rPr>
+                <w:rFonts w:ascii="Arial" w:hAnsi="Arial"/>
+                <w:b w:val="0"/>
+                <w:sz w:val="17"/>
+              </w:rPr>
+              <w:t>15% and 30%</w:t>
+            </w:r>
+          </w:p>
+        </w:tc>
+        <w:tc>
+          <w:tcPr>
+            <w:tcW w:type="dxa" w:w="2926"/>
+            <w:shd w:val="clear" w:color="auto" w:fill="F2F2F2"/>
+          </w:tcPr>
+          <w:p>
+            <w:pPr>
+              <w:spacing w:after="0" w:before="0"/>
+            </w:pPr>
+            <w:r>
+              <w:rPr>
+                <w:rFonts w:ascii="Arial" w:hAnsi="Arial"/>
+                <w:b w:val="0"/>
+                <w:sz w:val="17"/>
+              </w:rPr>
+              <w:t>None found</w:t>
+            </w:r>
+          </w:p>
+        </w:tc>
+        <w:tc>
+          <w:tcPr>
+            <w:tcW w:type="dxa" w:w="1100"/>
+            <w:shd w:val="clear" w:color="auto" w:fill="F2F2F2"/>
+          </w:tcPr>
+          <w:p>
+            <w:pPr>
+              <w:spacing w:after="0" w:before="0"/>
+            </w:pPr>
+            <w:r>
+              <w:rPr>
+                <w:rFonts w:ascii="Arial" w:hAnsi="Arial"/>
+                <w:b w:val="0"/>
+                <w:sz w:val="17"/>
+              </w:rPr>
+              <w:t>Placeholder</w:t>
+            </w:r>
+          </w:p>
+        </w:tc>
+        <w:tc>
+          <w:tcPr>
+            <w:tcW w:type="dxa" w:w="1400"/>
+            <w:shd w:val="clear" w:color="auto" w:fill="F2F2F2"/>
+          </w:tcPr>
+          <w:p>
+            <w:pPr>
+              <w:spacing w:after="0" w:before="0"/>
+            </w:pPr>
+            <w:r>
+              <w:rPr>
+                <w:rFonts w:ascii="Arial" w:hAnsi="Arial"/>
+                <w:b w:val="0"/>
+                <w:sz w:val="17"/>
+                <w:highlight w:val="yellow"/>
+              </w:rPr>
+              <w:t>[Procurement lead]</w:t>
+            </w:r>
+          </w:p>
+        </w:tc>
+      </w:tr>
+      <w:tr>
+        <w:tc>
+          <w:tcPr>
+            <w:tcW w:type="dxa" w:w="2500"/>
+          </w:tcPr>
+          <w:p>
+            <w:pPr>
+              <w:spacing w:after="0" w:before="0"/>
+            </w:pPr>
+            <w:r>
+              <w:rPr>
+                <w:rFonts w:ascii="Arial" w:hAnsi="Arial"/>
+                <w:b w:val="0"/>
+                <w:sz w:val="17"/>
+              </w:rPr>
+              <w:t>Sessions per robot per week; operating weeks</w:t>
+            </w:r>
+          </w:p>
+        </w:tc>
+        <w:tc>
+          <w:tcPr>
+            <w:tcW w:type="dxa" w:w="1100"/>
+          </w:tcPr>
+          <w:p>
+            <w:pPr>
+              <w:spacing w:after="0" w:before="0"/>
+            </w:pPr>
+            <w:r>
+              <w:rPr>
+                <w:rFonts w:ascii="Arial" w:hAnsi="Arial"/>
+                <w:b w:val="0"/>
+                <w:sz w:val="17"/>
+              </w:rPr>
+              <w:t>9; 45</w:t>
+            </w:r>
+          </w:p>
+        </w:tc>
+        <w:tc>
+          <w:tcPr>
+            <w:tcW w:type="dxa" w:w="2926"/>
+          </w:tcPr>
+          <w:p>
+            <w:pPr>
+              <w:spacing w:after="0" w:before="0"/>
+            </w:pPr>
+            <w:r>
+              <w:rPr>
+                <w:rFonts w:ascii="Arial" w:hAnsi="Arial"/>
+                <w:b w:val="0"/>
+                <w:sz w:val="17"/>
+              </w:rPr>
+              <w:t>Programmes should be fully used on all working days (GIRFT 2025)</w:t>
+            </w:r>
+          </w:p>
+        </w:tc>
+        <w:tc>
+          <w:tcPr>
+            <w:tcW w:type="dxa" w:w="1100"/>
+          </w:tcPr>
+          <w:p>
+            <w:pPr>
+              <w:spacing w:after="0" w:before="0"/>
+            </w:pPr>
+            <w:r>
+              <w:rPr>
+                <w:rFonts w:ascii="Arial" w:hAnsi="Arial"/>
+                <w:b w:val="0"/>
+                <w:sz w:val="17"/>
+              </w:rPr>
+              <w:t>Assumption</w:t>
+            </w:r>
+          </w:p>
+        </w:tc>
+        <w:tc>
+          <w:tcPr>
+            <w:tcW w:type="dxa" w:w="1400"/>
+          </w:tcPr>
+          <w:p>
+            <w:pPr>
+              <w:spacing w:after="0" w:before="0"/>
+            </w:pPr>
+            <w:r>
+              <w:rPr>
+                <w:rFonts w:ascii="Arial" w:hAnsi="Arial"/>
+                <w:b w:val="0"/>
+                <w:sz w:val="17"/>
+                <w:highlight w:val="yellow"/>
+              </w:rPr>
+              <w:t>[Senior responsible owner]</w:t>
+            </w:r>
+          </w:p>
+        </w:tc>
+      </w:tr>
+      <w:tr>
+        <w:tc>
+          <w:tcPr>
+            <w:tcW w:type="dxa" w:w="2500"/>
+            <w:shd w:val="clear" w:color="auto" w:fill="F2F2F2"/>
+          </w:tcPr>
+          <w:p>
+            <w:pPr>
+              <w:spacing w:after="0" w:before="0"/>
+            </w:pPr>
+            <w:r>
+              <w:rPr>
+                <w:rFonts w:ascii="Arial" w:hAnsi="Arial"/>
+                <w:b w:val="0"/>
+                <w:sz w:val="17"/>
+              </w:rPr>
+              <w:t>Utilisation ramp (years 1 to 5)</w:t>
+            </w:r>
+          </w:p>
+        </w:tc>
+        <w:tc>
+          <w:tcPr>
+            <w:tcW w:type="dxa" w:w="1100"/>
+            <w:shd w:val="clear" w:color="auto" w:fill="F2F2F2"/>
+          </w:tcPr>
+          <w:p>
+            <w:pPr>
+              <w:spacing w:after="0" w:before="0"/>
+            </w:pPr>
+            <w:r>
+              <w:rPr>
+                <w:rFonts w:ascii="Arial" w:hAnsi="Arial"/>
+                <w:b w:val="0"/>
+                <w:sz w:val="17"/>
+              </w:rPr>
+              <w:t>70%, 90%, 100%, 100%, 100%</w:t>
+            </w:r>
+          </w:p>
+        </w:tc>
+        <w:tc>
+          <w:tcPr>
+            <w:tcW w:type="dxa" w:w="2926"/>
+            <w:shd w:val="clear" w:color="auto" w:fill="F2F2F2"/>
+          </w:tcPr>
+          <w:p>
+            <w:pPr>
+              <w:spacing w:after="0" w:before="0"/>
+            </w:pPr>
+            <w:r>
+              <w:rPr>
+                <w:rFonts w:ascii="Arial" w:hAnsi="Arial"/>
+                <w:b w:val="0"/>
+                <w:sz w:val="17"/>
+              </w:rPr>
+              <w:t>None found</w:t>
+            </w:r>
+          </w:p>
+        </w:tc>
+        <w:tc>
+          <w:tcPr>
+            <w:tcW w:type="dxa" w:w="1100"/>
+            <w:shd w:val="clear" w:color="auto" w:fill="F2F2F2"/>
+          </w:tcPr>
+          <w:p>
+            <w:pPr>
+              <w:spacing w:after="0" w:before="0"/>
+            </w:pPr>
+            <w:r>
+              <w:rPr>
+                <w:rFonts w:ascii="Arial" w:hAnsi="Arial"/>
+                <w:b w:val="0"/>
+                <w:sz w:val="17"/>
+              </w:rPr>
+              <w:t>Assumption</w:t>
+            </w:r>
+          </w:p>
+        </w:tc>
+        <w:tc>
+          <w:tcPr>
+            <w:tcW w:type="dxa" w:w="1400"/>
+            <w:shd w:val="clear" w:color="auto" w:fill="F2F2F2"/>
+          </w:tcPr>
+          <w:p>
+            <w:pPr>
+              <w:spacing w:after="0" w:before="0"/>
+            </w:pPr>
+            <w:r>
+              <w:rPr>
+                <w:rFonts w:ascii="Arial" w:hAnsi="Arial"/>
+                <w:b w:val="0"/>
+                <w:sz w:val="17"/>
+                <w:highlight w:val="yellow"/>
+              </w:rPr>
+              <w:t>[Senior responsible owner]</w:t>
+            </w:r>
+          </w:p>
+        </w:tc>
+      </w:tr>
+      <w:tr>
+        <w:tc>
+          <w:tcPr>
+            <w:tcW w:type="dxa" w:w="2500"/>
+          </w:tcPr>
+          <w:p>
+            <w:pPr>
+              <w:spacing w:after="0" w:before="0"/>
+            </w:pPr>
+            <w:r>
+              <w:rPr>
+                <w:rFonts w:ascii="Arial" w:hAnsi="Arial"/>
+                <w:b w:val="0"/>
+                <w:sz w:val="17"/>
+              </w:rPr>
+              <w:t>Learning curve on benefits (years 1 to 5)</w:t>
+            </w:r>
+          </w:p>
+        </w:tc>
+        <w:tc>
+          <w:tcPr>
+            <w:tcW w:type="dxa" w:w="1100"/>
+          </w:tcPr>
+          <w:p>
+            <w:pPr>
+              <w:spacing w:after="0" w:before="0"/>
+            </w:pPr>
+            <w:r>
+              <w:rPr>
+                <w:rFonts w:ascii="Arial" w:hAnsi="Arial"/>
+                <w:b w:val="0"/>
+                <w:sz w:val="17"/>
+              </w:rPr>
+              <w:t>75%, 90%, 100%, 100%, 100%</w:t>
+            </w:r>
+          </w:p>
+        </w:tc>
+        <w:tc>
+          <w:tcPr>
+            <w:tcW w:type="dxa" w:w="2926"/>
+          </w:tcPr>
+          <w:p>
+            <w:pPr>
+              <w:spacing w:after="0" w:before="0"/>
+            </w:pPr>
+            <w:r>
+              <w:rPr>
+                <w:rFonts w:ascii="Arial" w:hAnsi="Arial"/>
+                <w:b w:val="0"/>
+                <w:sz w:val="17"/>
+              </w:rPr>
+              <w:t>None found</w:t>
+            </w:r>
+          </w:p>
+        </w:tc>
+        <w:tc>
+          <w:tcPr>
+            <w:tcW w:type="dxa" w:w="1100"/>
+          </w:tcPr>
+          <w:p>
+            <w:pPr>
+              <w:spacing w:after="0" w:before="0"/>
+            </w:pPr>
+            <w:r>
+              <w:rPr>
+                <w:rFonts w:ascii="Arial" w:hAnsi="Arial"/>
+                <w:b w:val="0"/>
+                <w:sz w:val="17"/>
+              </w:rPr>
+              <w:t>Assumption</w:t>
+            </w:r>
+          </w:p>
+        </w:tc>
+        <w:tc>
+          <w:tcPr>
+            <w:tcW w:type="dxa" w:w="1400"/>
+          </w:tcPr>
+          <w:p>
+            <w:pPr>
+              <w:spacing w:after="0" w:before="0"/>
+            </w:pPr>
+            <w:r>
+              <w:rPr>
+                <w:rFonts w:ascii="Arial" w:hAnsi="Arial"/>
+                <w:b w:val="0"/>
+                <w:sz w:val="17"/>
+                <w:highlight w:val="yellow"/>
+              </w:rPr>
+              <w:t>[Senior responsible owner]</w:t>
+            </w:r>
+          </w:p>
+        </w:tc>
+      </w:tr>
+      <w:tr>
+        <w:tc>
+          <w:tcPr>
+            <w:tcW w:type="dxa" w:w="2500"/>
+            <w:shd w:val="clear" w:color="auto" w:fill="F2F2F2"/>
+          </w:tcPr>
+          <w:p>
+            <w:pPr>
+              <w:spacing w:after="0" w:before="0"/>
+            </w:pPr>
+            <w:r>
+              <w:rPr>
+                <w:rFonts w:ascii="Arial" w:hAnsi="Arial"/>
+                <w:b w:val="0"/>
+                <w:sz w:val="17"/>
+              </w:rPr>
+              <w:t>Implementation, training and proctoring per robot</w:t>
+            </w:r>
+          </w:p>
+        </w:tc>
+        <w:tc>
+          <w:tcPr>
+            <w:tcW w:type="dxa" w:w="1100"/>
+            <w:shd w:val="clear" w:color="auto" w:fill="F2F2F2"/>
+          </w:tcPr>
+          <w:p>
+            <w:pPr>
+              <w:spacing w:after="0" w:before="0"/>
+            </w:pPr>
+            <w:r>
+              <w:rPr>
+                <w:rFonts w:ascii="Arial" w:hAnsi="Arial"/>
+                <w:b w:val="0"/>
+                <w:sz w:val="17"/>
+              </w:rPr>
+              <w:t>£75,000</w:t>
+            </w:r>
+          </w:p>
+        </w:tc>
+        <w:tc>
+          <w:tcPr>
+            <w:tcW w:type="dxa" w:w="2926"/>
+            <w:shd w:val="clear" w:color="auto" w:fill="F2F2F2"/>
+          </w:tcPr>
+          <w:p>
+            <w:pPr>
+              <w:spacing w:after="0" w:before="0"/>
+            </w:pPr>
+            <w:r>
+              <w:rPr>
+                <w:rFonts w:ascii="Arial" w:hAnsi="Arial"/>
+                <w:b w:val="0"/>
+                <w:sz w:val="17"/>
+              </w:rPr>
+              <w:t>None found; GIRFT 2025 asks the business case to consider proctoring arrangements, including funding</w:t>
+            </w:r>
+          </w:p>
+        </w:tc>
+        <w:tc>
+          <w:tcPr>
+            <w:tcW w:type="dxa" w:w="1100"/>
+            <w:shd w:val="clear" w:color="auto" w:fill="F2F2F2"/>
+          </w:tcPr>
+          <w:p>
+            <w:pPr>
+              <w:spacing w:after="0" w:before="0"/>
+            </w:pPr>
+            <w:r>
+              <w:rPr>
+                <w:rFonts w:ascii="Arial" w:hAnsi="Arial"/>
+                <w:b w:val="0"/>
+                <w:sz w:val="17"/>
+              </w:rPr>
+              <w:t>Placeholder</w:t>
+            </w:r>
+          </w:p>
+        </w:tc>
+        <w:tc>
+          <w:tcPr>
+            <w:tcW w:type="dxa" w:w="1400"/>
+            <w:shd w:val="clear" w:color="auto" w:fill="F2F2F2"/>
+          </w:tcPr>
+          <w:p>
+            <w:pPr>
+              <w:spacing w:after="0" w:before="0"/>
+            </w:pPr>
+            <w:r>
+              <w:rPr>
+                <w:rFonts w:ascii="Arial" w:hAnsi="Arial"/>
+                <w:b w:val="0"/>
+                <w:sz w:val="17"/>
+                <w:highlight w:val="yellow"/>
+              </w:rPr>
+              <w:t>[Senior responsible owner]</w:t>
+            </w:r>
+          </w:p>
+        </w:tc>
+      </w:tr>
+      <w:tr>
+        <w:tc>
+          <w:tcPr>
+            <w:tcW w:type="dxa" w:w="2500"/>
+          </w:tcPr>
+          <w:p>
+            <w:pPr>
+              <w:spacing w:after="0" w:before="0"/>
+            </w:pPr>
+            <w:r>
+              <w:rPr>
+                <w:rFonts w:ascii="Arial" w:hAnsi="Arial"/>
+                <w:b w:val="0"/>
+                <w:sz w:val="17"/>
+              </w:rPr>
+              <w:t>Theatre works per robot (one-off)</w:t>
+            </w:r>
+          </w:p>
+        </w:tc>
+        <w:tc>
+          <w:tcPr>
+            <w:tcW w:type="dxa" w:w="1100"/>
+          </w:tcPr>
+          <w:p>
+            <w:pPr>
+              <w:spacing w:after="0" w:before="0"/>
+            </w:pPr>
+            <w:r>
+              <w:rPr>
+                <w:rFonts w:ascii="Arial" w:hAnsi="Arial"/>
+                <w:b w:val="0"/>
+                <w:sz w:val="17"/>
+              </w:rPr>
+              <w:t>£50,000</w:t>
+            </w:r>
+          </w:p>
+        </w:tc>
+        <w:tc>
+          <w:tcPr>
+            <w:tcW w:type="dxa" w:w="2926"/>
+          </w:tcPr>
+          <w:p>
+            <w:pPr>
+              <w:spacing w:after="0" w:before="0"/>
+            </w:pPr>
+            <w:r>
+              <w:rPr>
+                <w:rFonts w:ascii="Arial" w:hAnsi="Arial"/>
+                <w:b w:val="0"/>
+                <w:sz w:val="17"/>
+              </w:rPr>
+              <w:t>None found</w:t>
+            </w:r>
+          </w:p>
+        </w:tc>
+        <w:tc>
+          <w:tcPr>
+            <w:tcW w:type="dxa" w:w="1100"/>
+          </w:tcPr>
+          <w:p>
+            <w:pPr>
+              <w:spacing w:after="0" w:before="0"/>
+            </w:pPr>
+            <w:r>
+              <w:rPr>
+                <w:rFonts w:ascii="Arial" w:hAnsi="Arial"/>
+                <w:b w:val="0"/>
+                <w:sz w:val="17"/>
+              </w:rPr>
+              <w:t>Placeholder</w:t>
+            </w:r>
+          </w:p>
+        </w:tc>
+        <w:tc>
+          <w:tcPr>
+            <w:tcW w:type="dxa" w:w="1400"/>
+          </w:tcPr>
+          <w:p>
+            <w:pPr>
+              <w:spacing w:after="0" w:before="0"/>
+            </w:pPr>
+            <w:r>
+              <w:rPr>
+                <w:rFonts w:ascii="Arial" w:hAnsi="Arial"/>
+                <w:b w:val="0"/>
+                <w:sz w:val="17"/>
+                <w:highlight w:val="yellow"/>
+              </w:rPr>
+              <w:t>[Estates lead]</w:t>
+            </w:r>
+          </w:p>
+        </w:tc>
+      </w:tr>
+      <w:tr>
+        <w:tc>
+          <w:tcPr>
+            <w:tcW w:type="dxa" w:w="2500"/>
+            <w:shd w:val="clear" w:color="auto" w:fill="F2F2F2"/>
+          </w:tcPr>
+          <w:p>
+            <w:pPr>
+              <w:spacing w:after="0" w:before="0"/>
+            </w:pPr>
+            <w:r>
+              <w:rPr>
+                <w:rFonts w:ascii="Arial" w:hAnsi="Arial"/>
+                <w:b w:val="0"/>
+                <w:sz w:val="17"/>
+              </w:rPr>
+              <w:t>Surgical first assistant or care practitioner</w:t>
+            </w:r>
+          </w:p>
+        </w:tc>
+        <w:tc>
+          <w:tcPr>
+            <w:tcW w:type="dxa" w:w="1100"/>
+            <w:shd w:val="clear" w:color="auto" w:fill="F2F2F2"/>
+          </w:tcPr>
+          <w:p>
+            <w:pPr>
+              <w:spacing w:after="0" w:before="0"/>
+            </w:pPr>
+            <w:r>
+              <w:rPr>
+                <w:rFonts w:ascii="Arial" w:hAnsi="Arial"/>
+                <w:b w:val="0"/>
+                <w:sz w:val="17"/>
+              </w:rPr>
+              <w:t>1 WTE per robot at £60,000</w:t>
+            </w:r>
+          </w:p>
+        </w:tc>
+        <w:tc>
+          <w:tcPr>
+            <w:tcW w:type="dxa" w:w="2926"/>
+            <w:shd w:val="clear" w:color="auto" w:fill="F2F2F2"/>
+          </w:tcPr>
+          <w:p>
+            <w:pPr>
+              <w:spacing w:after="0" w:before="0"/>
+            </w:pPr>
+            <w:r>
+              <w:rPr>
+                <w:rFonts w:ascii="Arial" w:hAnsi="Arial"/>
+                <w:b w:val="0"/>
+                <w:sz w:val="17"/>
+              </w:rPr>
+              <w:t>NHS England and GIRFT, Implementation of robotic-assisted surgery in England, July 2025 (provision should be built into the business case); cost is a placeholder</w:t>
+            </w:r>
+          </w:p>
+        </w:tc>
+        <w:tc>
+          <w:tcPr>
+            <w:tcW w:type="dxa" w:w="1100"/>
+            <w:shd w:val="clear" w:color="auto" w:fill="F2F2F2"/>
+          </w:tcPr>
+          <w:p>
+            <w:pPr>
+              <w:spacing w:after="0" w:before="0"/>
+            </w:pPr>
+            <w:r>
+              <w:rPr>
+                <w:rFonts w:ascii="Arial" w:hAnsi="Arial"/>
+                <w:b w:val="0"/>
+                <w:sz w:val="17"/>
+              </w:rPr>
+              <w:t>Partly sourced</w:t>
+            </w:r>
+          </w:p>
+        </w:tc>
+        <w:tc>
+          <w:tcPr>
+            <w:tcW w:type="dxa" w:w="1400"/>
+            <w:shd w:val="clear" w:color="auto" w:fill="F2F2F2"/>
+          </w:tcPr>
+          <w:p>
+            <w:pPr>
+              <w:spacing w:after="0" w:before="0"/>
+            </w:pPr>
+            <w:r>
+              <w:rPr>
+                <w:rFonts w:ascii="Arial" w:hAnsi="Arial"/>
+                <w:b w:val="0"/>
+                <w:sz w:val="17"/>
+                <w:highlight w:val="yellow"/>
+              </w:rPr>
+              <w:t>[Theatres lead]</w:t>
+            </w:r>
+          </w:p>
+        </w:tc>
+      </w:tr>
+      <w:tr>
+        <w:tc>
+          <w:tcPr>
+            <w:tcW w:type="dxa" w:w="2500"/>
+          </w:tcPr>
+          <w:p>
+            <w:pPr>
+              <w:spacing w:after="0" w:before="0"/>
+            </w:pPr>
+            <w:r>
+              <w:rPr>
+                <w:rFonts w:ascii="Arial" w:hAnsi="Arial"/>
+                <w:b w:val="0"/>
+                <w:sz w:val="17"/>
+              </w:rPr>
+              <w:t>Robotic cases per robot per year: advisory level</w:t>
+            </w:r>
+          </w:p>
+        </w:tc>
+        <w:tc>
+          <w:tcPr>
+            <w:tcW w:type="dxa" w:w="1100"/>
+          </w:tcPr>
+          <w:p>
+            <w:pPr>
+              <w:spacing w:after="0" w:before="0"/>
+            </w:pPr>
+            <w:r>
+              <w:rPr>
+                <w:rFonts w:ascii="Arial" w:hAnsi="Arial"/>
+                <w:b w:val="0"/>
+                <w:sz w:val="17"/>
+              </w:rPr>
               <w:t>700</w:t>
             </w:r>
           </w:p>
@@ -21824,7 +24643,7 @@
                 <w:b w:val="0"/>
                 <w:sz w:val="17"/>
               </w:rPr>
-              <w:t>Project team decision (hard cap)</w:t>
+              <w:t>Project team decision (amber guardrail above this level, not a cut)</w:t>
             </w:r>
           </w:p>
         </w:tc>
